--- a/(e)CRF/Per visite/V4 - Opvolgvisite/33_Vervanging voetorthese of sensor.docx
+++ b/(e)CRF/Per visite/V4 - Opvolgvisite/33_Vervanging voetorthese of sensor.docx
@@ -1508,9 +1508,6 @@
       <w:pPr>
         <w:spacing w:after="0" w:line="240" w:lineRule="auto"/>
       </w:pPr>
-      <w:r>
-        <w:separator/>
-      </w:r>
     </w:p>
   </w:endnote>
   <w:endnote w:type="continuationSeparator" w:id="0">
@@ -1518,9 +1515,6 @@
       <w:pPr>
         <w:spacing w:after="0" w:line="240" w:lineRule="auto"/>
       </w:pPr>
-      <w:r>
-        <w:continuationSeparator/>
-      </w:r>
     </w:p>
   </w:endnote>
 </w:endnotes>
@@ -1619,7 +1613,116 @@
   <w:p>
     <w:pPr>
       <w:pStyle w:val="Footer"/>
+      <w:jc w:val="center"/>
     </w:pPr>
+    <w:r>
+      <w:rPr>
+        <w:rFonts w:ascii="Arial" w:hAnsi="Arial" w:eastAsia="Arial" w:cs="Arial"/>
+        <w:b w:val="0"/>
+        <w:color w:val="59636E"/>
+        <w:sz w:val="18"/>
+      </w:rPr>
+      <w:t xml:space="preserve">Pagina </w:t>
+    </w:r>
+    <w:r>
+      <w:rPr>
+        <w:rFonts w:ascii="Arial" w:hAnsi="Arial" w:eastAsia="Arial" w:cs="Arial"/>
+        <w:b w:val="0"/>
+        <w:color w:val="59636E"/>
+        <w:sz w:val="18"/>
+      </w:rPr>
+      <w:fldChar w:fldCharType="begin"/>
+    </w:r>
+    <w:r>
+      <w:rPr>
+        <w:rFonts w:ascii="Arial" w:hAnsi="Arial" w:eastAsia="Arial" w:cs="Arial"/>
+        <w:b w:val="0"/>
+        <w:color w:val="59636E"/>
+        <w:sz w:val="18"/>
+      </w:rPr>
+      <w:instrText xml:space="preserve"> PAGE </w:instrText>
+    </w:r>
+    <w:r>
+      <w:rPr>
+        <w:rFonts w:ascii="Arial" w:hAnsi="Arial" w:eastAsia="Arial" w:cs="Arial"/>
+        <w:b w:val="0"/>
+        <w:color w:val="59636E"/>
+        <w:sz w:val="18"/>
+      </w:rPr>
+      <w:fldChar w:fldCharType="separate"/>
+    </w:r>
+    <w:r>
+      <w:rPr>
+        <w:rFonts w:ascii="Arial" w:hAnsi="Arial" w:eastAsia="Arial" w:cs="Arial"/>
+        <w:b w:val="0"/>
+        <w:color w:val="59636E"/>
+        <w:sz w:val="18"/>
+      </w:rPr>
+      <w:t>1</w:t>
+    </w:r>
+    <w:r>
+      <w:rPr>
+        <w:rFonts w:ascii="Arial" w:hAnsi="Arial" w:eastAsia="Arial" w:cs="Arial"/>
+        <w:b w:val="0"/>
+        <w:color w:val="59636E"/>
+        <w:sz w:val="18"/>
+      </w:rPr>
+      <w:fldChar w:fldCharType="end"/>
+    </w:r>
+    <w:r>
+      <w:rPr>
+        <w:rFonts w:ascii="Arial" w:hAnsi="Arial" w:eastAsia="Arial" w:cs="Arial"/>
+        <w:b w:val="0"/>
+        <w:color w:val="59636E"/>
+        <w:sz w:val="18"/>
+      </w:rPr>
+      <w:t xml:space="preserve"> van </w:t>
+    </w:r>
+    <w:r>
+      <w:rPr>
+        <w:rFonts w:ascii="Arial" w:hAnsi="Arial" w:eastAsia="Arial" w:cs="Arial"/>
+        <w:b w:val="0"/>
+        <w:color w:val="59636E"/>
+        <w:sz w:val="18"/>
+      </w:rPr>
+      <w:fldChar w:fldCharType="begin"/>
+    </w:r>
+    <w:r>
+      <w:rPr>
+        <w:rFonts w:ascii="Arial" w:hAnsi="Arial" w:eastAsia="Arial" w:cs="Arial"/>
+        <w:b w:val="0"/>
+        <w:color w:val="59636E"/>
+        <w:sz w:val="18"/>
+      </w:rPr>
+      <w:instrText xml:space="preserve"> NUMPAGES </w:instrText>
+    </w:r>
+    <w:r>
+      <w:rPr>
+        <w:rFonts w:ascii="Arial" w:hAnsi="Arial" w:eastAsia="Arial" w:cs="Arial"/>
+        <w:b w:val="0"/>
+        <w:color w:val="59636E"/>
+        <w:sz w:val="18"/>
+      </w:rPr>
+      <w:fldChar w:fldCharType="separate"/>
+    </w:r>
+    <w:r>
+      <w:rPr>
+        <w:rFonts w:ascii="Arial" w:hAnsi="Arial" w:eastAsia="Arial" w:cs="Arial"/>
+        <w:b w:val="0"/>
+        <w:color w:val="59636E"/>
+        <w:sz w:val="18"/>
+      </w:rPr>
+      <w:t>1</w:t>
+    </w:r>
+    <w:r>
+      <w:rPr>
+        <w:rFonts w:ascii="Arial" w:hAnsi="Arial" w:eastAsia="Arial" w:cs="Arial"/>
+        <w:b w:val="0"/>
+        <w:color w:val="59636E"/>
+        <w:sz w:val="18"/>
+      </w:rPr>
+      <w:fldChar w:fldCharType="end"/>
+    </w:r>
   </w:p>
 </w:ftr>
 </file>
@@ -1641,9 +1744,6 @@
       <w:pPr>
         <w:spacing w:after="0" w:line="240" w:lineRule="auto"/>
       </w:pPr>
-      <w:r>
-        <w:separator/>
-      </w:r>
     </w:p>
   </w:footnote>
   <w:footnote w:type="continuationSeparator" w:id="0">
@@ -1651,9 +1751,6 @@
       <w:pPr>
         <w:spacing w:after="0" w:line="240" w:lineRule="auto"/>
       </w:pPr>
-      <w:r>
-        <w:continuationSeparator/>
-      </w:r>
     </w:p>
   </w:footnote>
 </w:footnotes>
@@ -1674,6 +1771,7 @@
   <w:p>
     <w:pPr>
       <w:pStyle w:val="Header"/>
+      <w:jc w:val="left"/>
       <w:rPr>
         <w:color w:val="000000" w:themeColor="text1"/>
         <w:sz w:val="18"/>
@@ -1684,35 +1782,13 @@
     <w:r>
       <w:rPr>
         <w:rFonts w:ascii="Arial" w:hAnsi="Arial" w:cs="Arial" w:eastAsia="Arial"/>
-        <w:color w:val="000000" w:themeColor="text1"/>
+        <w:b w:val="0"/>
+        <w:color w:val="59636E"/>
+        <w:sz w:val="18"/>
         <w:lang w:val="nl-BE"/>
       </w:rPr>
-      <w:t>Vervanging Steunzolen (3-maandelijks) + Integratie Sensor</w:t>
+      <w:t>PARADISE (S71769) — eCRF 33: Vervanging voetorthese of sensor</w:t>
     </w:r>
-    <w:r>
-      <w:rPr>
-        <w:rFonts w:ascii="Arial" w:hAnsi="Arial" w:cs="Arial" w:eastAsia="Arial"/>
-        <w:color w:val="000000" w:themeColor="text1"/>
-        <w:lang w:val="nl-BE"/>
-      </w:rPr>
-      <w:tab/>
-    </w:r>
-    <w:r>
-      <w:rPr>
-        <w:rFonts w:ascii="Arial" w:hAnsi="Arial" w:cs="Arial" w:eastAsia="Arial"/>
-        <w:color w:val="000000" w:themeColor="text1"/>
-        <w:lang w:val="nl-BE"/>
-      </w:rPr>
-      <w:t>v.30_03_2026</w:t>
-    </w:r>
-  </w:p>
-  <w:p>
-    <w:pPr>
-      <w:pStyle w:val="Header"/>
-      <w:rPr>
-        <w:lang w:val="nl-BE"/>
-      </w:rPr>
-    </w:pPr>
   </w:p>
 </w:hdr>
 </file>

--- a/(e)CRF/Per visite/V4 - Opvolgvisite/33_Vervanging voetorthese of sensor.docx
+++ b/(e)CRF/Per visite/V4 - Opvolgvisite/33_Vervanging voetorthese of sensor.docx
@@ -1532,194 +1532,352 @@
 
 <file path=word/footer2.xml><?xml version="1.0" encoding="utf-8"?>
 <w:ftr xmlns:wpc="http://schemas.microsoft.com/office/word/2010/wordprocessingCanvas" xmlns:cx="http://schemas.microsoft.com/office/drawing/2014/chartex" xmlns:cx1="http://schemas.microsoft.com/office/drawing/2015/9/8/chartex" xmlns:cx2="http://schemas.microsoft.com/office/drawing/2015/10/21/chartex" xmlns:cx3="http://schemas.microsoft.com/office/drawing/2016/5/9/chartex" xmlns:cx4="http://schemas.microsoft.com/office/drawing/2016/5/10/chartex" xmlns:cx5="http://schemas.microsoft.com/office/drawing/2016/5/11/chartex" xmlns:cx6="http://schemas.microsoft.com/office/drawing/2016/5/12/chartex" xmlns:cx7="http://schemas.microsoft.com/office/drawing/2016/5/13/chartex" xmlns:cx8="http://schemas.microsoft.com/office/drawing/2016/5/14/chartex" xmlns:mc="http://schemas.openxmlformats.org/markup-compatibility/2006" xmlns:aink="http://schemas.microsoft.com/office/drawing/2016/ink" xmlns:am3d="http://schemas.microsoft.com/office/drawing/2017/model3d" xmlns:o="urn:schemas-microsoft-com:office:office" xmlns:oel="http://schemas.microsoft.com/office/2019/extlst" xmlns:r="http://schemas.openxmlformats.org/officeDocument/2006/relationships" xmlns:m="http://schemas.openxmlformats.org/officeDocument/2006/math" xmlns:v="urn:schemas-microsoft-com:vml" xmlns:wp14="http://schemas.microsoft.com/office/word/2010/wordprocessingDrawing" xmlns:wp="http://schemas.openxmlformats.org/drawingml/2006/wordprocessingDrawing" xmlns:w10="urn:schemas-microsoft-com:office:word" xmlns:w="http://schemas.openxmlformats.org/wordprocessingml/2006/main" xmlns:w14="http://schemas.microsoft.com/office/word/2010/wordml" xmlns:w15="http://schemas.microsoft.com/office/word/2012/wordml" xmlns:w16cex="http://schemas.microsoft.com/office/word/2018/wordml/cex" xmlns:w16cid="http://schemas.microsoft.com/office/word/2016/wordml/cid" xmlns:w16="http://schemas.microsoft.com/office/word/2018/wordml" xmlns:w16du="http://schemas.microsoft.com/office/word/2023/wordml/word16du" xmlns:w16sdtdh="http://schemas.microsoft.com/office/word/2020/wordml/sdtdatahash" xmlns:w16sdtfl="http://schemas.microsoft.com/office/word/2024/wordml/sdtformatlock" xmlns:w16se="http://schemas.microsoft.com/office/word/2015/wordml/symex" xmlns:wpg="http://schemas.microsoft.com/office/word/2010/wordprocessingGroup" xmlns:wpi="http://schemas.microsoft.com/office/word/2010/wordprocessingInk" xmlns:wne="http://schemas.microsoft.com/office/word/2006/wordml" xmlns:wps="http://schemas.microsoft.com/office/word/2010/wordprocessingShape" mc:Ignorable="w14 w15 w16se w16cid w16 w16cex w16sdtdh w16sdtfl w16du wp14">
-  <w:sdt>
-    <w:sdtPr>
-      <w:id w:val="1378973192"/>
-      <w:docPartObj>
-        <w:docPartGallery w:val="Page Numbers (Bottom of Page)"/>
-        <w:docPartUnique/>
-      </w:docPartObj>
-    </w:sdtPr>
-    <w:sdtEndPr>
-      <w:rPr>
-        <w:color w:val="7F7F7F" w:themeColor="background1" w:themeShade="7F"/>
-        <w:spacing w:val="60"/>
-      </w:rPr>
-    </w:sdtEndPr>
-    <w:sdtContent>
-      <w:p>
-        <w:pPr>
-          <w:pStyle w:val="Footer"/>
-          <w:pBdr>
-            <w:top w:val="single" w:color="D9D9D9" w:themeColor="background1" w:themeShade="D9" w:sz="4" w:space="1"/>
-          </w:pBdr>
-          <w:jc w:val="right"/>
-        </w:pPr>
-        <w:r>
-          <w:rPr>
-            <w:rFonts w:ascii="Calibri" w:hAnsi="Calibri" w:cs="Calibri"/>
-            <w:color w:val="000000" w:themeColor="text1"/>
-          </w:rPr>
-          <w:fldChar w:fldCharType="begin"/>
-        </w:r>
-        <w:r>
-          <w:rPr>
-            <w:rFonts w:ascii="Calibri" w:hAnsi="Calibri" w:cs="Calibri"/>
-            <w:color w:val="000000" w:themeColor="text1"/>
-          </w:rPr>
-          <w:instrText xml:space="preserve"> PAGE   \* MERGEFORMAT </w:instrText>
-        </w:r>
-        <w:r>
-          <w:rPr>
-            <w:rFonts w:ascii="Calibri" w:hAnsi="Calibri" w:cs="Calibri"/>
-            <w:color w:val="000000" w:themeColor="text1"/>
-          </w:rPr>
-          <w:fldChar w:fldCharType="separate"/>
-        </w:r>
-        <w:r>
-          <w:rPr>
-            <w:rFonts w:ascii="Calibri" w:hAnsi="Calibri" w:cs="Calibri"/>
-            <w:noProof/>
-            <w:color w:val="000000" w:themeColor="text1"/>
-          </w:rPr>
-          <w:t>2</w:t>
-        </w:r>
-        <w:r>
-          <w:rPr>
-            <w:rFonts w:ascii="Calibri" w:hAnsi="Calibri" w:cs="Calibri"/>
-            <w:noProof/>
-            <w:color w:val="000000" w:themeColor="text1"/>
-          </w:rPr>
-          <w:fldChar w:fldCharType="end"/>
-        </w:r>
-        <w:r>
-          <w:rPr>
-            <w:rFonts w:ascii="Calibri" w:hAnsi="Calibri" w:cs="Calibri"/>
-            <w:color w:val="000000" w:themeColor="text1"/>
-          </w:rPr>
-          <w:t xml:space="preserve"> | </w:t>
-        </w:r>
-        <w:r>
-          <w:rPr>
-            <w:rFonts w:ascii="Calibri" w:hAnsi="Calibri" w:cs="Calibri"/>
-            <w:color w:val="000000" w:themeColor="text1"/>
-            <w:spacing w:val="60"/>
-          </w:rPr>
-          <w:t>2</w:t>
-        </w:r>
-      </w:p>
-    </w:sdtContent>
-  </w:sdt>
   <w:p>
     <w:pPr>
-      <w:pStyle w:val="Footer"/>
-      <w:jc w:val="center"/>
+      <w:pBdr>
+        <w:top w:val="single" w:sz="6" w:space="6" w:color="C4CED8"/>
+      </w:pBdr>
     </w:pPr>
     <w:r>
       <w:rPr>
-        <w:rFonts w:ascii="Arial" w:hAnsi="Arial" w:eastAsia="Arial" w:cs="Arial"/>
-        <w:b w:val="0"/>
-        <w:color w:val="59636E"/>
-        <w:sz w:val="18"/>
-      </w:rPr>
-      <w:t xml:space="preserve">Pagina </w:t>
+        <w:noProof/>
+      </w:rPr>
+      <w:drawing>
+        <wp:anchor distT="0" distB="0" distL="114300" distR="114300" simplePos="0" relativeHeight="251659264" behindDoc="0" locked="0" layoutInCell="1" allowOverlap="1" wp14:anchorId="4A8142CD" wp14:editId="6CB4EA88">
+          <wp:simplePos x="0" y="0"/>
+          <wp:positionH relativeFrom="column">
+            <wp:posOffset>5527362</wp:posOffset>
+          </wp:positionH>
+          <wp:positionV relativeFrom="paragraph">
+            <wp:posOffset>66098</wp:posOffset>
+          </wp:positionV>
+          <wp:extent cx="1272540" cy="484505"/>
+          <wp:effectExtent l="0" t="0" r="3810" b="0"/>
+          <wp:wrapSquare wrapText="bothSides"/>
+          <wp:docPr id="1206673644" name="Afbeelding 7"/>
+          <wp:cNvGraphicFramePr>
+            <a:graphicFrameLocks xmlns:a="http://schemas.openxmlformats.org/drawingml/2006/main" noChangeAspect="1"/>
+          </wp:cNvGraphicFramePr>
+          <a:graphic xmlns:a="http://schemas.openxmlformats.org/drawingml/2006/main">
+            <a:graphicData uri="http://schemas.openxmlformats.org/drawingml/2006/picture">
+              <pic:pic xmlns:pic="http://schemas.openxmlformats.org/drawingml/2006/picture">
+                <pic:nvPicPr>
+                  <pic:cNvPr id="1340115081" name="Afbeelding 1340115081"/>
+                  <pic:cNvPicPr/>
+                </pic:nvPicPr>
+                <pic:blipFill rotWithShape="1">
+                  <a:blip r:embed="rIdTplImgC">
+                    <a:extLst>
+                      <a:ext uri="{28A0092B-C50C-407E-A947-70E740481C1C}">
+                        <a14:useLocalDpi xmlns:a14="http://schemas.microsoft.com/office/drawing/2010/main" val="0"/>
+                      </a:ext>
+                    </a:extLst>
+                  </a:blip>
+                  <a:srcRect l="8409" t="28983" b="36048"/>
+                  <a:stretch>
+                    <a:fillRect/>
+                  </a:stretch>
+                </pic:blipFill>
+                <pic:spPr bwMode="auto">
+                  <a:xfrm>
+                    <a:off x="0" y="0"/>
+                    <a:ext cx="1272540" cy="484505"/>
+                  </a:xfrm>
+                  <a:prstGeom prst="rect">
+                    <a:avLst/>
+                  </a:prstGeom>
+                  <a:ln>
+                    <a:noFill/>
+                  </a:ln>
+                  <a:extLst>
+                    <a:ext uri="{53640926-AAD7-44D8-BBD7-CCE9431645EC}">
+                      <a14:shadowObscured xmlns:a14="http://schemas.microsoft.com/office/drawing/2010/main"/>
+                    </a:ext>
+                  </a:extLst>
+                </pic:spPr>
+              </pic:pic>
+            </a:graphicData>
+          </a:graphic>
+          <wp14:sizeRelH relativeFrom="page">
+            <wp14:pctWidth>0</wp14:pctWidth>
+          </wp14:sizeRelH>
+          <wp14:sizeRelV relativeFrom="page">
+            <wp14:pctHeight>0</wp14:pctHeight>
+          </wp14:sizeRelV>
+        </wp:anchor>
+      </w:drawing>
     </w:r>
     <w:r>
       <w:rPr>
-        <w:rFonts w:ascii="Arial" w:hAnsi="Arial" w:eastAsia="Arial" w:cs="Arial"/>
-        <w:b w:val="0"/>
         <w:color w:val="59636E"/>
-        <w:sz w:val="18"/>
+        <w:sz w:val="16"/>
+        <w:szCs w:val="16"/>
+      </w:rPr>
+      <w:t>PARADISE-</w:t>
+    </w:r>
+    <w:proofErr w:type="gramStart"/>
+    <w:r>
+      <w:rPr>
+        <w:color w:val="59636E"/>
+        <w:sz w:val="16"/>
+        <w:szCs w:val="16"/>
+      </w:rPr>
+      <w:t>studie  ·</w:t>
+    </w:r>
+    <w:proofErr w:type="gramEnd"/>
+    <w:r>
+      <w:rPr>
+        <w:color w:val="59636E"/>
+        <w:sz w:val="16"/>
+        <w:szCs w:val="16"/>
+      </w:rPr>
+      <w:t xml:space="preserve">  eCRF 33: Vervanging voetorthese of sensor </w:t>
+    </w:r>
+    <w:proofErr w:type="gramStart"/>
+    <w:r>
+      <w:rPr>
+        <w:color w:val="59636E"/>
+        <w:sz w:val="16"/>
+        <w:szCs w:val="16"/>
+      </w:rPr>
+      <w:t>·</w:t>
+    </w:r>
+    <w:proofErr w:type="gramEnd"/>
+    <w:r>
+      <w:rPr>
+        <w:color w:val="59636E"/>
+        <w:sz w:val="16"/>
+        <w:szCs w:val="16"/>
+      </w:rPr>
+      <w:t xml:space="preserve">  Versie </w:t>
+    </w:r>
+    <w:proofErr w:type="gramStart"/>
+    <w:r>
+      <w:rPr>
+        <w:i/>
+        <w:iCs/>
+        <w:color w:val="59636E"/>
+        <w:sz w:val="16"/>
+        <w:szCs w:val="16"/>
+      </w:rPr>
+      <w:t xml:space="preserve">[ </w:t>
+    </w:r>
+    <w:r>
+      <w:rPr>
+        <w:i/>
+        <w:iCs/>
+        <w:color w:val="59636E"/>
+        <w:sz w:val="16"/>
+        <w:szCs w:val="16"/>
+      </w:rPr>
+      <w:t>1.0</w:t>
+    </w:r>
+    <w:proofErr w:type="gramEnd"/>
+    <w:r>
+      <w:rPr>
+        <w:i/>
+        <w:iCs/>
+        <w:color w:val="59636E"/>
+        <w:sz w:val="16"/>
+        <w:szCs w:val="16"/>
+      </w:rPr>
+      <w:t xml:space="preserve"> </w:t>
+    </w:r>
+    <w:proofErr w:type="gramStart"/>
+    <w:r>
+      <w:rPr>
+        <w:i/>
+        <w:iCs/>
+        <w:color w:val="59636E"/>
+        <w:sz w:val="16"/>
+        <w:szCs w:val="16"/>
+      </w:rPr>
+      <w:t>]</w:t>
+    </w:r>
+    <w:r>
+      <w:rPr>
+        <w:color w:val="59636E"/>
+        <w:sz w:val="16"/>
+        <w:szCs w:val="16"/>
+      </w:rPr>
+      <w:t xml:space="preserve">  ·</w:t>
+    </w:r>
+    <w:proofErr w:type="gramEnd"/>
+    <w:r>
+      <w:rPr>
+        <w:color w:val="59636E"/>
+        <w:sz w:val="16"/>
+        <w:szCs w:val="16"/>
+      </w:rPr>
+      <w:t xml:space="preserve">  </w:t>
+    </w:r>
+    <w:proofErr w:type="gramStart"/>
+    <w:r>
+      <w:rPr>
+        <w:i/>
+        <w:iCs/>
+        <w:color w:val="59636E"/>
+        <w:sz w:val="16"/>
+        <w:szCs w:val="16"/>
+      </w:rPr>
+      <w:t xml:space="preserve">[ </w:t>
+    </w:r>
+    <w:r>
+      <w:rPr>
+        <w:i/>
+        <w:iCs/>
+        <w:color w:val="59636E"/>
+        <w:sz w:val="16"/>
+        <w:szCs w:val="16"/>
+      </w:rPr>
+      <w:t>27</w:t>
+    </w:r>
+    <w:proofErr w:type="gramEnd"/>
+    <w:r>
+      <w:rPr>
+        <w:i/>
+        <w:iCs/>
+        <w:color w:val="59636E"/>
+        <w:sz w:val="16"/>
+        <w:szCs w:val="16"/>
+      </w:rPr>
+      <w:t>/07/</w:t>
+    </w:r>
+    <w:proofErr w:type="gramStart"/>
+    <w:r>
+      <w:rPr>
+        <w:i/>
+        <w:iCs/>
+        <w:color w:val="59636E"/>
+        <w:sz w:val="16"/>
+        <w:szCs w:val="16"/>
+      </w:rPr>
+      <w:t>2026</w:t>
+    </w:r>
+    <w:r>
+      <w:rPr>
+        <w:i/>
+        <w:iCs/>
+        <w:color w:val="59636E"/>
+        <w:sz w:val="16"/>
+        <w:szCs w:val="16"/>
+      </w:rPr>
+      <w:t xml:space="preserve"> ]</w:t>
+    </w:r>
+    <w:proofErr w:type="gramEnd"/>
+    <w:r>
+      <w:rPr>
+        <w:color w:val="59636E"/>
+        <w:sz w:val="16"/>
+        <w:szCs w:val="16"/>
+      </w:rPr>
+      <w:t xml:space="preserve">  </w:t>
+    </w:r>
+    <w:proofErr w:type="gramStart"/>
+    <w:r>
+      <w:rPr>
+        <w:color w:val="59636E"/>
+        <w:sz w:val="16"/>
+        <w:szCs w:val="16"/>
+      </w:rPr>
+      <w:t>·  Pagina</w:t>
+    </w:r>
+    <w:proofErr w:type="gramEnd"/>
+    <w:r>
+      <w:rPr>
+        <w:color w:val="59636E"/>
+        <w:sz w:val="16"/>
+        <w:szCs w:val="16"/>
+      </w:rPr>
+      <w:t xml:space="preserve"> </w:t>
+    </w:r>
+    <w:r>
+      <w:rPr>
+        <w:color w:val="59636E"/>
+        <w:sz w:val="16"/>
+        <w:szCs w:val="16"/>
       </w:rPr>
       <w:fldChar w:fldCharType="begin"/>
     </w:r>
     <w:r>
       <w:rPr>
-        <w:rFonts w:ascii="Arial" w:hAnsi="Arial" w:eastAsia="Arial" w:cs="Arial"/>
-        <w:b w:val="0"/>
         <w:color w:val="59636E"/>
-        <w:sz w:val="18"/>
-      </w:rPr>
-      <w:instrText xml:space="preserve"> PAGE </w:instrText>
+        <w:sz w:val="16"/>
+        <w:szCs w:val="16"/>
+      </w:rPr>
+      <w:instrText>PAGE</w:instrText>
     </w:r>
     <w:r>
       <w:rPr>
-        <w:rFonts w:ascii="Arial" w:hAnsi="Arial" w:eastAsia="Arial" w:cs="Arial"/>
-        <w:b w:val="0"/>
         <w:color w:val="59636E"/>
-        <w:sz w:val="18"/>
+        <w:sz w:val="16"/>
+        <w:szCs w:val="16"/>
       </w:rPr>
       <w:fldChar w:fldCharType="separate"/>
     </w:r>
     <w:r>
       <w:rPr>
-        <w:rFonts w:ascii="Arial" w:hAnsi="Arial" w:eastAsia="Arial" w:cs="Arial"/>
-        <w:b w:val="0"/>
+        <w:noProof/>
         <w:color w:val="59636E"/>
-        <w:sz w:val="18"/>
+        <w:sz w:val="16"/>
+        <w:szCs w:val="16"/>
       </w:rPr>
       <w:t>1</w:t>
     </w:r>
     <w:r>
       <w:rPr>
-        <w:rFonts w:ascii="Arial" w:hAnsi="Arial" w:eastAsia="Arial" w:cs="Arial"/>
-        <w:b w:val="0"/>
         <w:color w:val="59636E"/>
-        <w:sz w:val="18"/>
+        <w:sz w:val="16"/>
+        <w:szCs w:val="16"/>
       </w:rPr>
       <w:fldChar w:fldCharType="end"/>
     </w:r>
     <w:r>
       <w:rPr>
-        <w:rFonts w:ascii="Arial" w:hAnsi="Arial" w:eastAsia="Arial" w:cs="Arial"/>
-        <w:b w:val="0"/>
         <w:color w:val="59636E"/>
-        <w:sz w:val="18"/>
+        <w:sz w:val="16"/>
+        <w:szCs w:val="16"/>
       </w:rPr>
       <w:t xml:space="preserve"> van </w:t>
     </w:r>
     <w:r>
       <w:rPr>
-        <w:rFonts w:ascii="Arial" w:hAnsi="Arial" w:eastAsia="Arial" w:cs="Arial"/>
-        <w:b w:val="0"/>
         <w:color w:val="59636E"/>
-        <w:sz w:val="18"/>
+        <w:sz w:val="16"/>
+        <w:szCs w:val="16"/>
       </w:rPr>
       <w:fldChar w:fldCharType="begin"/>
     </w:r>
     <w:r>
       <w:rPr>
-        <w:rFonts w:ascii="Arial" w:hAnsi="Arial" w:eastAsia="Arial" w:cs="Arial"/>
-        <w:b w:val="0"/>
         <w:color w:val="59636E"/>
-        <w:sz w:val="18"/>
-      </w:rPr>
-      <w:instrText xml:space="preserve"> NUMPAGES </w:instrText>
+        <w:sz w:val="16"/>
+        <w:szCs w:val="16"/>
+      </w:rPr>
+      <w:instrText>NUMPAGES</w:instrText>
     </w:r>
     <w:r>
       <w:rPr>
-        <w:rFonts w:ascii="Arial" w:hAnsi="Arial" w:eastAsia="Arial" w:cs="Arial"/>
-        <w:b w:val="0"/>
         <w:color w:val="59636E"/>
-        <w:sz w:val="18"/>
+        <w:sz w:val="16"/>
+        <w:szCs w:val="16"/>
       </w:rPr>
       <w:fldChar w:fldCharType="separate"/>
     </w:r>
     <w:r>
       <w:rPr>
-        <w:rFonts w:ascii="Arial" w:hAnsi="Arial" w:eastAsia="Arial" w:cs="Arial"/>
-        <w:b w:val="0"/>
+        <w:noProof/>
         <w:color w:val="59636E"/>
-        <w:sz w:val="18"/>
-      </w:rPr>
-      <w:t>1</w:t>
+        <w:sz w:val="16"/>
+        <w:szCs w:val="16"/>
+      </w:rPr>
+      <w:t>2</w:t>
     </w:r>
     <w:r>
       <w:rPr>
-        <w:rFonts w:ascii="Arial" w:hAnsi="Arial" w:eastAsia="Arial" w:cs="Arial"/>
-        <w:b w:val="0"/>
         <w:color w:val="59636E"/>
-        <w:sz w:val="18"/>
+        <w:sz w:val="16"/>
+        <w:szCs w:val="16"/>
       </w:rPr>
       <w:fldChar w:fldCharType="end"/>
     </w:r>
@@ -1770,24 +1928,127 @@
 <w:hdr xmlns:wpc="http://schemas.microsoft.com/office/word/2010/wordprocessingCanvas" xmlns:cx="http://schemas.microsoft.com/office/drawing/2014/chartex" xmlns:cx1="http://schemas.microsoft.com/office/drawing/2015/9/8/chartex" xmlns:cx2="http://schemas.microsoft.com/office/drawing/2015/10/21/chartex" xmlns:cx3="http://schemas.microsoft.com/office/drawing/2016/5/9/chartex" xmlns:cx4="http://schemas.microsoft.com/office/drawing/2016/5/10/chartex" xmlns:cx5="http://schemas.microsoft.com/office/drawing/2016/5/11/chartex" xmlns:cx6="http://schemas.microsoft.com/office/drawing/2016/5/12/chartex" xmlns:cx7="http://schemas.microsoft.com/office/drawing/2016/5/13/chartex" xmlns:cx8="http://schemas.microsoft.com/office/drawing/2016/5/14/chartex" xmlns:mc="http://schemas.openxmlformats.org/markup-compatibility/2006" xmlns:aink="http://schemas.microsoft.com/office/drawing/2016/ink" xmlns:am3d="http://schemas.microsoft.com/office/drawing/2017/model3d" xmlns:o="urn:schemas-microsoft-com:office:office" xmlns:oel="http://schemas.microsoft.com/office/2019/extlst" xmlns:r="http://schemas.openxmlformats.org/officeDocument/2006/relationships" xmlns:m="http://schemas.openxmlformats.org/officeDocument/2006/math" xmlns:v="urn:schemas-microsoft-com:vml" xmlns:wp14="http://schemas.microsoft.com/office/word/2010/wordprocessingDrawing" xmlns:wp="http://schemas.openxmlformats.org/drawingml/2006/wordprocessingDrawing" xmlns:w10="urn:schemas-microsoft-com:office:word" xmlns:w="http://schemas.openxmlformats.org/wordprocessingml/2006/main" xmlns:w14="http://schemas.microsoft.com/office/word/2010/wordml" xmlns:w15="http://schemas.microsoft.com/office/word/2012/wordml" xmlns:w16cex="http://schemas.microsoft.com/office/word/2018/wordml/cex" xmlns:w16cid="http://schemas.microsoft.com/office/word/2016/wordml/cid" xmlns:w16="http://schemas.microsoft.com/office/word/2018/wordml" xmlns:w16du="http://schemas.microsoft.com/office/word/2023/wordml/word16du" xmlns:w16sdtdh="http://schemas.microsoft.com/office/word/2020/wordml/sdtdatahash" xmlns:w16sdtfl="http://schemas.microsoft.com/office/word/2024/wordml/sdtformatlock" xmlns:w16se="http://schemas.microsoft.com/office/word/2015/wordml/symex" xmlns:wpg="http://schemas.microsoft.com/office/word/2010/wordprocessingGroup" xmlns:wpi="http://schemas.microsoft.com/office/word/2010/wordprocessingInk" xmlns:wne="http://schemas.microsoft.com/office/word/2006/wordml" xmlns:wps="http://schemas.microsoft.com/office/word/2010/wordprocessingShape" mc:Ignorable="w14 w15 w16se w16cid w16 w16cex w16sdtdh w16sdtfl w16du wp14">
   <w:p>
     <w:pPr>
-      <w:pStyle w:val="Header"/>
-      <w:jc w:val="left"/>
-      <w:rPr>
-        <w:color w:val="000000" w:themeColor="text1"/>
-        <w:sz w:val="18"/>
-        <w:szCs w:val="18"/>
-        <w:lang w:val="nl-BE"/>
-      </w:rPr>
+      <w:pStyle w:val="Koptekst"/>
+      <w:jc w:val="right"/>
     </w:pPr>
     <w:r>
       <w:rPr>
-        <w:rFonts w:ascii="Arial" w:hAnsi="Arial" w:cs="Arial" w:eastAsia="Arial"/>
-        <w:b w:val="0"/>
-        <w:color w:val="59636E"/>
-        <w:sz w:val="18"/>
-        <w:lang w:val="nl-BE"/>
-      </w:rPr>
-      <w:t>PARADISE (S71769) — eCRF 33: Vervanging voetorthese of sensor</w:t>
+        <w:noProof/>
+      </w:rPr>
+      <w:drawing>
+        <wp:anchor distT="0" distB="0" distL="114300" distR="114300" simplePos="0" relativeHeight="251658240" behindDoc="1" locked="0" layoutInCell="1" allowOverlap="1" wp14:anchorId="755D2A89" wp14:editId="42F71064">
+          <wp:simplePos x="0" y="0"/>
+          <wp:positionH relativeFrom="margin">
+            <wp:align>left</wp:align>
+          </wp:positionH>
+          <wp:positionV relativeFrom="paragraph">
+            <wp:posOffset>-20955</wp:posOffset>
+          </wp:positionV>
+          <wp:extent cx="1615079" cy="720000"/>
+          <wp:effectExtent l="0" t="0" r="0" b="0"/>
+          <wp:wrapTight wrapText="bothSides">
+            <wp:wrapPolygon edited="0">
+              <wp:start x="510" y="1716"/>
+              <wp:lineTo x="255" y="5719"/>
+              <wp:lineTo x="764" y="20018"/>
+              <wp:lineTo x="8664" y="20018"/>
+              <wp:lineTo x="13250" y="18874"/>
+              <wp:lineTo x="20895" y="14298"/>
+              <wp:lineTo x="20895" y="9151"/>
+              <wp:lineTo x="14015" y="4004"/>
+              <wp:lineTo x="8664" y="1716"/>
+              <wp:lineTo x="510" y="1716"/>
+            </wp:wrapPolygon>
+          </wp:wrapTight>
+          <wp:docPr id="1820294796" name="Afbeelding 5"/>
+          <wp:cNvGraphicFramePr>
+            <a:graphicFrameLocks xmlns:a="http://schemas.openxmlformats.org/drawingml/2006/main" noChangeAspect="1"/>
+          </wp:cNvGraphicFramePr>
+          <a:graphic xmlns:a="http://schemas.openxmlformats.org/drawingml/2006/main">
+            <a:graphicData uri="http://schemas.openxmlformats.org/drawingml/2006/picture">
+              <pic:pic xmlns:pic="http://schemas.openxmlformats.org/drawingml/2006/picture">
+                <pic:nvPicPr>
+                  <pic:cNvPr id="1820294796" name="Afbeelding 1820294796"/>
+                  <pic:cNvPicPr/>
+                </pic:nvPicPr>
+                <pic:blipFill>
+                  <a:blip r:embed="rIdTplImgA">
+                    <a:extLst>
+                      <a:ext uri="{28A0092B-C50C-407E-A947-70E740481C1C}">
+                        <a14:useLocalDpi xmlns:a14="http://schemas.microsoft.com/office/drawing/2010/main" val="0"/>
+                      </a:ext>
+                    </a:extLst>
+                  </a:blip>
+                  <a:stretch>
+                    <a:fillRect/>
+                  </a:stretch>
+                </pic:blipFill>
+                <pic:spPr>
+                  <a:xfrm>
+                    <a:off x="0" y="0"/>
+                    <a:ext cx="1615079" cy="720000"/>
+                  </a:xfrm>
+                  <a:prstGeom prst="rect">
+                    <a:avLst/>
+                  </a:prstGeom>
+                </pic:spPr>
+              </pic:pic>
+            </a:graphicData>
+          </a:graphic>
+          <wp14:sizeRelH relativeFrom="page">
+            <wp14:pctWidth>0</wp14:pctWidth>
+          </wp14:sizeRelH>
+          <wp14:sizeRelV relativeFrom="page">
+            <wp14:pctHeight>0</wp14:pctHeight>
+          </wp14:sizeRelV>
+        </wp:anchor>
+      </w:drawing>
+    </w:r>
+    <w:r>
+      <w:rPr>
+        <w:noProof/>
+      </w:rPr>
+      <w:drawing>
+        <wp:inline distT="0" distB="0" distL="0" distR="0" wp14:anchorId="4E8F3C53" wp14:editId="680A2799">
+          <wp:extent cx="2525825" cy="720000"/>
+          <wp:effectExtent l="0" t="0" r="0" b="4445"/>
+          <wp:docPr id="328170997" name="Afbeelding 6"/>
+          <wp:cNvGraphicFramePr>
+            <a:graphicFrameLocks xmlns:a="http://schemas.openxmlformats.org/drawingml/2006/main" noChangeAspect="1"/>
+          </wp:cNvGraphicFramePr>
+          <a:graphic xmlns:a="http://schemas.openxmlformats.org/drawingml/2006/main">
+            <a:graphicData uri="http://schemas.openxmlformats.org/drawingml/2006/picture">
+              <pic:pic xmlns:pic="http://schemas.openxmlformats.org/drawingml/2006/picture">
+                <pic:nvPicPr>
+                  <pic:cNvPr id="328170997" name="Afbeelding 328170997"/>
+                  <pic:cNvPicPr/>
+                </pic:nvPicPr>
+                <pic:blipFill>
+                  <a:blip r:embed="rIdTplImgB">
+                    <a:extLst>
+                      <a:ext uri="{28A0092B-C50C-407E-A947-70E740481C1C}">
+                        <a14:useLocalDpi xmlns:a14="http://schemas.microsoft.com/office/drawing/2010/main" val="0"/>
+                      </a:ext>
+                    </a:extLst>
+                  </a:blip>
+                  <a:stretch>
+                    <a:fillRect/>
+                  </a:stretch>
+                </pic:blipFill>
+                <pic:spPr>
+                  <a:xfrm>
+                    <a:off x="0" y="0"/>
+                    <a:ext cx="2525825" cy="720000"/>
+                  </a:xfrm>
+                  <a:prstGeom prst="rect">
+                    <a:avLst/>
+                  </a:prstGeom>
+                </pic:spPr>
+              </pic:pic>
+            </a:graphicData>
+          </a:graphic>
+        </wp:inline>
+      </w:drawing>
     </w:r>
   </w:p>
 </w:hdr>

--- a/(e)CRF/Per visite/V4 - Opvolgvisite/33_Vervanging voetorthese of sensor.docx
+++ b/(e)CRF/Per visite/V4 - Opvolgvisite/33_Vervanging voetorthese of sensor.docx
@@ -1546,7 +1546,7 @@
         <wp:anchor distT="0" distB="0" distL="114300" distR="114300" simplePos="0" relativeHeight="251659264" behindDoc="0" locked="0" layoutInCell="1" allowOverlap="1" wp14:anchorId="4A8142CD" wp14:editId="6CB4EA88">
           <wp:simplePos x="0" y="0"/>
           <wp:positionH relativeFrom="column">
-            <wp:posOffset>5527362</wp:posOffset>
+            <wp:posOffset>5351825</wp:posOffset>
           </wp:positionH>
           <wp:positionV relativeFrom="paragraph">
             <wp:posOffset>66098</wp:posOffset>

--- a/(e)CRF/Per visite/V4 - Opvolgvisite/33_Vervanging voetorthese of sensor.docx
+++ b/(e)CRF/Per visite/V4 - Opvolgvisite/33_Vervanging voetorthese of sensor.docx
@@ -1,27 +1,25 @@
 
 <file path=word/document.xml><?xml version="1.0" encoding="utf-8"?>
-<w:document xmlns:wpc="http://schemas.microsoft.com/office/word/2010/wordprocessingCanvas" xmlns:cx="http://schemas.microsoft.com/office/drawing/2014/chartex" xmlns:cx1="http://schemas.microsoft.com/office/drawing/2015/9/8/chartex" xmlns:cx2="http://schemas.microsoft.com/office/drawing/2015/10/21/chartex" xmlns:cx3="http://schemas.microsoft.com/office/drawing/2016/5/9/chartex" xmlns:cx4="http://schemas.microsoft.com/office/drawing/2016/5/10/chartex" xmlns:cx5="http://schemas.microsoft.com/office/drawing/2016/5/11/chartex" xmlns:cx6="http://schemas.microsoft.com/office/drawing/2016/5/12/chartex" xmlns:cx7="http://schemas.microsoft.com/office/drawing/2016/5/13/chartex" xmlns:cx8="http://schemas.microsoft.com/office/drawing/2016/5/14/chartex" xmlns:mc="http://schemas.openxmlformats.org/markup-compatibility/2006" xmlns:aink="http://schemas.microsoft.com/office/drawing/2016/ink" xmlns:am3d="http://schemas.microsoft.com/office/drawing/2017/model3d" xmlns:o="urn:schemas-microsoft-com:office:office" xmlns:oel="http://schemas.microsoft.com/office/2019/extlst" xmlns:r="http://schemas.openxmlformats.org/officeDocument/2006/relationships" xmlns:m="http://schemas.openxmlformats.org/officeDocument/2006/math" xmlns:v="urn:schemas-microsoft-com:vml" xmlns:wp14="http://schemas.microsoft.com/office/word/2010/wordprocessingDrawing" xmlns:wp="http://schemas.openxmlformats.org/drawingml/2006/wordprocessingDrawing" xmlns:w10="urn:schemas-microsoft-com:office:word" xmlns:w="http://schemas.openxmlformats.org/wordprocessingml/2006/main" xmlns:w14="http://schemas.microsoft.com/office/word/2010/wordml" xmlns:w15="http://schemas.microsoft.com/office/word/2012/wordml" xmlns:w16cex="http://schemas.microsoft.com/office/word/2018/wordml/cex" xmlns:w16cid="http://schemas.microsoft.com/office/word/2016/wordml/cid" xmlns:w16="http://schemas.microsoft.com/office/word/2018/wordml" xmlns:w16du="http://schemas.microsoft.com/office/word/2023/wordml/word16du" xmlns:w16sdtdh="http://schemas.microsoft.com/office/word/2020/wordml/sdtdatahash" xmlns:w16sdtfl="http://schemas.microsoft.com/office/word/2024/wordml/sdtformatlock" xmlns:w16se="http://schemas.microsoft.com/office/word/2015/wordml/symex" xmlns:wpg="http://schemas.microsoft.com/office/word/2010/wordprocessingGroup" xmlns:wpi="http://schemas.microsoft.com/office/word/2010/wordprocessingInk" xmlns:wne="http://schemas.microsoft.com/office/word/2006/wordml" xmlns:wps="http://schemas.microsoft.com/office/word/2010/wordprocessingShape" mc:Ignorable="w14 w15 w16se w16cid w16 w16cex w16sdtdh w16sdtfl w16du wp14">
+<w:document xmlns:wpc="http://schemas.microsoft.com/office/word/2010/wordprocessingCanvas" xmlns:cx="http://schemas.microsoft.com/office/drawing/2014/chartex" xmlns:cx1="http://schemas.microsoft.com/office/drawing/2015/9/8/chartex" xmlns:cx2="http://schemas.microsoft.com/office/drawing/2015/10/21/chartex" xmlns:cx3="http://schemas.microsoft.com/office/drawing/2016/5/9/chartex" xmlns:cx4="http://schemas.microsoft.com/office/drawing/2016/5/10/chartex" xmlns:cx5="http://schemas.microsoft.com/office/drawing/2016/5/11/chartex" xmlns:cx6="http://schemas.microsoft.com/office/drawing/2016/5/12/chartex" xmlns:cx7="http://schemas.microsoft.com/office/drawing/2016/5/13/chartex" xmlns:cx8="http://schemas.microsoft.com/office/drawing/2016/5/14/chartex" xmlns:mc="http://schemas.openxmlformats.org/markup-compatibility/2006" xmlns:aink="http://schemas.microsoft.com/office/drawing/2016/ink" xmlns:am3d="http://schemas.microsoft.com/office/drawing/2017/model3d" xmlns:o="urn:schemas-microsoft-com:office:office" xmlns:oel="http://schemas.microsoft.com/office/2019/extlst" xmlns:r="http://schemas.openxmlformats.org/officeDocument/2006/relationships" xmlns:m="http://schemas.openxmlformats.org/officeDocument/2006/math" xmlns:v="urn:schemas-microsoft-com:vml" xmlns:wp14="http://schemas.microsoft.com/office/word/2010/wordprocessingDrawing" xmlns:wp="http://schemas.openxmlformats.org/drawingml/2006/wordprocessingDrawing" xmlns:w10="urn:schemas-microsoft-com:office:word" xmlns:w="http://schemas.openxmlformats.org/wordprocessingml/2006/main" xmlns:w14="http://schemas.microsoft.com/office/word/2010/wordml" xmlns:w15="http://schemas.microsoft.com/office/word/2012/wordml" xmlns:w16cei="http://schemas.microsoft.com/office/word/2026/wordml/cei" xmlns:w16cex="http://schemas.microsoft.com/office/word/2018/wordml/cex" xmlns:w16cid="http://schemas.microsoft.com/office/word/2016/wordml/cid" xmlns:w16="http://schemas.microsoft.com/office/word/2018/wordml" xmlns:w16du="http://schemas.microsoft.com/office/word/2023/wordml/word16du" xmlns:w16sdtdh="http://schemas.microsoft.com/office/word/2020/wordml/sdtdatahash" xmlns:w16sdtfl="http://schemas.microsoft.com/office/word/2024/wordml/sdtformatlock" xmlns:w16se="http://schemas.microsoft.com/office/word/2015/wordml/symex" xmlns:wpg="http://schemas.microsoft.com/office/word/2010/wordprocessingGroup" xmlns:wpi="http://schemas.microsoft.com/office/word/2010/wordprocessingInk" xmlns:wne="http://schemas.microsoft.com/office/word/2006/wordml" xmlns:wps="http://schemas.microsoft.com/office/word/2010/wordprocessingShape" mc:Ignorable="w14 w15 w16se w16cid w16 w16cex w16sdtdh w16sdtfl w16du wp14">
   <w:body>
     <w:p>
       <w:pPr>
-        <w:pStyle w:val="ListParagraph"/>
+        <w:pStyle w:val="Lijstalinea"/>
         <w:spacing w:after="0" w:line="360" w:lineRule="auto"/>
         <w:jc w:val="center"/>
         <w:rPr>
-          <w:rFonts w:ascii="Calibri" w:hAnsi="Calibri" w:cs="Calibri"/>
-          <w:b w:val="1"/>
-          <w:bCs w:val="1"/>
-          <w:color w:val="000000" w:themeColor="text1"/>
+          <w:b/>
+          <w:bCs/>
+          <w:color w:val="123A5F"/>
           <w:sz w:val="28"/>
           <w:szCs w:val="28"/>
-          <w:lang/>
-        </w:rPr>
-      </w:pPr>
-      <w:r>
-        <w:rPr>
-          <w:rFonts w:ascii="Arial" w:hAnsi="Arial" w:cs="Arial" w:eastAsia="Arial"/>
-          <w:b w:val="1"/>
-          <w:bCs w:val="1"/>
+          <w:lang w:val="nl-BE"/>
+        </w:rPr>
+      </w:pPr>
+      <w:r>
+        <w:rPr>
+          <w:b/>
+          <w:bCs/>
           <w:color w:val="123A5F"/>
           <w:sz w:val="28"/>
           <w:szCs w:val="28"/>
@@ -31,9 +29,8 @@
       </w:r>
       <w:r>
         <w:rPr>
-          <w:rFonts w:ascii="Arial" w:hAnsi="Arial" w:cs="Arial" w:eastAsia="Arial"/>
-          <w:b w:val="1"/>
-          <w:bCs w:val="1"/>
+          <w:b/>
+          <w:bCs/>
           <w:color w:val="123A5F"/>
           <w:sz w:val="28"/>
           <w:szCs w:val="28"/>
@@ -43,9 +40,8 @@
       </w:r>
       <w:r>
         <w:rPr>
-          <w:rFonts w:ascii="Arial" w:hAnsi="Arial" w:cs="Arial" w:eastAsia="Arial"/>
-          <w:b w:val="1"/>
-          <w:bCs w:val="1"/>
+          <w:b/>
+          <w:bCs/>
           <w:color w:val="123A5F"/>
           <w:sz w:val="28"/>
           <w:szCs w:val="28"/>
@@ -55,95 +51,277 @@
       </w:r>
       <w:r>
         <w:rPr>
-          <w:rFonts w:ascii="Arial" w:hAnsi="Arial" w:cs="Arial" w:eastAsia="Arial"/>
-          <w:b w:val="1"/>
-          <w:bCs w:val="1"/>
+          <w:b/>
+          <w:bCs/>
           <w:color w:val="123A5F"/>
           <w:sz w:val="28"/>
           <w:szCs w:val="28"/>
-        </w:rPr>
-        <w:t>Vervanging</w:t>
-      </w:r>
-      <w:r>
-        <w:rPr>
-          <w:rFonts w:ascii="Arial" w:hAnsi="Arial" w:cs="Arial" w:eastAsia="Arial"/>
-          <w:b w:val="1"/>
-          <w:bCs w:val="1"/>
-          <w:color w:val="123A5F"/>
-          <w:sz w:val="28"/>
-          <w:szCs w:val="28"/>
-        </w:rPr>
-        <w:t xml:space="preserve"> </w:t>
-      </w:r>
-      <w:r>
-        <w:rPr>
-          <w:rFonts w:ascii="Arial" w:hAnsi="Arial" w:cs="Arial" w:eastAsia="Arial"/>
-          <w:b w:val="1"/>
-          <w:bCs w:val="1"/>
-          <w:color w:val="123A5F"/>
-          <w:sz w:val="28"/>
-          <w:szCs w:val="28"/>
-        </w:rPr>
-        <w:t>Steunzolen</w:t>
-      </w:r>
-      <w:r>
-        <w:rPr>
-          <w:rFonts w:ascii="Arial" w:hAnsi="Arial" w:cs="Arial" w:eastAsia="Arial"/>
-          <w:b w:val="1"/>
-          <w:bCs w:val="1"/>
-          <w:color w:val="123A5F"/>
-          <w:sz w:val="28"/>
-          <w:szCs w:val="28"/>
-        </w:rPr>
-        <w:t xml:space="preserve"> (3-maandelijks) + </w:t>
-      </w:r>
-      <w:r>
-        <w:rPr>
-          <w:rFonts w:ascii="Arial" w:hAnsi="Arial" w:cs="Arial" w:eastAsia="Arial"/>
-          <w:b w:val="1"/>
-          <w:bCs w:val="1"/>
-          <w:color w:val="123A5F"/>
-          <w:sz w:val="28"/>
-          <w:szCs w:val="28"/>
-        </w:rPr>
-        <w:t>Integratie</w:t>
-      </w:r>
-      <w:r>
-        <w:rPr>
-          <w:rFonts w:ascii="Arial" w:hAnsi="Arial" w:cs="Arial" w:eastAsia="Arial"/>
-          <w:b w:val="1"/>
-          <w:bCs w:val="1"/>
-          <w:color w:val="123A5F"/>
-          <w:sz w:val="28"/>
-          <w:szCs w:val="28"/>
-        </w:rPr>
-        <w:t xml:space="preserve"> Sensor</w:t>
-      </w:r>
-    </w:p>
-    <w:p>
-      <w:pPr>
-        <w:spacing w:after="0" w:line="360" w:lineRule="auto"/>
+          <w:lang w:val="nl-BE"/>
+        </w:rPr>
+        <w:t>Vervanging Steunzolen (3-maandelijks) + Integratie Sensor</w:t>
+      </w:r>
+    </w:p>
+    <w:p>
+      <w:pPr>
+        <w:tabs>
+          <w:tab w:val="left" w:leader="underscore" w:pos="8505"/>
+        </w:tabs>
+        <w:spacing w:line="360" w:lineRule="auto"/>
         <w:rPr>
           <w:rFonts w:ascii="Calibri" w:hAnsi="Calibri" w:cs="Calibri"/>
           <w:b/>
           <w:bCs/>
           <w:sz w:val="24"/>
           <w:szCs w:val="24"/>
-          <w:lang/>
-        </w:rPr>
-      </w:pPr>
-      <w:r>
-        <w:rPr>
-          <w:rFonts w:ascii="Arial" w:hAnsi="Arial" w:cs="Arial" w:eastAsia="Arial"/>
+        </w:rPr>
+      </w:pPr>
+      <w:r>
+        <w:rPr>
           <w:b/>
           <w:bCs/>
           <w:color w:val="123A5F"/>
           <w:sz w:val="24"/>
           <w:szCs w:val="24"/>
-          <w:lang/>
-        </w:rPr>
-        <w:t>1. Algemene gegevens</w:t>
-      </w:r>
+        </w:rPr>
+        <w:t>Studie-</w:t>
+      </w:r>
+      <w:proofErr w:type="spellStart"/>
+      <w:r>
+        <w:rPr>
+          <w:b/>
+          <w:bCs/>
+          <w:color w:val="123A5F"/>
+          <w:sz w:val="24"/>
+          <w:szCs w:val="24"/>
+        </w:rPr>
+        <w:t>informatie</w:t>
+      </w:r>
+      <w:proofErr w:type="spellEnd"/>
+    </w:p>
+    <w:p>
+      <w:pPr>
+        <w:numPr>
+          <w:ilvl w:val="0"/>
+          <w:numId w:val="9"/>
+        </w:numPr>
+        <w:tabs>
+          <w:tab w:val="left" w:leader="underscore" w:pos="8505"/>
+        </w:tabs>
+        <w:spacing w:line="360" w:lineRule="auto"/>
+        <w:rPr>
+          <w:rFonts w:ascii="Calibri" w:hAnsi="Calibri" w:cs="Calibri"/>
+        </w:rPr>
+      </w:pPr>
+      <w:proofErr w:type="spellStart"/>
+      <w:r>
+        <w:rPr>
+          <w:color w:val="24303B"/>
+        </w:rPr>
+        <w:t>Studietitel</w:t>
+      </w:r>
+      <w:proofErr w:type="spellEnd"/>
+      <w:r>
+        <w:rPr>
+          <w:color w:val="24303B"/>
+        </w:rPr>
+        <w:t>: Towards Pressure-Adherence &amp; Education Driven Service in Diabetic Foot Disease (PARADISE trial)</w:t>
+      </w:r>
+    </w:p>
+    <w:p>
+      <w:pPr>
+        <w:numPr>
+          <w:ilvl w:val="0"/>
+          <w:numId w:val="9"/>
+        </w:numPr>
+        <w:tabs>
+          <w:tab w:val="left" w:leader="underscore" w:pos="8505"/>
+        </w:tabs>
+        <w:spacing w:line="360" w:lineRule="auto"/>
+        <w:rPr>
+          <w:rFonts w:ascii="Calibri" w:hAnsi="Calibri" w:cs="Calibri"/>
+        </w:rPr>
+      </w:pPr>
+      <w:proofErr w:type="spellStart"/>
+      <w:r>
+        <w:rPr>
+          <w:color w:val="24303B"/>
+        </w:rPr>
+        <w:t>Protocolnummer</w:t>
+      </w:r>
+      <w:proofErr w:type="spellEnd"/>
+      <w:r>
+        <w:rPr>
+          <w:color w:val="24303B"/>
+        </w:rPr>
+        <w:t xml:space="preserve">: </w:t>
+      </w:r>
+      <w:r>
+        <w:rPr>
+          <w:color w:val="24303B"/>
+        </w:rPr>
+        <w:t>S71769</w:t>
+      </w:r>
+    </w:p>
+    <w:p>
+      <w:pPr>
+        <w:numPr>
+          <w:ilvl w:val="0"/>
+          <w:numId w:val="9"/>
+        </w:numPr>
+        <w:tabs>
+          <w:tab w:val="left" w:leader="underscore" w:pos="8505"/>
+        </w:tabs>
+        <w:spacing w:line="360" w:lineRule="auto"/>
+        <w:rPr>
+          <w:rFonts w:ascii="Calibri" w:hAnsi="Calibri" w:cs="Calibri"/>
+        </w:rPr>
+      </w:pPr>
+      <w:proofErr w:type="spellStart"/>
+      <w:r>
+        <w:rPr>
+          <w:color w:val="24303B"/>
+        </w:rPr>
+        <w:t>Studielocatie</w:t>
+      </w:r>
+      <w:proofErr w:type="spellEnd"/>
+      <w:r>
+        <w:rPr>
+          <w:color w:val="24303B"/>
+        </w:rPr>
+        <w:t xml:space="preserve">: </w:t>
+      </w:r>
+      <w:r>
+        <w:rPr>
+          <w:color w:val="24303B"/>
+        </w:rPr>
+        <w:tab/>
+      </w:r>
+    </w:p>
+    <w:p>
+      <w:pPr>
+        <w:numPr>
+          <w:ilvl w:val="0"/>
+          <w:numId w:val="9"/>
+        </w:numPr>
+        <w:tabs>
+          <w:tab w:val="left" w:leader="underscore" w:pos="8505"/>
+        </w:tabs>
+        <w:spacing w:line="360" w:lineRule="auto"/>
+        <w:rPr>
+          <w:rFonts w:ascii="Calibri" w:hAnsi="Calibri" w:cs="Calibri"/>
+        </w:rPr>
+      </w:pPr>
+      <w:proofErr w:type="spellStart"/>
+      <w:r>
+        <w:rPr>
+          <w:color w:val="24303B"/>
+        </w:rPr>
+        <w:t>Hoofdonderzoeker</w:t>
+      </w:r>
+      <w:proofErr w:type="spellEnd"/>
+      <w:r>
+        <w:rPr>
+          <w:color w:val="24303B"/>
+        </w:rPr>
+        <w:t xml:space="preserve"> (PI): </w:t>
+      </w:r>
+      <w:r>
+        <w:rPr>
+          <w:color w:val="24303B"/>
+        </w:rPr>
+        <w:tab/>
+      </w:r>
+    </w:p>
+    <w:p>
+      <w:pPr>
+        <w:numPr>
+          <w:ilvl w:val="0"/>
+          <w:numId w:val="9"/>
+        </w:numPr>
+        <w:tabs>
+          <w:tab w:val="left" w:leader="underscore" w:pos="8505"/>
+        </w:tabs>
+        <w:spacing w:line="360" w:lineRule="auto"/>
+        <w:rPr>
+          <w:rFonts w:ascii="Calibri" w:hAnsi="Calibri" w:cs="Calibri"/>
+        </w:rPr>
+      </w:pPr>
+      <w:proofErr w:type="spellStart"/>
+      <w:r>
+        <w:rPr>
+          <w:color w:val="24303B"/>
+        </w:rPr>
+        <w:t>Deelnemerscode</w:t>
+      </w:r>
+      <w:proofErr w:type="spellEnd"/>
+      <w:r>
+        <w:rPr>
+          <w:color w:val="24303B"/>
+        </w:rPr>
+        <w:t xml:space="preserve">: </w:t>
+      </w:r>
+      <w:r>
+        <w:rPr>
+          <w:color w:val="24303B"/>
+        </w:rPr>
+        <w:tab/>
+      </w:r>
+    </w:p>
+    <w:p>
+      <w:pPr>
+        <w:spacing w:after="0" w:line="360" w:lineRule="auto"/>
+        <w:rPr>
+          <w:rFonts w:ascii="Calibri" w:hAnsi="Calibri" w:cs="Calibri"/>
+          <w:b/>
+          <w:bCs/>
+          <w:sz w:val="24"/>
+          <w:szCs w:val="24"/>
+        </w:rPr>
+      </w:pPr>
+      <w:r>
+        <w:rPr>
+          <w:b/>
+          <w:bCs/>
+          <w:color w:val="123A5F"/>
+          <w:sz w:val="24"/>
+          <w:szCs w:val="24"/>
+        </w:rPr>
+        <w:t xml:space="preserve">1. </w:t>
+      </w:r>
+      <w:proofErr w:type="spellStart"/>
+      <w:r>
+        <w:rPr>
+          <w:b/>
+          <w:bCs/>
+          <w:color w:val="123A5F"/>
+          <w:sz w:val="24"/>
+          <w:szCs w:val="24"/>
+        </w:rPr>
+        <w:t>Algemene</w:t>
+      </w:r>
+      <w:proofErr w:type="spellEnd"/>
+      <w:r>
+        <w:rPr>
+          <w:b/>
+          <w:bCs/>
+          <w:color w:val="123A5F"/>
+          <w:sz w:val="24"/>
+          <w:szCs w:val="24"/>
+        </w:rPr>
+        <w:t xml:space="preserve"> </w:t>
+      </w:r>
+      <w:proofErr w:type="spellStart"/>
+      <w:r>
+        <w:rPr>
+          <w:b/>
+          <w:bCs/>
+          <w:color w:val="123A5F"/>
+          <w:sz w:val="24"/>
+          <w:szCs w:val="24"/>
+        </w:rPr>
+        <w:t>gegevens</w:t>
+      </w:r>
+      <w:proofErr w:type="spellEnd"/>
     </w:p>
     <w:p>
       <w:pPr>
@@ -157,18 +335,49 @@
           <w:rFonts w:ascii="Calibri" w:hAnsi="Calibri" w:cs="Calibri"/>
           <w:sz w:val="24"/>
           <w:szCs w:val="24"/>
-          <w:lang/>
-        </w:rPr>
-      </w:pPr>
-      <w:r>
-        <w:rPr>
-          <w:rFonts w:ascii="Arial" w:hAnsi="Arial" w:cs="Arial" w:eastAsia="Arial"/>
-          <w:color w:val="24303B"/>
-          <w:sz w:val="24"/>
-          <w:szCs w:val="24"/>
-          <w:lang/>
-        </w:rPr>
-        <w:t xml:space="preserve">Patiënt ID: __________________________ </w:t>
+        </w:rPr>
+      </w:pPr>
+      <w:r>
+        <w:rPr>
+          <w:color w:val="24303B"/>
+          <w:sz w:val="24"/>
+          <w:szCs w:val="24"/>
+        </w:rPr>
+        <w:t>Datum consult: __</w:t>
+      </w:r>
+      <w:r>
+        <w:rPr>
+          <w:color w:val="24303B"/>
+          <w:sz w:val="24"/>
+          <w:szCs w:val="24"/>
+          <w:lang w:val="en-US"/>
+        </w:rPr>
+        <w:t>__</w:t>
+      </w:r>
+      <w:r>
+        <w:rPr>
+          <w:color w:val="24303B"/>
+          <w:sz w:val="24"/>
+          <w:szCs w:val="24"/>
+        </w:rPr>
+        <w:t>__ / __</w:t>
+      </w:r>
+      <w:r>
+        <w:rPr>
+          <w:color w:val="24303B"/>
+          <w:sz w:val="24"/>
+          <w:szCs w:val="24"/>
+          <w:lang w:val="en-US"/>
+        </w:rPr>
+        <w:t>__</w:t>
+      </w:r>
+      <w:r>
+        <w:rPr>
+          <w:color w:val="24303B"/>
+          <w:sz w:val="24"/>
+          <w:szCs w:val="24"/>
+        </w:rPr>
+        <w:t xml:space="preserve">__ / ______ </w:t>
       </w:r>
     </w:p>
     <w:p>
@@ -183,82 +392,13 @@
           <w:rFonts w:ascii="Calibri" w:hAnsi="Calibri" w:cs="Calibri"/>
           <w:sz w:val="24"/>
           <w:szCs w:val="24"/>
-          <w:lang/>
-        </w:rPr>
-      </w:pPr>
-      <w:r>
-        <w:rPr>
-          <w:rFonts w:ascii="Arial" w:hAnsi="Arial" w:cs="Arial" w:eastAsia="Arial"/>
-          <w:color w:val="24303B"/>
-          <w:sz w:val="24"/>
-          <w:szCs w:val="24"/>
-          <w:lang/>
-        </w:rPr>
-        <w:t>Datum consult: __</w:t>
-      </w:r>
-      <w:r>
-        <w:rPr>
-          <w:rFonts w:ascii="Arial" w:hAnsi="Arial" w:cs="Arial" w:eastAsia="Arial"/>
-          <w:color w:val="24303B"/>
-          <w:sz w:val="24"/>
-          <w:szCs w:val="24"/>
-          <w:lang w:val="en-US"/>
-        </w:rPr>
-        <w:t>__</w:t>
-      </w:r>
-      <w:r>
-        <w:rPr>
-          <w:rFonts w:ascii="Arial" w:hAnsi="Arial" w:cs="Arial" w:eastAsia="Arial"/>
-          <w:color w:val="24303B"/>
-          <w:sz w:val="24"/>
-          <w:szCs w:val="24"/>
-          <w:lang/>
-        </w:rPr>
-        <w:t>__ / __</w:t>
-      </w:r>
-      <w:r>
-        <w:rPr>
-          <w:rFonts w:ascii="Arial" w:hAnsi="Arial" w:cs="Arial" w:eastAsia="Arial"/>
-          <w:color w:val="24303B"/>
-          <w:sz w:val="24"/>
-          <w:szCs w:val="24"/>
-          <w:lang w:val="en-US"/>
-        </w:rPr>
-        <w:t>__</w:t>
-      </w:r>
-      <w:r>
-        <w:rPr>
-          <w:rFonts w:ascii="Arial" w:hAnsi="Arial" w:cs="Arial" w:eastAsia="Arial"/>
-          <w:color w:val="24303B"/>
-          <w:sz w:val="24"/>
-          <w:szCs w:val="24"/>
-          <w:lang/>
-        </w:rPr>
-        <w:t xml:space="preserve">__ / ______ </w:t>
-      </w:r>
-    </w:p>
-    <w:p>
-      <w:pPr>
-        <w:numPr>
-          <w:ilvl w:val="0"/>
-          <w:numId w:val="1"/>
-        </w:numPr>
-        <w:spacing w:before="120" w:after="120" w:line="360" w:lineRule="auto"/>
-        <w:ind w:left="714" w:hanging="357"/>
-        <w:rPr>
-          <w:rFonts w:ascii="Calibri" w:hAnsi="Calibri" w:cs="Calibri"/>
-          <w:sz w:val="24"/>
-          <w:szCs w:val="24"/>
-          <w:lang/>
-        </w:rPr>
-      </w:pPr>
-      <w:r>
-        <w:rPr>
-          <w:rFonts w:ascii="Arial" w:hAnsi="Arial" w:cs="Arial" w:eastAsia="Arial"/>
-          <w:color w:val="24303B"/>
-          <w:sz w:val="24"/>
-          <w:szCs w:val="24"/>
-          <w:lang/>
+        </w:rPr>
+      </w:pPr>
+      <w:r>
+        <w:rPr>
+          <w:color w:val="24303B"/>
+          <w:sz w:val="24"/>
+          <w:szCs w:val="24"/>
         </w:rPr>
         <w:t xml:space="preserve">Behandelaar: ________________________ </w:t>
       </w:r>
@@ -272,18 +412,15 @@
           <w:bCs/>
           <w:sz w:val="24"/>
           <w:szCs w:val="24"/>
-          <w:lang/>
-        </w:rPr>
-      </w:pPr>
-      <w:r>
-        <w:rPr>
-          <w:rFonts w:ascii="Arial" w:hAnsi="Arial" w:cs="Arial" w:eastAsia="Arial"/>
+        </w:rPr>
+      </w:pPr>
+      <w:r>
+        <w:rPr>
           <w:b/>
           <w:bCs/>
           <w:color w:val="123A5F"/>
           <w:sz w:val="24"/>
           <w:szCs w:val="24"/>
-          <w:lang/>
         </w:rPr>
         <w:t>2. Vervanging steunzolen</w:t>
       </w:r>
@@ -299,7 +436,7 @@
           <w:rFonts w:ascii="Calibri" w:hAnsi="Calibri" w:cs="Calibri"/>
           <w:sz w:val="24"/>
           <w:szCs w:val="24"/>
-          <w:lang/>
+          <w:lang w:val="nl-BE"/>
         </w:rPr>
       </w:pPr>
       <w:r>
@@ -307,17 +444,16 @@
           <w:rFonts w:ascii="Segoe UI Symbol" w:hAnsi="Segoe UI Symbol" w:cs="Segoe UI Symbol"/>
           <w:sz w:val="24"/>
           <w:szCs w:val="24"/>
-          <w:lang/>
+          <w:lang w:val="nl-BE"/>
         </w:rPr>
         <w:t>☐</w:t>
       </w:r>
       <w:r>
         <w:rPr>
-          <w:rFonts w:ascii="Arial" w:hAnsi="Arial" w:cs="Arial" w:eastAsia="Arial"/>
-          <w:color w:val="24303B"/>
-          <w:sz w:val="24"/>
-          <w:szCs w:val="24"/>
-          <w:lang/>
+          <w:color w:val="24303B"/>
+          <w:sz w:val="24"/>
+          <w:szCs w:val="24"/>
+          <w:lang w:val="nl-BE"/>
         </w:rPr>
         <w:t xml:space="preserve"> Nieuwe op maat gemaakte steunzolen verstrekt </w:t>
       </w:r>
@@ -333,7 +469,6 @@
           <w:rFonts w:ascii="Calibri" w:hAnsi="Calibri" w:cs="Calibri"/>
           <w:sz w:val="24"/>
           <w:szCs w:val="24"/>
-          <w:lang/>
         </w:rPr>
       </w:pPr>
       <w:r>
@@ -341,19 +476,34 @@
           <w:rFonts w:ascii="Segoe UI Symbol" w:hAnsi="Segoe UI Symbol" w:cs="Segoe UI Symbol"/>
           <w:sz w:val="24"/>
           <w:szCs w:val="24"/>
-          <w:lang/>
         </w:rPr>
         <w:t>☐</w:t>
       </w:r>
       <w:r>
         <w:rPr>
-          <w:rFonts w:ascii="Arial" w:hAnsi="Arial" w:cs="Arial" w:eastAsia="Arial"/>
-          <w:color w:val="24303B"/>
-          <w:sz w:val="24"/>
-          <w:szCs w:val="24"/>
-          <w:lang/>
-        </w:rPr>
-        <w:t xml:space="preserve"> Reden vervanging: </w:t>
+          <w:color w:val="24303B"/>
+          <w:sz w:val="24"/>
+          <w:szCs w:val="24"/>
+        </w:rPr>
+        <w:t xml:space="preserve"> Reden </w:t>
+      </w:r>
+      <w:proofErr w:type="spellStart"/>
+      <w:r>
+        <w:rPr>
+          <w:color w:val="24303B"/>
+          <w:sz w:val="24"/>
+          <w:szCs w:val="24"/>
+        </w:rPr>
+        <w:t>vervanging</w:t>
+      </w:r>
+      <w:proofErr w:type="spellEnd"/>
+      <w:r>
+        <w:rPr>
+          <w:color w:val="24303B"/>
+          <w:sz w:val="24"/>
+          <w:szCs w:val="24"/>
+        </w:rPr>
+        <w:t xml:space="preserve">: </w:t>
       </w:r>
     </w:p>
     <w:p>
@@ -367,7 +517,6 @@
           <w:rFonts w:ascii="Calibri" w:hAnsi="Calibri" w:cs="Calibri"/>
           <w:sz w:val="24"/>
           <w:szCs w:val="24"/>
-          <w:lang/>
         </w:rPr>
       </w:pPr>
       <w:r>
@@ -375,17 +524,14 @@
           <w:rFonts w:ascii="Segoe UI Symbol" w:hAnsi="Segoe UI Symbol" w:cs="Segoe UI Symbol"/>
           <w:sz w:val="24"/>
           <w:szCs w:val="24"/>
-          <w:lang/>
         </w:rPr>
         <w:t>☐</w:t>
       </w:r>
       <w:r>
         <w:rPr>
-          <w:rFonts w:ascii="Arial" w:hAnsi="Arial" w:cs="Arial" w:eastAsia="Arial"/>
-          <w:color w:val="24303B"/>
-          <w:sz w:val="24"/>
-          <w:szCs w:val="24"/>
-          <w:lang/>
+          <w:color w:val="24303B"/>
+          <w:sz w:val="24"/>
+          <w:szCs w:val="24"/>
         </w:rPr>
         <w:t xml:space="preserve"> Routine (3-maandelijks) </w:t>
       </w:r>
@@ -401,7 +547,6 @@
           <w:rFonts w:ascii="Calibri" w:hAnsi="Calibri" w:cs="Calibri"/>
           <w:sz w:val="24"/>
           <w:szCs w:val="24"/>
-          <w:lang/>
         </w:rPr>
       </w:pPr>
       <w:r>
@@ -409,17 +554,14 @@
           <w:rFonts w:ascii="Segoe UI Symbol" w:hAnsi="Segoe UI Symbol" w:cs="Segoe UI Symbol"/>
           <w:sz w:val="24"/>
           <w:szCs w:val="24"/>
-          <w:lang/>
         </w:rPr>
         <w:t>☐</w:t>
       </w:r>
       <w:r>
         <w:rPr>
-          <w:rFonts w:ascii="Arial" w:hAnsi="Arial" w:cs="Arial" w:eastAsia="Arial"/>
-          <w:color w:val="24303B"/>
-          <w:sz w:val="24"/>
-          <w:szCs w:val="24"/>
-          <w:lang/>
+          <w:color w:val="24303B"/>
+          <w:sz w:val="24"/>
+          <w:szCs w:val="24"/>
         </w:rPr>
         <w:t xml:space="preserve"> Slijtage </w:t>
       </w:r>
@@ -435,7 +577,6 @@
           <w:rFonts w:ascii="Calibri" w:hAnsi="Calibri" w:cs="Calibri"/>
           <w:sz w:val="24"/>
           <w:szCs w:val="24"/>
-          <w:lang/>
         </w:rPr>
       </w:pPr>
       <w:r>
@@ -443,17 +584,14 @@
           <w:rFonts w:ascii="Segoe UI Symbol" w:hAnsi="Segoe UI Symbol" w:cs="Segoe UI Symbol"/>
           <w:sz w:val="24"/>
           <w:szCs w:val="24"/>
-          <w:lang/>
         </w:rPr>
         <w:t>☐</w:t>
       </w:r>
       <w:r>
         <w:rPr>
-          <w:rFonts w:ascii="Arial" w:hAnsi="Arial" w:cs="Arial" w:eastAsia="Arial"/>
-          <w:color w:val="24303B"/>
-          <w:sz w:val="24"/>
-          <w:szCs w:val="24"/>
-          <w:lang/>
+          <w:color w:val="24303B"/>
+          <w:sz w:val="24"/>
+          <w:szCs w:val="24"/>
         </w:rPr>
         <w:t xml:space="preserve"> Drukplekken / huidproblemen </w:t>
       </w:r>
@@ -469,7 +607,6 @@
           <w:rFonts w:ascii="Calibri" w:hAnsi="Calibri" w:cs="Calibri"/>
           <w:sz w:val="24"/>
           <w:szCs w:val="24"/>
-          <w:lang/>
         </w:rPr>
       </w:pPr>
       <w:r>
@@ -477,17 +614,14 @@
           <w:rFonts w:ascii="Segoe UI Symbol" w:hAnsi="Segoe UI Symbol" w:cs="Segoe UI Symbol"/>
           <w:sz w:val="24"/>
           <w:szCs w:val="24"/>
-          <w:lang/>
         </w:rPr>
         <w:t>☐</w:t>
       </w:r>
       <w:r>
         <w:rPr>
-          <w:rFonts w:ascii="Arial" w:hAnsi="Arial" w:cs="Arial" w:eastAsia="Arial"/>
-          <w:color w:val="24303B"/>
-          <w:sz w:val="24"/>
-          <w:szCs w:val="24"/>
-          <w:lang/>
+          <w:color w:val="24303B"/>
+          <w:sz w:val="24"/>
+          <w:szCs w:val="24"/>
         </w:rPr>
         <w:t xml:space="preserve"> Aanpassing nodig </w:t>
       </w:r>
@@ -508,7 +642,6 @@
           <w:rFonts w:ascii="Calibri" w:hAnsi="Calibri" w:cs="Calibri"/>
           <w:sz w:val="24"/>
           <w:szCs w:val="24"/>
-          <w:lang/>
         </w:rPr>
       </w:pPr>
       <w:r>
@@ -516,23 +649,19 @@
           <w:rFonts w:ascii="Segoe UI Symbol" w:hAnsi="Segoe UI Symbol" w:cs="Segoe UI Symbol"/>
           <w:sz w:val="24"/>
           <w:szCs w:val="24"/>
-          <w:lang/>
         </w:rPr>
         <w:t>☐</w:t>
       </w:r>
       <w:r>
         <w:rPr>
-          <w:rFonts w:ascii="Arial" w:hAnsi="Arial" w:cs="Arial" w:eastAsia="Arial"/>
-          <w:color w:val="24303B"/>
-          <w:sz w:val="24"/>
-          <w:szCs w:val="24"/>
-          <w:lang/>
+          <w:color w:val="24303B"/>
+          <w:sz w:val="24"/>
+          <w:szCs w:val="24"/>
         </w:rPr>
         <w:t xml:space="preserve"> Anders: </w:t>
       </w:r>
       <w:r>
         <w:rPr>
-          <w:rFonts w:ascii="Arial" w:hAnsi="Arial" w:cs="Arial" w:eastAsia="Arial"/>
           <w:color w:val="24303B"/>
           <w:sz w:val="24"/>
           <w:szCs w:val="24"/>
@@ -548,16 +677,13 @@
           <w:rFonts w:ascii="Calibri" w:hAnsi="Calibri" w:cs="Calibri"/>
           <w:sz w:val="24"/>
           <w:szCs w:val="24"/>
-          <w:lang/>
-        </w:rPr>
-      </w:pPr>
-      <w:r>
-        <w:rPr>
-          <w:rFonts w:ascii="Arial" w:hAnsi="Arial" w:cs="Arial" w:eastAsia="Arial"/>
-          <w:color w:val="24303B"/>
-          <w:sz w:val="24"/>
-          <w:szCs w:val="24"/>
-          <w:lang/>
+        </w:rPr>
+      </w:pPr>
+      <w:r>
+        <w:rPr>
+          <w:color w:val="24303B"/>
+          <w:sz w:val="24"/>
+          <w:szCs w:val="24"/>
         </w:rPr>
         <w:t>Specificaties nieuwe steunzolen (optioneel):</w:t>
       </w:r>
@@ -569,19 +695,16 @@
           <w:rFonts w:ascii="Calibri" w:hAnsi="Calibri" w:cs="Calibri"/>
           <w:sz w:val="24"/>
           <w:szCs w:val="24"/>
-          <w:lang/>
-        </w:rPr>
-      </w:pPr>
-      <w:r>
-        <w:rPr>
-          <w:rFonts w:ascii="Arial" w:hAnsi="Arial" w:cs="Arial" w:eastAsia="Arial"/>
-          <w:color w:val="24303B"/>
-          <w:sz w:val="24"/>
-          <w:szCs w:val="24"/>
-          <w:lang/>
+        </w:rPr>
+      </w:pPr>
+      <w:r>
+        <w:rPr>
+          <w:color w:val="24303B"/>
+          <w:sz w:val="24"/>
+          <w:szCs w:val="24"/>
         </w:rPr>
         <w:pict w14:anchorId="40F809AF">
-          <v:rect id="_x0000_i1026" style="width:0;height:1.5pt" o:hr="t" o:hrstd="t" o:hralign="center" fillcolor="#a0a0a0" stroked="f"/>
+          <v:rect id="_x0000_i1025" style="width:0;height:1.5pt" o:hralign="center" o:hrstd="t" o:hr="t" fillcolor="#a0a0a0" stroked="f"/>
         </w:pict>
       </w:r>
     </w:p>
@@ -592,16 +715,13 @@
           <w:rFonts w:ascii="Calibri" w:hAnsi="Calibri" w:cs="Calibri"/>
           <w:sz w:val="24"/>
           <w:szCs w:val="24"/>
-          <w:lang/>
-        </w:rPr>
-      </w:pPr>
-      <w:r>
-        <w:rPr>
-          <w:rFonts w:ascii="Arial" w:hAnsi="Arial" w:cs="Arial" w:eastAsia="Arial"/>
-          <w:color w:val="24303B"/>
-          <w:sz w:val="24"/>
-          <w:szCs w:val="24"/>
-          <w:lang/>
+        </w:rPr>
+      </w:pPr>
+      <w:r>
+        <w:rPr>
+          <w:color w:val="24303B"/>
+          <w:sz w:val="24"/>
+          <w:szCs w:val="24"/>
         </w:rPr>
         <w:t>Controle pasvorm:</w:t>
       </w:r>
@@ -617,7 +737,6 @@
           <w:rFonts w:ascii="Calibri" w:hAnsi="Calibri" w:cs="Calibri"/>
           <w:sz w:val="24"/>
           <w:szCs w:val="24"/>
-          <w:lang/>
         </w:rPr>
       </w:pPr>
       <w:r>
@@ -625,17 +744,14 @@
           <w:rFonts w:ascii="Segoe UI Symbol" w:hAnsi="Segoe UI Symbol" w:cs="Segoe UI Symbol"/>
           <w:sz w:val="24"/>
           <w:szCs w:val="24"/>
-          <w:lang/>
         </w:rPr>
         <w:t>☐</w:t>
       </w:r>
       <w:r>
         <w:rPr>
-          <w:rFonts w:ascii="Arial" w:hAnsi="Arial" w:cs="Arial" w:eastAsia="Arial"/>
-          <w:color w:val="24303B"/>
-          <w:sz w:val="24"/>
-          <w:szCs w:val="24"/>
-          <w:lang/>
+          <w:color w:val="24303B"/>
+          <w:sz w:val="24"/>
+          <w:szCs w:val="24"/>
         </w:rPr>
         <w:t xml:space="preserve"> Goed passend in schoeisel </w:t>
       </w:r>
@@ -651,7 +767,6 @@
           <w:rFonts w:ascii="Calibri" w:hAnsi="Calibri" w:cs="Calibri"/>
           <w:sz w:val="24"/>
           <w:szCs w:val="24"/>
-          <w:lang/>
         </w:rPr>
       </w:pPr>
       <w:r>
@@ -659,17 +774,14 @@
           <w:rFonts w:ascii="Segoe UI Symbol" w:hAnsi="Segoe UI Symbol" w:cs="Segoe UI Symbol"/>
           <w:sz w:val="24"/>
           <w:szCs w:val="24"/>
-          <w:lang/>
         </w:rPr>
         <w:t>☐</w:t>
       </w:r>
       <w:r>
         <w:rPr>
-          <w:rFonts w:ascii="Arial" w:hAnsi="Arial" w:cs="Arial" w:eastAsia="Arial"/>
-          <w:color w:val="24303B"/>
-          <w:sz w:val="24"/>
-          <w:szCs w:val="24"/>
-          <w:lang/>
+          <w:color w:val="24303B"/>
+          <w:sz w:val="24"/>
+          <w:szCs w:val="24"/>
         </w:rPr>
         <w:t xml:space="preserve"> Correcte positionering </w:t>
       </w:r>
@@ -685,7 +797,6 @@
           <w:rFonts w:ascii="Calibri" w:hAnsi="Calibri" w:cs="Calibri"/>
           <w:sz w:val="24"/>
           <w:szCs w:val="24"/>
-          <w:lang/>
         </w:rPr>
       </w:pPr>
       <w:r>
@@ -693,17 +804,14 @@
           <w:rFonts w:ascii="Segoe UI Symbol" w:hAnsi="Segoe UI Symbol" w:cs="Segoe UI Symbol"/>
           <w:sz w:val="24"/>
           <w:szCs w:val="24"/>
-          <w:lang/>
         </w:rPr>
         <w:t>☐</w:t>
       </w:r>
       <w:r>
         <w:rPr>
-          <w:rFonts w:ascii="Arial" w:hAnsi="Arial" w:cs="Arial" w:eastAsia="Arial"/>
-          <w:color w:val="24303B"/>
-          <w:sz w:val="24"/>
-          <w:szCs w:val="24"/>
-          <w:lang/>
+          <w:color w:val="24303B"/>
+          <w:sz w:val="24"/>
+          <w:szCs w:val="24"/>
         </w:rPr>
         <w:t xml:space="preserve"> Geen drukpunten bij passen </w:t>
       </w:r>
@@ -724,7 +832,6 @@
           <w:rFonts w:ascii="Calibri" w:hAnsi="Calibri" w:cs="Calibri"/>
           <w:sz w:val="24"/>
           <w:szCs w:val="24"/>
-          <w:lang/>
         </w:rPr>
       </w:pPr>
       <w:r>
@@ -732,23 +839,19 @@
           <w:rFonts w:ascii="Segoe UI Symbol" w:hAnsi="Segoe UI Symbol" w:cs="Segoe UI Symbol"/>
           <w:sz w:val="24"/>
           <w:szCs w:val="24"/>
-          <w:lang/>
         </w:rPr>
         <w:t>☐</w:t>
       </w:r>
       <w:r>
         <w:rPr>
-          <w:rFonts w:ascii="Arial" w:hAnsi="Arial" w:cs="Arial" w:eastAsia="Arial"/>
-          <w:color w:val="24303B"/>
-          <w:sz w:val="24"/>
-          <w:szCs w:val="24"/>
-          <w:lang/>
+          <w:color w:val="24303B"/>
+          <w:sz w:val="24"/>
+          <w:szCs w:val="24"/>
         </w:rPr>
         <w:t xml:space="preserve"> Anders: </w:t>
       </w:r>
       <w:r>
         <w:rPr>
-          <w:rFonts w:ascii="Arial" w:hAnsi="Arial" w:cs="Arial" w:eastAsia="Arial"/>
           <w:color w:val="24303B"/>
           <w:sz w:val="24"/>
           <w:szCs w:val="24"/>
@@ -764,7 +867,6 @@
           <w:rFonts w:ascii="Calibri" w:hAnsi="Calibri" w:cs="Calibri"/>
           <w:sz w:val="24"/>
           <w:szCs w:val="24"/>
-          <w:lang/>
         </w:rPr>
       </w:pPr>
     </w:p>
@@ -777,18 +879,15 @@
           <w:bCs/>
           <w:sz w:val="24"/>
           <w:szCs w:val="24"/>
-          <w:lang/>
-        </w:rPr>
-      </w:pPr>
-      <w:r>
-        <w:rPr>
-          <w:rFonts w:ascii="Arial" w:hAnsi="Arial" w:cs="Arial" w:eastAsia="Arial"/>
+        </w:rPr>
+      </w:pPr>
+      <w:r>
+        <w:rPr>
           <w:b/>
           <w:bCs/>
           <w:color w:val="123A5F"/>
           <w:sz w:val="24"/>
           <w:szCs w:val="24"/>
-          <w:lang/>
         </w:rPr>
         <w:t>3. Integratie compliance sensor</w:t>
       </w:r>
@@ -804,16 +903,13 @@
           <w:rFonts w:ascii="Calibri" w:hAnsi="Calibri" w:cs="Calibri"/>
           <w:sz w:val="24"/>
           <w:szCs w:val="24"/>
-          <w:lang/>
-        </w:rPr>
-      </w:pPr>
-      <w:r>
-        <w:rPr>
-          <w:rFonts w:ascii="Arial" w:hAnsi="Arial" w:cs="Arial" w:eastAsia="Arial"/>
-          <w:color w:val="24303B"/>
-          <w:sz w:val="24"/>
-          <w:szCs w:val="24"/>
-          <w:lang/>
+        </w:rPr>
+      </w:pPr>
+      <w:r>
+        <w:rPr>
+          <w:color w:val="24303B"/>
+          <w:sz w:val="24"/>
+          <w:szCs w:val="24"/>
         </w:rPr>
         <w:t xml:space="preserve">Sensor: Orthotimer compliance sensor </w:t>
       </w:r>
@@ -829,7 +925,6 @@
           <w:rFonts w:ascii="Calibri" w:hAnsi="Calibri" w:cs="Calibri"/>
           <w:sz w:val="24"/>
           <w:szCs w:val="24"/>
-          <w:lang/>
         </w:rPr>
       </w:pPr>
       <w:r>
@@ -837,17 +932,14 @@
           <w:rFonts w:ascii="Segoe UI Symbol" w:hAnsi="Segoe UI Symbol" w:cs="Segoe UI Symbol"/>
           <w:sz w:val="24"/>
           <w:szCs w:val="24"/>
-          <w:lang/>
         </w:rPr>
         <w:t>☐</w:t>
       </w:r>
       <w:r>
         <w:rPr>
-          <w:rFonts w:ascii="Arial" w:hAnsi="Arial" w:cs="Arial" w:eastAsia="Arial"/>
-          <w:color w:val="24303B"/>
-          <w:sz w:val="24"/>
-          <w:szCs w:val="24"/>
-          <w:lang/>
+          <w:color w:val="24303B"/>
+          <w:sz w:val="24"/>
+          <w:szCs w:val="24"/>
         </w:rPr>
         <w:t xml:space="preserve"> Sensor geplaatst in steunzool </w:t>
       </w:r>
@@ -863,7 +955,6 @@
           <w:rFonts w:ascii="Calibri" w:hAnsi="Calibri" w:cs="Calibri"/>
           <w:sz w:val="24"/>
           <w:szCs w:val="24"/>
-          <w:lang/>
         </w:rPr>
       </w:pPr>
       <w:r>
@@ -871,17 +962,14 @@
           <w:rFonts w:ascii="Segoe UI Symbol" w:hAnsi="Segoe UI Symbol" w:cs="Segoe UI Symbol"/>
           <w:sz w:val="24"/>
           <w:szCs w:val="24"/>
-          <w:lang/>
         </w:rPr>
         <w:t>☐</w:t>
       </w:r>
       <w:r>
         <w:rPr>
-          <w:rFonts w:ascii="Arial" w:hAnsi="Arial" w:cs="Arial" w:eastAsia="Arial"/>
-          <w:color w:val="24303B"/>
-          <w:sz w:val="24"/>
-          <w:szCs w:val="24"/>
-          <w:lang/>
+          <w:color w:val="24303B"/>
+          <w:sz w:val="24"/>
+          <w:szCs w:val="24"/>
         </w:rPr>
         <w:t xml:space="preserve"> Sensor correct geactiveerd </w:t>
       </w:r>
@@ -897,7 +985,6 @@
           <w:rFonts w:ascii="Calibri" w:hAnsi="Calibri" w:cs="Calibri"/>
           <w:sz w:val="24"/>
           <w:szCs w:val="24"/>
-          <w:lang/>
         </w:rPr>
       </w:pPr>
       <w:r>
@@ -905,17 +992,14 @@
           <w:rFonts w:ascii="Segoe UI Symbol" w:hAnsi="Segoe UI Symbol" w:cs="Segoe UI Symbol"/>
           <w:sz w:val="24"/>
           <w:szCs w:val="24"/>
-          <w:lang/>
         </w:rPr>
         <w:t>☐</w:t>
       </w:r>
       <w:r>
         <w:rPr>
-          <w:rFonts w:ascii="Arial" w:hAnsi="Arial" w:cs="Arial" w:eastAsia="Arial"/>
-          <w:color w:val="24303B"/>
-          <w:sz w:val="24"/>
-          <w:szCs w:val="24"/>
-          <w:lang/>
+          <w:color w:val="24303B"/>
+          <w:sz w:val="24"/>
+          <w:szCs w:val="24"/>
         </w:rPr>
         <w:t xml:space="preserve"> Tijd/datum correct ingesteld </w:t>
       </w:r>
@@ -931,7 +1015,6 @@
           <w:rFonts w:ascii="Calibri" w:hAnsi="Calibri" w:cs="Calibri"/>
           <w:sz w:val="24"/>
           <w:szCs w:val="24"/>
-          <w:lang/>
         </w:rPr>
       </w:pPr>
       <w:r>
@@ -939,17 +1022,14 @@
           <w:rFonts w:ascii="Segoe UI Symbol" w:hAnsi="Segoe UI Symbol" w:cs="Segoe UI Symbol"/>
           <w:sz w:val="24"/>
           <w:szCs w:val="24"/>
-          <w:lang/>
         </w:rPr>
         <w:t>☐</w:t>
       </w:r>
       <w:r>
         <w:rPr>
-          <w:rFonts w:ascii="Arial" w:hAnsi="Arial" w:cs="Arial" w:eastAsia="Arial"/>
-          <w:color w:val="24303B"/>
-          <w:sz w:val="24"/>
-          <w:szCs w:val="24"/>
-          <w:lang/>
+          <w:color w:val="24303B"/>
+          <w:sz w:val="24"/>
+          <w:szCs w:val="24"/>
         </w:rPr>
         <w:t xml:space="preserve"> Koppeling met systeem gecontroleerd </w:t>
       </w:r>
@@ -966,11 +1046,9 @@
       </w:pPr>
       <w:r>
         <w:rPr>
-          <w:rFonts w:ascii="Arial" w:hAnsi="Arial" w:cs="Arial" w:eastAsia="Arial"/>
-          <w:color w:val="24303B"/>
-          <w:sz w:val="24"/>
-          <w:szCs w:val="24"/>
-          <w:lang/>
+          <w:color w:val="24303B"/>
+          <w:sz w:val="24"/>
+          <w:szCs w:val="24"/>
         </w:rPr>
         <w:t>Serienummer sensor: __________________________</w:t>
       </w:r>
@@ -984,18 +1062,15 @@
           <w:bCs/>
           <w:sz w:val="24"/>
           <w:szCs w:val="24"/>
-          <w:lang/>
-        </w:rPr>
-      </w:pPr>
-      <w:r>
-        <w:rPr>
-          <w:rFonts w:ascii="Arial" w:hAnsi="Arial" w:cs="Arial" w:eastAsia="Arial"/>
+        </w:rPr>
+      </w:pPr>
+      <w:r>
+        <w:rPr>
           <w:b/>
           <w:bCs/>
           <w:color w:val="123A5F"/>
           <w:sz w:val="24"/>
           <w:szCs w:val="24"/>
-          <w:lang/>
         </w:rPr>
         <w:t>4. Instructies aan patiënt</w:t>
       </w:r>
@@ -1011,7 +1086,7 @@
           <w:rFonts w:ascii="Calibri" w:hAnsi="Calibri" w:cs="Calibri"/>
           <w:sz w:val="24"/>
           <w:szCs w:val="24"/>
-          <w:lang/>
+          <w:lang w:val="nl-BE"/>
         </w:rPr>
       </w:pPr>
       <w:r>
@@ -1019,17 +1094,16 @@
           <w:rFonts w:ascii="Segoe UI Symbol" w:hAnsi="Segoe UI Symbol" w:cs="Segoe UI Symbol"/>
           <w:sz w:val="24"/>
           <w:szCs w:val="24"/>
-          <w:lang/>
+          <w:lang w:val="nl-BE"/>
         </w:rPr>
         <w:t>☐</w:t>
       </w:r>
       <w:r>
         <w:rPr>
-          <w:rFonts w:ascii="Arial" w:hAnsi="Arial" w:cs="Arial" w:eastAsia="Arial"/>
-          <w:color w:val="24303B"/>
-          <w:sz w:val="24"/>
-          <w:szCs w:val="24"/>
-          <w:lang/>
+          <w:color w:val="24303B"/>
+          <w:sz w:val="24"/>
+          <w:szCs w:val="24"/>
+          <w:lang w:val="nl-BE"/>
         </w:rPr>
         <w:t xml:space="preserve"> Uitleg over doel van de sensor (monitoren draagtijd) </w:t>
       </w:r>
@@ -1045,7 +1119,7 @@
           <w:rFonts w:ascii="Calibri" w:hAnsi="Calibri" w:cs="Calibri"/>
           <w:sz w:val="24"/>
           <w:szCs w:val="24"/>
-          <w:lang/>
+          <w:lang w:val="nl-BE"/>
         </w:rPr>
       </w:pPr>
       <w:r>
@@ -1053,17 +1127,16 @@
           <w:rFonts w:ascii="Segoe UI Symbol" w:hAnsi="Segoe UI Symbol" w:cs="Segoe UI Symbol"/>
           <w:sz w:val="24"/>
           <w:szCs w:val="24"/>
-          <w:lang/>
+          <w:lang w:val="nl-BE"/>
         </w:rPr>
         <w:t>☐</w:t>
       </w:r>
       <w:r>
         <w:rPr>
-          <w:rFonts w:ascii="Arial" w:hAnsi="Arial" w:cs="Arial" w:eastAsia="Arial"/>
-          <w:color w:val="24303B"/>
-          <w:sz w:val="24"/>
-          <w:szCs w:val="24"/>
-          <w:lang/>
+          <w:color w:val="24303B"/>
+          <w:sz w:val="24"/>
+          <w:szCs w:val="24"/>
+          <w:lang w:val="nl-BE"/>
         </w:rPr>
         <w:t xml:space="preserve"> Uitleg over gebruik (geen impact op comfort) </w:t>
       </w:r>
@@ -1079,7 +1152,6 @@
           <w:rFonts w:ascii="Calibri" w:hAnsi="Calibri" w:cs="Calibri"/>
           <w:sz w:val="24"/>
           <w:szCs w:val="24"/>
-          <w:lang/>
         </w:rPr>
       </w:pPr>
       <w:r>
@@ -1087,19 +1159,34 @@
           <w:rFonts w:ascii="Segoe UI Symbol" w:hAnsi="Segoe UI Symbol" w:cs="Segoe UI Symbol"/>
           <w:sz w:val="24"/>
           <w:szCs w:val="24"/>
-          <w:lang/>
         </w:rPr>
         <w:t>☐</w:t>
       </w:r>
       <w:r>
         <w:rPr>
-          <w:rFonts w:ascii="Arial" w:hAnsi="Arial" w:cs="Arial" w:eastAsia="Arial"/>
-          <w:color w:val="24303B"/>
-          <w:sz w:val="24"/>
-          <w:szCs w:val="24"/>
-          <w:lang/>
-        </w:rPr>
-        <w:t xml:space="preserve"> Uitleg over privacy / datagebruik </w:t>
+          <w:color w:val="24303B"/>
+          <w:sz w:val="24"/>
+          <w:szCs w:val="24"/>
+        </w:rPr>
+        <w:t xml:space="preserve"> </w:t>
+      </w:r>
+      <w:proofErr w:type="spellStart"/>
+      <w:r>
+        <w:rPr>
+          <w:color w:val="24303B"/>
+          <w:sz w:val="24"/>
+          <w:szCs w:val="24"/>
+        </w:rPr>
+        <w:t>Uitleg</w:t>
+      </w:r>
+      <w:proofErr w:type="spellEnd"/>
+      <w:r>
+        <w:rPr>
+          <w:color w:val="24303B"/>
+          <w:sz w:val="24"/>
+          <w:szCs w:val="24"/>
+        </w:rPr>
+        <w:t xml:space="preserve"> over privacy / datagebruik </w:t>
       </w:r>
     </w:p>
     <w:p>
@@ -1113,7 +1200,7 @@
           <w:rFonts w:ascii="Calibri" w:hAnsi="Calibri" w:cs="Calibri"/>
           <w:sz w:val="24"/>
           <w:szCs w:val="24"/>
-          <w:lang/>
+          <w:lang w:val="nl-BE"/>
         </w:rPr>
       </w:pPr>
       <w:r>
@@ -1121,17 +1208,16 @@
           <w:rFonts w:ascii="Segoe UI Symbol" w:hAnsi="Segoe UI Symbol" w:cs="Segoe UI Symbol"/>
           <w:sz w:val="24"/>
           <w:szCs w:val="24"/>
-          <w:lang/>
+          <w:lang w:val="nl-BE"/>
         </w:rPr>
         <w:t>☐</w:t>
       </w:r>
       <w:r>
         <w:rPr>
-          <w:rFonts w:ascii="Arial" w:hAnsi="Arial" w:cs="Arial" w:eastAsia="Arial"/>
-          <w:color w:val="24303B"/>
-          <w:sz w:val="24"/>
-          <w:szCs w:val="24"/>
-          <w:lang/>
+          <w:color w:val="24303B"/>
+          <w:sz w:val="24"/>
+          <w:szCs w:val="24"/>
+          <w:lang w:val="nl-BE"/>
         </w:rPr>
         <w:t xml:space="preserve"> Patiënt weet dat sensor continu gedragen moet worden </w:t>
       </w:r>
@@ -1143,18 +1229,33 @@
           <w:rFonts w:ascii="Calibri" w:hAnsi="Calibri" w:cs="Calibri"/>
           <w:sz w:val="24"/>
           <w:szCs w:val="24"/>
-          <w:lang/>
-        </w:rPr>
-      </w:pPr>
-      <w:r>
-        <w:rPr>
-          <w:rFonts w:ascii="Arial" w:hAnsi="Arial" w:cs="Arial" w:eastAsia="Arial"/>
-          <w:color w:val="24303B"/>
-          <w:sz w:val="24"/>
-          <w:szCs w:val="24"/>
-          <w:lang/>
-        </w:rPr>
-        <w:t>Teach-back uitgevoerd:</w:t>
+        </w:rPr>
+      </w:pPr>
+      <w:r>
+        <w:rPr>
+          <w:color w:val="24303B"/>
+          <w:sz w:val="24"/>
+          <w:szCs w:val="24"/>
+        </w:rPr>
+        <w:t xml:space="preserve">Teach-back </w:t>
+      </w:r>
+      <w:proofErr w:type="spellStart"/>
+      <w:r>
+        <w:rPr>
+          <w:color w:val="24303B"/>
+          <w:sz w:val="24"/>
+          <w:szCs w:val="24"/>
+        </w:rPr>
+        <w:t>uitgevoerd</w:t>
+      </w:r>
+      <w:proofErr w:type="spellEnd"/>
+      <w:r>
+        <w:rPr>
+          <w:color w:val="24303B"/>
+          <w:sz w:val="24"/>
+          <w:szCs w:val="24"/>
+        </w:rPr>
+        <w:t>:</w:t>
       </w:r>
     </w:p>
     <w:p>
@@ -1168,7 +1269,6 @@
           <w:rFonts w:ascii="Calibri" w:hAnsi="Calibri" w:cs="Calibri"/>
           <w:sz w:val="24"/>
           <w:szCs w:val="24"/>
-          <w:lang/>
         </w:rPr>
       </w:pPr>
       <w:r>
@@ -1176,17 +1276,14 @@
           <w:rFonts w:ascii="Segoe UI Symbol" w:hAnsi="Segoe UI Symbol" w:cs="Segoe UI Symbol"/>
           <w:sz w:val="24"/>
           <w:szCs w:val="24"/>
-          <w:lang/>
         </w:rPr>
         <w:t>☐</w:t>
       </w:r>
       <w:r>
         <w:rPr>
-          <w:rFonts w:ascii="Arial" w:hAnsi="Arial" w:cs="Arial" w:eastAsia="Arial"/>
-          <w:color w:val="24303B"/>
-          <w:sz w:val="24"/>
-          <w:szCs w:val="24"/>
-          <w:lang/>
+          <w:color w:val="24303B"/>
+          <w:sz w:val="24"/>
+          <w:szCs w:val="24"/>
         </w:rPr>
         <w:t xml:space="preserve"> Ja </w:t>
       </w:r>
@@ -1195,17 +1292,14 @@
           <w:rFonts w:ascii="Segoe UI Symbol" w:hAnsi="Segoe UI Symbol" w:cs="Segoe UI Symbol"/>
           <w:sz w:val="24"/>
           <w:szCs w:val="24"/>
-          <w:lang/>
         </w:rPr>
         <w:t>☐</w:t>
       </w:r>
       <w:r>
         <w:rPr>
-          <w:rFonts w:ascii="Arial" w:hAnsi="Arial" w:cs="Arial" w:eastAsia="Arial"/>
-          <w:color w:val="24303B"/>
-          <w:sz w:val="24"/>
-          <w:szCs w:val="24"/>
-          <w:lang/>
+          <w:color w:val="24303B"/>
+          <w:sz w:val="24"/>
+          <w:szCs w:val="24"/>
         </w:rPr>
         <w:t xml:space="preserve"> Nee </w:t>
       </w:r>
@@ -1217,16 +1311,13 @@
           <w:rFonts w:ascii="Calibri" w:hAnsi="Calibri" w:cs="Calibri"/>
           <w:sz w:val="24"/>
           <w:szCs w:val="24"/>
-          <w:lang/>
-        </w:rPr>
-      </w:pPr>
-      <w:r>
-        <w:rPr>
-          <w:rFonts w:ascii="Arial" w:hAnsi="Arial" w:cs="Arial" w:eastAsia="Arial"/>
-          <w:color w:val="24303B"/>
-          <w:sz w:val="24"/>
-          <w:szCs w:val="24"/>
-          <w:lang/>
+        </w:rPr>
+      </w:pPr>
+      <w:r>
+        <w:rPr>
+          <w:color w:val="24303B"/>
+          <w:sz w:val="24"/>
+          <w:szCs w:val="24"/>
         </w:rPr>
         <w:t>Resultaat:</w:t>
       </w:r>
@@ -1242,7 +1333,6 @@
           <w:rFonts w:ascii="Calibri" w:hAnsi="Calibri" w:cs="Calibri"/>
           <w:sz w:val="24"/>
           <w:szCs w:val="24"/>
-          <w:lang/>
         </w:rPr>
       </w:pPr>
       <w:r>
@@ -1250,17 +1340,14 @@
           <w:rFonts w:ascii="Segoe UI Symbol" w:hAnsi="Segoe UI Symbol" w:cs="Segoe UI Symbol"/>
           <w:sz w:val="24"/>
           <w:szCs w:val="24"/>
-          <w:lang/>
         </w:rPr>
         <w:t>☐</w:t>
       </w:r>
       <w:r>
         <w:rPr>
-          <w:rFonts w:ascii="Arial" w:hAnsi="Arial" w:cs="Arial" w:eastAsia="Arial"/>
-          <w:color w:val="24303B"/>
-          <w:sz w:val="24"/>
-          <w:szCs w:val="24"/>
-          <w:lang/>
+          <w:color w:val="24303B"/>
+          <w:sz w:val="24"/>
+          <w:szCs w:val="24"/>
         </w:rPr>
         <w:t xml:space="preserve"> Begrijpt correct </w:t>
       </w:r>
@@ -1276,7 +1363,6 @@
           <w:rFonts w:ascii="Calibri" w:hAnsi="Calibri" w:cs="Calibri"/>
           <w:sz w:val="24"/>
           <w:szCs w:val="24"/>
-          <w:lang/>
         </w:rPr>
       </w:pPr>
       <w:r>
@@ -1284,17 +1370,14 @@
           <w:rFonts w:ascii="Segoe UI Symbol" w:hAnsi="Segoe UI Symbol" w:cs="Segoe UI Symbol"/>
           <w:sz w:val="24"/>
           <w:szCs w:val="24"/>
-          <w:lang/>
         </w:rPr>
         <w:t>☐</w:t>
       </w:r>
       <w:r>
         <w:rPr>
-          <w:rFonts w:ascii="Arial" w:hAnsi="Arial" w:cs="Arial" w:eastAsia="Arial"/>
-          <w:color w:val="24303B"/>
-          <w:sz w:val="24"/>
-          <w:szCs w:val="24"/>
-          <w:lang/>
+          <w:color w:val="24303B"/>
+          <w:sz w:val="24"/>
+          <w:szCs w:val="24"/>
         </w:rPr>
         <w:t xml:space="preserve"> Extra uitleg nodig </w:t>
       </w:r>
@@ -1306,7 +1389,6 @@
           <w:rFonts w:ascii="Calibri" w:hAnsi="Calibri" w:cs="Calibri"/>
           <w:sz w:val="24"/>
           <w:szCs w:val="24"/>
-          <w:lang/>
         </w:rPr>
       </w:pPr>
     </w:p>
@@ -1319,18 +1401,15 @@
           <w:bCs/>
           <w:sz w:val="24"/>
           <w:szCs w:val="24"/>
-          <w:lang/>
-        </w:rPr>
-      </w:pPr>
-      <w:r>
-        <w:rPr>
-          <w:rFonts w:ascii="Arial" w:hAnsi="Arial" w:cs="Arial" w:eastAsia="Arial"/>
+        </w:rPr>
+      </w:pPr>
+      <w:r>
+        <w:rPr>
           <w:b/>
           <w:bCs/>
           <w:color w:val="123A5F"/>
           <w:sz w:val="24"/>
           <w:szCs w:val="24"/>
-          <w:lang/>
         </w:rPr>
         <w:t>5. Afspraken en opvolging</w:t>
       </w:r>
@@ -1347,22 +1426,18 @@
           <w:rFonts w:ascii="Calibri" w:hAnsi="Calibri" w:cs="Calibri"/>
           <w:sz w:val="24"/>
           <w:szCs w:val="24"/>
-          <w:lang/>
-        </w:rPr>
-      </w:pPr>
-      <w:r>
-        <w:rPr>
-          <w:rFonts w:ascii="Arial" w:hAnsi="Arial" w:cs="Arial" w:eastAsia="Arial"/>
-          <w:color w:val="24303B"/>
-          <w:sz w:val="24"/>
-          <w:szCs w:val="24"/>
-          <w:lang/>
+        </w:rPr>
+      </w:pPr>
+      <w:r>
+        <w:rPr>
+          <w:color w:val="24303B"/>
+          <w:sz w:val="24"/>
+          <w:szCs w:val="24"/>
         </w:rPr>
         <w:t>Volgende controle (± 3 maanden): _</w:t>
       </w:r>
       <w:r>
         <w:rPr>
-          <w:rFonts w:ascii="Arial" w:hAnsi="Arial" w:cs="Arial" w:eastAsia="Arial"/>
           <w:color w:val="24303B"/>
           <w:sz w:val="24"/>
           <w:szCs w:val="24"/>
@@ -1372,17 +1447,14 @@
       </w:r>
       <w:r>
         <w:rPr>
-          <w:rFonts w:ascii="Arial" w:hAnsi="Arial" w:cs="Arial" w:eastAsia="Arial"/>
-          <w:color w:val="24303B"/>
-          <w:sz w:val="24"/>
-          <w:szCs w:val="24"/>
-          <w:lang/>
+          <w:color w:val="24303B"/>
+          <w:sz w:val="24"/>
+          <w:szCs w:val="24"/>
         </w:rPr>
         <w:t>___ / ___</w:t>
       </w:r>
       <w:r>
         <w:rPr>
-          <w:rFonts w:ascii="Arial" w:hAnsi="Arial" w:cs="Arial" w:eastAsia="Arial"/>
           <w:color w:val="24303B"/>
           <w:sz w:val="24"/>
           <w:szCs w:val="24"/>
@@ -1392,11 +1464,9 @@
       </w:r>
       <w:r>
         <w:rPr>
-          <w:rFonts w:ascii="Arial" w:hAnsi="Arial" w:cs="Arial" w:eastAsia="Arial"/>
-          <w:color w:val="24303B"/>
-          <w:sz w:val="24"/>
-          <w:szCs w:val="24"/>
-          <w:lang/>
+          <w:color w:val="24303B"/>
+          <w:sz w:val="24"/>
+          <w:szCs w:val="24"/>
         </w:rPr>
         <w:t xml:space="preserve">_ / ______ </w:t>
       </w:r>
@@ -1413,7 +1483,7 @@
           <w:rFonts w:ascii="Calibri" w:hAnsi="Calibri" w:cs="Calibri"/>
           <w:sz w:val="24"/>
           <w:szCs w:val="24"/>
-          <w:lang/>
+          <w:lang w:val="nl-BE"/>
         </w:rPr>
       </w:pPr>
       <w:r>
@@ -1421,17 +1491,16 @@
           <w:rFonts w:ascii="Segoe UI Symbol" w:hAnsi="Segoe UI Symbol" w:cs="Segoe UI Symbol"/>
           <w:sz w:val="24"/>
           <w:szCs w:val="24"/>
-          <w:lang/>
+          <w:lang w:val="nl-BE"/>
         </w:rPr>
         <w:t>☐</w:t>
       </w:r>
       <w:r>
         <w:rPr>
-          <w:rFonts w:ascii="Arial" w:hAnsi="Arial" w:cs="Arial" w:eastAsia="Arial"/>
-          <w:color w:val="24303B"/>
-          <w:sz w:val="24"/>
-          <w:szCs w:val="24"/>
-          <w:lang/>
+          <w:color w:val="24303B"/>
+          <w:sz w:val="24"/>
+          <w:szCs w:val="24"/>
+          <w:lang w:val="nl-BE"/>
         </w:rPr>
         <w:t xml:space="preserve"> Uitleg over belang van therapietrouw herhaald </w:t>
       </w:r>
@@ -1448,7 +1517,6 @@
           <w:rFonts w:ascii="Calibri" w:hAnsi="Calibri" w:cs="Calibri"/>
           <w:sz w:val="24"/>
           <w:szCs w:val="24"/>
-          <w:lang/>
         </w:rPr>
       </w:pPr>
       <w:r>
@@ -1456,19 +1524,52 @@
           <w:rFonts w:ascii="Segoe UI Symbol" w:hAnsi="Segoe UI Symbol" w:cs="Segoe UI Symbol"/>
           <w:sz w:val="24"/>
           <w:szCs w:val="24"/>
-          <w:lang/>
         </w:rPr>
         <w:t>☐</w:t>
       </w:r>
       <w:r>
         <w:rPr>
-          <w:rFonts w:ascii="Arial" w:hAnsi="Arial" w:cs="Arial" w:eastAsia="Arial"/>
-          <w:color w:val="24303B"/>
-          <w:sz w:val="24"/>
-          <w:szCs w:val="24"/>
-          <w:lang/>
-        </w:rPr>
-        <w:t xml:space="preserve"> Contact bij problemen afgesproken </w:t>
+          <w:color w:val="24303B"/>
+          <w:sz w:val="24"/>
+          <w:szCs w:val="24"/>
+        </w:rPr>
+        <w:t xml:space="preserve"> Contact </w:t>
+      </w:r>
+      <w:proofErr w:type="spellStart"/>
+      <w:r>
+        <w:rPr>
+          <w:color w:val="24303B"/>
+          <w:sz w:val="24"/>
+          <w:szCs w:val="24"/>
+        </w:rPr>
+        <w:t>bij</w:t>
+      </w:r>
+      <w:proofErr w:type="spellEnd"/>
+      <w:r>
+        <w:rPr>
+          <w:color w:val="24303B"/>
+          <w:sz w:val="24"/>
+          <w:szCs w:val="24"/>
+        </w:rPr>
+        <w:t xml:space="preserve"> </w:t>
+      </w:r>
+      <w:proofErr w:type="spellStart"/>
+      <w:r>
+        <w:rPr>
+          <w:color w:val="24303B"/>
+          <w:sz w:val="24"/>
+          <w:szCs w:val="24"/>
+        </w:rPr>
+        <w:t>problemen</w:t>
+      </w:r>
+      <w:proofErr w:type="spellEnd"/>
+      <w:r>
+        <w:rPr>
+          <w:color w:val="24303B"/>
+          <w:sz w:val="24"/>
+          <w:szCs w:val="24"/>
+        </w:rPr>
+        <w:t xml:space="preserve"> afgesproken </w:t>
       </w:r>
     </w:p>
     <w:p>
@@ -1492,7 +1593,7 @@
       <w:footerReference w:type="default" r:id="rId13"/>
       <w:headerReference w:type="first" r:id="rId14"/>
       <w:footerReference w:type="first" r:id="rId15"/>
-      <w:pgSz w:w="11906" w:h="16838" w:orient="portrait"/>
+      <w:pgSz w:w="11906" w:h="16838"/>
       <w:pgMar w:top="1440" w:right="1440" w:bottom="1440" w:left="1440" w:header="708" w:footer="708" w:gutter="0"/>
       <w:cols w:space="708"/>
       <w:docGrid w:linePitch="360"/>
@@ -1502,7 +1603,7 @@
 </file>
 
 <file path=word/endnotes.xml><?xml version="1.0" encoding="utf-8"?>
-<w:endnotes xmlns:wpc="http://schemas.microsoft.com/office/word/2010/wordprocessingCanvas" xmlns:cx="http://schemas.microsoft.com/office/drawing/2014/chartex" xmlns:cx1="http://schemas.microsoft.com/office/drawing/2015/9/8/chartex" xmlns:cx2="http://schemas.microsoft.com/office/drawing/2015/10/21/chartex" xmlns:cx3="http://schemas.microsoft.com/office/drawing/2016/5/9/chartex" xmlns:cx4="http://schemas.microsoft.com/office/drawing/2016/5/10/chartex" xmlns:cx5="http://schemas.microsoft.com/office/drawing/2016/5/11/chartex" xmlns:cx6="http://schemas.microsoft.com/office/drawing/2016/5/12/chartex" xmlns:cx7="http://schemas.microsoft.com/office/drawing/2016/5/13/chartex" xmlns:cx8="http://schemas.microsoft.com/office/drawing/2016/5/14/chartex" xmlns:mc="http://schemas.openxmlformats.org/markup-compatibility/2006" xmlns:aink="http://schemas.microsoft.com/office/drawing/2016/ink" xmlns:am3d="http://schemas.microsoft.com/office/drawing/2017/model3d" xmlns:o="urn:schemas-microsoft-com:office:office" xmlns:oel="http://schemas.microsoft.com/office/2019/extlst" xmlns:r="http://schemas.openxmlformats.org/officeDocument/2006/relationships" xmlns:m="http://schemas.openxmlformats.org/officeDocument/2006/math" xmlns:v="urn:schemas-microsoft-com:vml" xmlns:wp14="http://schemas.microsoft.com/office/word/2010/wordprocessingDrawing" xmlns:wp="http://schemas.openxmlformats.org/drawingml/2006/wordprocessingDrawing" xmlns:w10="urn:schemas-microsoft-com:office:word" xmlns:w="http://schemas.openxmlformats.org/wordprocessingml/2006/main" xmlns:w14="http://schemas.microsoft.com/office/word/2010/wordml" xmlns:w15="http://schemas.microsoft.com/office/word/2012/wordml" xmlns:w16cex="http://schemas.microsoft.com/office/word/2018/wordml/cex" xmlns:w16cid="http://schemas.microsoft.com/office/word/2016/wordml/cid" xmlns:w16="http://schemas.microsoft.com/office/word/2018/wordml" xmlns:w16du="http://schemas.microsoft.com/office/word/2023/wordml/word16du" xmlns:w16sdtdh="http://schemas.microsoft.com/office/word/2020/wordml/sdtdatahash" xmlns:w16sdtfl="http://schemas.microsoft.com/office/word/2024/wordml/sdtformatlock" xmlns:w16se="http://schemas.microsoft.com/office/word/2015/wordml/symex" xmlns:wpg="http://schemas.microsoft.com/office/word/2010/wordprocessingGroup" xmlns:wpi="http://schemas.microsoft.com/office/word/2010/wordprocessingInk" xmlns:wne="http://schemas.microsoft.com/office/word/2006/wordml" xmlns:wps="http://schemas.microsoft.com/office/word/2010/wordprocessingShape" mc:Ignorable="w14 w15 w16se w16cid w16 w16cex w16sdtdh w16sdtfl w16du wp14">
+<w:endnotes xmlns:wpc="http://schemas.microsoft.com/office/word/2010/wordprocessingCanvas" xmlns:cx="http://schemas.microsoft.com/office/drawing/2014/chartex" xmlns:cx1="http://schemas.microsoft.com/office/drawing/2015/9/8/chartex" xmlns:cx2="http://schemas.microsoft.com/office/drawing/2015/10/21/chartex" xmlns:cx3="http://schemas.microsoft.com/office/drawing/2016/5/9/chartex" xmlns:cx4="http://schemas.microsoft.com/office/drawing/2016/5/10/chartex" xmlns:cx5="http://schemas.microsoft.com/office/drawing/2016/5/11/chartex" xmlns:cx6="http://schemas.microsoft.com/office/drawing/2016/5/12/chartex" xmlns:cx7="http://schemas.microsoft.com/office/drawing/2016/5/13/chartex" xmlns:cx8="http://schemas.microsoft.com/office/drawing/2016/5/14/chartex" xmlns:mc="http://schemas.openxmlformats.org/markup-compatibility/2006" xmlns:aink="http://schemas.microsoft.com/office/drawing/2016/ink" xmlns:am3d="http://schemas.microsoft.com/office/drawing/2017/model3d" xmlns:o="urn:schemas-microsoft-com:office:office" xmlns:oel="http://schemas.microsoft.com/office/2019/extlst" xmlns:r="http://schemas.openxmlformats.org/officeDocument/2006/relationships" xmlns:m="http://schemas.openxmlformats.org/officeDocument/2006/math" xmlns:v="urn:schemas-microsoft-com:vml" xmlns:wp14="http://schemas.microsoft.com/office/word/2010/wordprocessingDrawing" xmlns:wp="http://schemas.openxmlformats.org/drawingml/2006/wordprocessingDrawing" xmlns:w10="urn:schemas-microsoft-com:office:word" xmlns:w="http://schemas.openxmlformats.org/wordprocessingml/2006/main" xmlns:w14="http://schemas.microsoft.com/office/word/2010/wordml" xmlns:w15="http://schemas.microsoft.com/office/word/2012/wordml" xmlns:w16cei="http://schemas.microsoft.com/office/word/2026/wordml/cei" xmlns:w16cex="http://schemas.microsoft.com/office/word/2018/wordml/cex" xmlns:w16cid="http://schemas.microsoft.com/office/word/2016/wordml/cid" xmlns:w16="http://schemas.microsoft.com/office/word/2018/wordml" xmlns:w16du="http://schemas.microsoft.com/office/word/2023/wordml/word16du" xmlns:w16sdtdh="http://schemas.microsoft.com/office/word/2020/wordml/sdtdatahash" xmlns:w16sdtfl="http://schemas.microsoft.com/office/word/2024/wordml/sdtformatlock" xmlns:w16se="http://schemas.microsoft.com/office/word/2015/wordml/symex" xmlns:wpg="http://schemas.microsoft.com/office/word/2010/wordprocessingGroup" xmlns:wpi="http://schemas.microsoft.com/office/word/2010/wordprocessingInk" xmlns:wne="http://schemas.microsoft.com/office/word/2006/wordml" xmlns:wps="http://schemas.microsoft.com/office/word/2010/wordprocessingShape" mc:Ignorable="w14 w15 w16se w16cid w16 w16cex w16sdtdh w16sdtfl w16du wp14">
   <w:endnote w:type="separator" w:id="-1">
     <w:p>
       <w:pPr>
@@ -1521,17 +1622,17 @@
 </file>
 
 <file path=word/footer1.xml><?xml version="1.0" encoding="utf-8"?>
-<w:ftr xmlns:wpc="http://schemas.microsoft.com/office/word/2010/wordprocessingCanvas" xmlns:cx="http://schemas.microsoft.com/office/drawing/2014/chartex" xmlns:cx1="http://schemas.microsoft.com/office/drawing/2015/9/8/chartex" xmlns:cx2="http://schemas.microsoft.com/office/drawing/2015/10/21/chartex" xmlns:cx3="http://schemas.microsoft.com/office/drawing/2016/5/9/chartex" xmlns:cx4="http://schemas.microsoft.com/office/drawing/2016/5/10/chartex" xmlns:cx5="http://schemas.microsoft.com/office/drawing/2016/5/11/chartex" xmlns:cx6="http://schemas.microsoft.com/office/drawing/2016/5/12/chartex" xmlns:cx7="http://schemas.microsoft.com/office/drawing/2016/5/13/chartex" xmlns:cx8="http://schemas.microsoft.com/office/drawing/2016/5/14/chartex" xmlns:mc="http://schemas.openxmlformats.org/markup-compatibility/2006" xmlns:aink="http://schemas.microsoft.com/office/drawing/2016/ink" xmlns:am3d="http://schemas.microsoft.com/office/drawing/2017/model3d" xmlns:o="urn:schemas-microsoft-com:office:office" xmlns:oel="http://schemas.microsoft.com/office/2019/extlst" xmlns:r="http://schemas.openxmlformats.org/officeDocument/2006/relationships" xmlns:m="http://schemas.openxmlformats.org/officeDocument/2006/math" xmlns:v="urn:schemas-microsoft-com:vml" xmlns:wp14="http://schemas.microsoft.com/office/word/2010/wordprocessingDrawing" xmlns:wp="http://schemas.openxmlformats.org/drawingml/2006/wordprocessingDrawing" xmlns:w10="urn:schemas-microsoft-com:office:word" xmlns:w="http://schemas.openxmlformats.org/wordprocessingml/2006/main" xmlns:w14="http://schemas.microsoft.com/office/word/2010/wordml" xmlns:w15="http://schemas.microsoft.com/office/word/2012/wordml" xmlns:w16cex="http://schemas.microsoft.com/office/word/2018/wordml/cex" xmlns:w16cid="http://schemas.microsoft.com/office/word/2016/wordml/cid" xmlns:w16="http://schemas.microsoft.com/office/word/2018/wordml" xmlns:w16du="http://schemas.microsoft.com/office/word/2023/wordml/word16du" xmlns:w16sdtdh="http://schemas.microsoft.com/office/word/2020/wordml/sdtdatahash" xmlns:w16sdtfl="http://schemas.microsoft.com/office/word/2024/wordml/sdtformatlock" xmlns:w16se="http://schemas.microsoft.com/office/word/2015/wordml/symex" xmlns:wpg="http://schemas.microsoft.com/office/word/2010/wordprocessingGroup" xmlns:wpi="http://schemas.microsoft.com/office/word/2010/wordprocessingInk" xmlns:wne="http://schemas.microsoft.com/office/word/2006/wordml" xmlns:wps="http://schemas.microsoft.com/office/word/2010/wordprocessingShape" mc:Ignorable="w14 w15 w16se w16cid w16 w16cex w16sdtdh w16sdtfl w16du wp14">
+<w:ftr xmlns:wpc="http://schemas.microsoft.com/office/word/2010/wordprocessingCanvas" xmlns:cx="http://schemas.microsoft.com/office/drawing/2014/chartex" xmlns:cx1="http://schemas.microsoft.com/office/drawing/2015/9/8/chartex" xmlns:cx2="http://schemas.microsoft.com/office/drawing/2015/10/21/chartex" xmlns:cx3="http://schemas.microsoft.com/office/drawing/2016/5/9/chartex" xmlns:cx4="http://schemas.microsoft.com/office/drawing/2016/5/10/chartex" xmlns:cx5="http://schemas.microsoft.com/office/drawing/2016/5/11/chartex" xmlns:cx6="http://schemas.microsoft.com/office/drawing/2016/5/12/chartex" xmlns:cx7="http://schemas.microsoft.com/office/drawing/2016/5/13/chartex" xmlns:cx8="http://schemas.microsoft.com/office/drawing/2016/5/14/chartex" xmlns:mc="http://schemas.openxmlformats.org/markup-compatibility/2006" xmlns:aink="http://schemas.microsoft.com/office/drawing/2016/ink" xmlns:am3d="http://schemas.microsoft.com/office/drawing/2017/model3d" xmlns:o="urn:schemas-microsoft-com:office:office" xmlns:oel="http://schemas.microsoft.com/office/2019/extlst" xmlns:r="http://schemas.openxmlformats.org/officeDocument/2006/relationships" xmlns:m="http://schemas.openxmlformats.org/officeDocument/2006/math" xmlns:v="urn:schemas-microsoft-com:vml" xmlns:wp14="http://schemas.microsoft.com/office/word/2010/wordprocessingDrawing" xmlns:wp="http://schemas.openxmlformats.org/drawingml/2006/wordprocessingDrawing" xmlns:w10="urn:schemas-microsoft-com:office:word" xmlns:w="http://schemas.openxmlformats.org/wordprocessingml/2006/main" xmlns:w14="http://schemas.microsoft.com/office/word/2010/wordml" xmlns:w15="http://schemas.microsoft.com/office/word/2012/wordml" xmlns:w16cei="http://schemas.microsoft.com/office/word/2026/wordml/cei" xmlns:w16cex="http://schemas.microsoft.com/office/word/2018/wordml/cex" xmlns:w16cid="http://schemas.microsoft.com/office/word/2016/wordml/cid" xmlns:w16="http://schemas.microsoft.com/office/word/2018/wordml" xmlns:w16du="http://schemas.microsoft.com/office/word/2023/wordml/word16du" xmlns:w16sdtdh="http://schemas.microsoft.com/office/word/2020/wordml/sdtdatahash" xmlns:w16sdtfl="http://schemas.microsoft.com/office/word/2024/wordml/sdtformatlock" xmlns:w16se="http://schemas.microsoft.com/office/word/2015/wordml/symex" xmlns:wpg="http://schemas.microsoft.com/office/word/2010/wordprocessingGroup" xmlns:wpi="http://schemas.microsoft.com/office/word/2010/wordprocessingInk" xmlns:wne="http://schemas.microsoft.com/office/word/2006/wordml" xmlns:wps="http://schemas.microsoft.com/office/word/2010/wordprocessingShape" mc:Ignorable="w14 w15 w16se w16cid w16 w16cex w16sdtdh w16sdtfl w16du wp14">
   <w:p>
     <w:pPr>
-      <w:pStyle w:val="Footer"/>
+      <w:pStyle w:val="Voettekst"/>
     </w:pPr>
   </w:p>
 </w:ftr>
 </file>
 
 <file path=word/footer2.xml><?xml version="1.0" encoding="utf-8"?>
-<w:ftr xmlns:wpc="http://schemas.microsoft.com/office/word/2010/wordprocessingCanvas" xmlns:cx="http://schemas.microsoft.com/office/drawing/2014/chartex" xmlns:cx1="http://schemas.microsoft.com/office/drawing/2015/9/8/chartex" xmlns:cx2="http://schemas.microsoft.com/office/drawing/2015/10/21/chartex" xmlns:cx3="http://schemas.microsoft.com/office/drawing/2016/5/9/chartex" xmlns:cx4="http://schemas.microsoft.com/office/drawing/2016/5/10/chartex" xmlns:cx5="http://schemas.microsoft.com/office/drawing/2016/5/11/chartex" xmlns:cx6="http://schemas.microsoft.com/office/drawing/2016/5/12/chartex" xmlns:cx7="http://schemas.microsoft.com/office/drawing/2016/5/13/chartex" xmlns:cx8="http://schemas.microsoft.com/office/drawing/2016/5/14/chartex" xmlns:mc="http://schemas.openxmlformats.org/markup-compatibility/2006" xmlns:aink="http://schemas.microsoft.com/office/drawing/2016/ink" xmlns:am3d="http://schemas.microsoft.com/office/drawing/2017/model3d" xmlns:o="urn:schemas-microsoft-com:office:office" xmlns:oel="http://schemas.microsoft.com/office/2019/extlst" xmlns:r="http://schemas.openxmlformats.org/officeDocument/2006/relationships" xmlns:m="http://schemas.openxmlformats.org/officeDocument/2006/math" xmlns:v="urn:schemas-microsoft-com:vml" xmlns:wp14="http://schemas.microsoft.com/office/word/2010/wordprocessingDrawing" xmlns:wp="http://schemas.openxmlformats.org/drawingml/2006/wordprocessingDrawing" xmlns:w10="urn:schemas-microsoft-com:office:word" xmlns:w="http://schemas.openxmlformats.org/wordprocessingml/2006/main" xmlns:w14="http://schemas.microsoft.com/office/word/2010/wordml" xmlns:w15="http://schemas.microsoft.com/office/word/2012/wordml" xmlns:w16cex="http://schemas.microsoft.com/office/word/2018/wordml/cex" xmlns:w16cid="http://schemas.microsoft.com/office/word/2016/wordml/cid" xmlns:w16="http://schemas.microsoft.com/office/word/2018/wordml" xmlns:w16du="http://schemas.microsoft.com/office/word/2023/wordml/word16du" xmlns:w16sdtdh="http://schemas.microsoft.com/office/word/2020/wordml/sdtdatahash" xmlns:w16sdtfl="http://schemas.microsoft.com/office/word/2024/wordml/sdtformatlock" xmlns:w16se="http://schemas.microsoft.com/office/word/2015/wordml/symex" xmlns:wpg="http://schemas.microsoft.com/office/word/2010/wordprocessingGroup" xmlns:wpi="http://schemas.microsoft.com/office/word/2010/wordprocessingInk" xmlns:wne="http://schemas.microsoft.com/office/word/2006/wordml" xmlns:wps="http://schemas.microsoft.com/office/word/2010/wordprocessingShape" mc:Ignorable="w14 w15 w16se w16cid w16 w16cex w16sdtdh w16sdtfl w16du wp14">
+<w:ftr xmlns:wpc="http://schemas.microsoft.com/office/word/2010/wordprocessingCanvas" xmlns:cx="http://schemas.microsoft.com/office/drawing/2014/chartex" xmlns:cx1="http://schemas.microsoft.com/office/drawing/2015/9/8/chartex" xmlns:cx2="http://schemas.microsoft.com/office/drawing/2015/10/21/chartex" xmlns:cx3="http://schemas.microsoft.com/office/drawing/2016/5/9/chartex" xmlns:cx4="http://schemas.microsoft.com/office/drawing/2016/5/10/chartex" xmlns:cx5="http://schemas.microsoft.com/office/drawing/2016/5/11/chartex" xmlns:cx6="http://schemas.microsoft.com/office/drawing/2016/5/12/chartex" xmlns:cx7="http://schemas.microsoft.com/office/drawing/2016/5/13/chartex" xmlns:cx8="http://schemas.microsoft.com/office/drawing/2016/5/14/chartex" xmlns:mc="http://schemas.openxmlformats.org/markup-compatibility/2006" xmlns:aink="http://schemas.microsoft.com/office/drawing/2016/ink" xmlns:am3d="http://schemas.microsoft.com/office/drawing/2017/model3d" xmlns:o="urn:schemas-microsoft-com:office:office" xmlns:oel="http://schemas.microsoft.com/office/2019/extlst" xmlns:r="http://schemas.openxmlformats.org/officeDocument/2006/relationships" xmlns:m="http://schemas.openxmlformats.org/officeDocument/2006/math" xmlns:v="urn:schemas-microsoft-com:vml" xmlns:wp14="http://schemas.microsoft.com/office/word/2010/wordprocessingDrawing" xmlns:wp="http://schemas.openxmlformats.org/drawingml/2006/wordprocessingDrawing" xmlns:w10="urn:schemas-microsoft-com:office:word" xmlns:w="http://schemas.openxmlformats.org/wordprocessingml/2006/main" xmlns:w14="http://schemas.microsoft.com/office/word/2010/wordml" xmlns:w15="http://schemas.microsoft.com/office/word/2012/wordml" xmlns:w16cei="http://schemas.microsoft.com/office/word/2026/wordml/cei" xmlns:w16cex="http://schemas.microsoft.com/office/word/2018/wordml/cex" xmlns:w16cid="http://schemas.microsoft.com/office/word/2016/wordml/cid" xmlns:w16="http://schemas.microsoft.com/office/word/2018/wordml" xmlns:w16du="http://schemas.microsoft.com/office/word/2023/wordml/word16du" xmlns:w16sdtdh="http://schemas.microsoft.com/office/word/2020/wordml/sdtdatahash" xmlns:w16sdtfl="http://schemas.microsoft.com/office/word/2024/wordml/sdtformatlock" xmlns:w16se="http://schemas.microsoft.com/office/word/2015/wordml/symex" xmlns:wpg="http://schemas.microsoft.com/office/word/2010/wordprocessingGroup" xmlns:wpi="http://schemas.microsoft.com/office/word/2010/wordprocessingInk" xmlns:wne="http://schemas.microsoft.com/office/word/2006/wordml" xmlns:wps="http://schemas.microsoft.com/office/word/2010/wordprocessingShape" mc:Ignorable="w14 w15 w16se w16cid w16 w16cex w16sdtdh w16sdtfl w16du wp14">
   <w:p>
     <w:pPr>
       <w:pBdr>
@@ -1566,7 +1667,7 @@
                   <pic:cNvPicPr/>
                 </pic:nvPicPr>
                 <pic:blipFill rotWithShape="1">
-                  <a:blip r:embed="rIdTplImgC">
+                  <a:blip r:embed="rId1">
                     <a:extLst>
                       <a:ext uri="{28A0092B-C50C-407E-A947-70E740481C1C}">
                         <a14:useLocalDpi xmlns:a14="http://schemas.microsoft.com/office/drawing/2010/main" val="0"/>
@@ -1615,6 +1716,7 @@
       </w:rPr>
       <w:t>PARADISE-</w:t>
     </w:r>
+    <w:proofErr w:type="spellStart"/>
     <w:proofErr w:type="gramStart"/>
     <w:r>
       <w:rPr>
@@ -1622,7 +1724,16 @@
         <w:sz w:val="16"/>
         <w:szCs w:val="16"/>
       </w:rPr>
-      <w:t>studie  ·</w:t>
+      <w:t>studie</w:t>
+    </w:r>
+    <w:proofErr w:type="spellEnd"/>
+    <w:r>
+      <w:rPr>
+        <w:color w:val="59636E"/>
+        <w:sz w:val="16"/>
+        <w:szCs w:val="16"/>
+      </w:rPr>
+      <w:t xml:space="preserve">  ·</w:t>
     </w:r>
     <w:proofErr w:type="gramEnd"/>
     <w:r>
@@ -1631,7 +1742,43 @@
         <w:sz w:val="16"/>
         <w:szCs w:val="16"/>
       </w:rPr>
-      <w:t xml:space="preserve">  eCRF 33: Vervanging voetorthese of sensor </w:t>
+      <w:t xml:space="preserve">  eCRF 33: </w:t>
+    </w:r>
+    <w:proofErr w:type="spellStart"/>
+    <w:r>
+      <w:rPr>
+        <w:color w:val="59636E"/>
+        <w:sz w:val="16"/>
+        <w:szCs w:val="16"/>
+      </w:rPr>
+      <w:t>Vervanging</w:t>
+    </w:r>
+    <w:proofErr w:type="spellEnd"/>
+    <w:r>
+      <w:rPr>
+        <w:color w:val="59636E"/>
+        <w:sz w:val="16"/>
+        <w:szCs w:val="16"/>
+      </w:rPr>
+      <w:t xml:space="preserve"> </w:t>
+    </w:r>
+    <w:proofErr w:type="spellStart"/>
+    <w:r>
+      <w:rPr>
+        <w:color w:val="59636E"/>
+        <w:sz w:val="16"/>
+        <w:szCs w:val="16"/>
+      </w:rPr>
+      <w:t>voetorthese</w:t>
+    </w:r>
+    <w:proofErr w:type="spellEnd"/>
+    <w:r>
+      <w:rPr>
+        <w:color w:val="59636E"/>
+        <w:sz w:val="16"/>
+        <w:szCs w:val="16"/>
+      </w:rPr>
+      <w:t xml:space="preserve"> of sensor </w:t>
     </w:r>
     <w:proofErr w:type="gramStart"/>
     <w:r>
@@ -1640,7 +1787,7 @@
         <w:sz w:val="16"/>
         <w:szCs w:val="16"/>
       </w:rPr>
-      <w:t>·</w:t>
+      <w:t>·  Versie</w:t>
     </w:r>
     <w:proofErr w:type="gramEnd"/>
     <w:r>
@@ -1649,9 +1796,8 @@
         <w:sz w:val="16"/>
         <w:szCs w:val="16"/>
       </w:rPr>
-      <w:t xml:space="preserve">  Versie </w:t>
+      <w:t xml:space="preserve"> </w:t>
     </w:r>
-    <w:proofErr w:type="gramStart"/>
     <w:r>
       <w:rPr>
         <w:i/>
@@ -1662,6 +1808,7 @@
       </w:rPr>
       <w:t xml:space="preserve">[ </w:t>
     </w:r>
+    <w:proofErr w:type="gramStart"/>
     <w:r>
       <w:rPr>
         <w:i/>
@@ -1672,7 +1819,6 @@
       </w:rPr>
       <w:t>1.0</w:t>
     </w:r>
-    <w:proofErr w:type="gramEnd"/>
     <w:r>
       <w:rPr>
         <w:i/>
@@ -1681,9 +1827,26 @@
         <w:sz w:val="16"/>
         <w:szCs w:val="16"/>
       </w:rPr>
-      <w:t xml:space="preserve"> </w:t>
+      <w:t xml:space="preserve"> ]</w:t>
+    </w:r>
+    <w:proofErr w:type="gramEnd"/>
+    <w:r>
+      <w:rPr>
+        <w:color w:val="59636E"/>
+        <w:sz w:val="16"/>
+        <w:szCs w:val="16"/>
+      </w:rPr>
+      <w:t xml:space="preserve">  </w:t>
     </w:r>
     <w:proofErr w:type="gramStart"/>
+    <w:r>
+      <w:rPr>
+        <w:color w:val="59636E"/>
+        <w:sz w:val="16"/>
+        <w:szCs w:val="16"/>
+      </w:rPr>
+      <w:t xml:space="preserve">·  </w:t>
+    </w:r>
     <w:r>
       <w:rPr>
         <w:i/>
@@ -1692,26 +1855,9 @@
         <w:sz w:val="16"/>
         <w:szCs w:val="16"/>
       </w:rPr>
-      <w:t>]</w:t>
-    </w:r>
-    <w:r>
-      <w:rPr>
-        <w:color w:val="59636E"/>
-        <w:sz w:val="16"/>
-        <w:szCs w:val="16"/>
-      </w:rPr>
-      <w:t xml:space="preserve">  ·</w:t>
+      <w:t>[</w:t>
     </w:r>
     <w:proofErr w:type="gramEnd"/>
-    <w:r>
-      <w:rPr>
-        <w:color w:val="59636E"/>
-        <w:sz w:val="16"/>
-        <w:szCs w:val="16"/>
-      </w:rPr>
-      <w:t xml:space="preserve">  </w:t>
-    </w:r>
-    <w:proofErr w:type="gramStart"/>
     <w:r>
       <w:rPr>
         <w:i/>
@@ -1720,7 +1866,7 @@
         <w:sz w:val="16"/>
         <w:szCs w:val="16"/>
       </w:rPr>
-      <w:t xml:space="preserve">[ </w:t>
+      <w:t xml:space="preserve"> </w:t>
     </w:r>
     <w:r>
       <w:rPr>
@@ -1730,9 +1876,9 @@
         <w:sz w:val="16"/>
         <w:szCs w:val="16"/>
       </w:rPr>
-      <w:t>27</w:t>
+      <w:t>27/07/</w:t>
     </w:r>
-    <w:proofErr w:type="gramEnd"/>
+    <w:proofErr w:type="gramStart"/>
     <w:r>
       <w:rPr>
         <w:i/>
@@ -1741,9 +1887,8 @@
         <w:sz w:val="16"/>
         <w:szCs w:val="16"/>
       </w:rPr>
-      <w:t>/07/</w:t>
+      <w:t>2026</w:t>
     </w:r>
-    <w:proofErr w:type="gramStart"/>
     <w:r>
       <w:rPr>
         <w:i/>
@@ -1752,16 +1897,6 @@
         <w:sz w:val="16"/>
         <w:szCs w:val="16"/>
       </w:rPr>
-      <w:t>2026</w:t>
-    </w:r>
-    <w:r>
-      <w:rPr>
-        <w:i/>
-        <w:iCs/>
-        <w:color w:val="59636E"/>
-        <w:sz w:val="16"/>
-        <w:szCs w:val="16"/>
-      </w:rPr>
       <w:t xml:space="preserve"> ]</w:t>
     </w:r>
     <w:proofErr w:type="gramEnd"/>
@@ -1780,8 +1915,18 @@
         <w:sz w:val="16"/>
         <w:szCs w:val="16"/>
       </w:rPr>
-      <w:t>·  Pagina</w:t>
+      <w:t xml:space="preserve">·  </w:t>
     </w:r>
+    <w:proofErr w:type="spellStart"/>
+    <w:r>
+      <w:rPr>
+        <w:color w:val="59636E"/>
+        <w:sz w:val="16"/>
+        <w:szCs w:val="16"/>
+      </w:rPr>
+      <w:t>Pagina</w:t>
+    </w:r>
+    <w:proofErr w:type="spellEnd"/>
     <w:proofErr w:type="gramEnd"/>
     <w:r>
       <w:rPr>
@@ -1886,17 +2031,17 @@
 </file>
 
 <file path=word/footer3.xml><?xml version="1.0" encoding="utf-8"?>
-<w:ftr xmlns:wpc="http://schemas.microsoft.com/office/word/2010/wordprocessingCanvas" xmlns:cx="http://schemas.microsoft.com/office/drawing/2014/chartex" xmlns:cx1="http://schemas.microsoft.com/office/drawing/2015/9/8/chartex" xmlns:cx2="http://schemas.microsoft.com/office/drawing/2015/10/21/chartex" xmlns:cx3="http://schemas.microsoft.com/office/drawing/2016/5/9/chartex" xmlns:cx4="http://schemas.microsoft.com/office/drawing/2016/5/10/chartex" xmlns:cx5="http://schemas.microsoft.com/office/drawing/2016/5/11/chartex" xmlns:cx6="http://schemas.microsoft.com/office/drawing/2016/5/12/chartex" xmlns:cx7="http://schemas.microsoft.com/office/drawing/2016/5/13/chartex" xmlns:cx8="http://schemas.microsoft.com/office/drawing/2016/5/14/chartex" xmlns:mc="http://schemas.openxmlformats.org/markup-compatibility/2006" xmlns:aink="http://schemas.microsoft.com/office/drawing/2016/ink" xmlns:am3d="http://schemas.microsoft.com/office/drawing/2017/model3d" xmlns:o="urn:schemas-microsoft-com:office:office" xmlns:oel="http://schemas.microsoft.com/office/2019/extlst" xmlns:r="http://schemas.openxmlformats.org/officeDocument/2006/relationships" xmlns:m="http://schemas.openxmlformats.org/officeDocument/2006/math" xmlns:v="urn:schemas-microsoft-com:vml" xmlns:wp14="http://schemas.microsoft.com/office/word/2010/wordprocessingDrawing" xmlns:wp="http://schemas.openxmlformats.org/drawingml/2006/wordprocessingDrawing" xmlns:w10="urn:schemas-microsoft-com:office:word" xmlns:w="http://schemas.openxmlformats.org/wordprocessingml/2006/main" xmlns:w14="http://schemas.microsoft.com/office/word/2010/wordml" xmlns:w15="http://schemas.microsoft.com/office/word/2012/wordml" xmlns:w16cex="http://schemas.microsoft.com/office/word/2018/wordml/cex" xmlns:w16cid="http://schemas.microsoft.com/office/word/2016/wordml/cid" xmlns:w16="http://schemas.microsoft.com/office/word/2018/wordml" xmlns:w16du="http://schemas.microsoft.com/office/word/2023/wordml/word16du" xmlns:w16sdtdh="http://schemas.microsoft.com/office/word/2020/wordml/sdtdatahash" xmlns:w16sdtfl="http://schemas.microsoft.com/office/word/2024/wordml/sdtformatlock" xmlns:w16se="http://schemas.microsoft.com/office/word/2015/wordml/symex" xmlns:wpg="http://schemas.microsoft.com/office/word/2010/wordprocessingGroup" xmlns:wpi="http://schemas.microsoft.com/office/word/2010/wordprocessingInk" xmlns:wne="http://schemas.microsoft.com/office/word/2006/wordml" xmlns:wps="http://schemas.microsoft.com/office/word/2010/wordprocessingShape" mc:Ignorable="w14 w15 w16se w16cid w16 w16cex w16sdtdh w16sdtfl w16du wp14">
+<w:ftr xmlns:wpc="http://schemas.microsoft.com/office/word/2010/wordprocessingCanvas" xmlns:cx="http://schemas.microsoft.com/office/drawing/2014/chartex" xmlns:cx1="http://schemas.microsoft.com/office/drawing/2015/9/8/chartex" xmlns:cx2="http://schemas.microsoft.com/office/drawing/2015/10/21/chartex" xmlns:cx3="http://schemas.microsoft.com/office/drawing/2016/5/9/chartex" xmlns:cx4="http://schemas.microsoft.com/office/drawing/2016/5/10/chartex" xmlns:cx5="http://schemas.microsoft.com/office/drawing/2016/5/11/chartex" xmlns:cx6="http://schemas.microsoft.com/office/drawing/2016/5/12/chartex" xmlns:cx7="http://schemas.microsoft.com/office/drawing/2016/5/13/chartex" xmlns:cx8="http://schemas.microsoft.com/office/drawing/2016/5/14/chartex" xmlns:mc="http://schemas.openxmlformats.org/markup-compatibility/2006" xmlns:aink="http://schemas.microsoft.com/office/drawing/2016/ink" xmlns:am3d="http://schemas.microsoft.com/office/drawing/2017/model3d" xmlns:o="urn:schemas-microsoft-com:office:office" xmlns:oel="http://schemas.microsoft.com/office/2019/extlst" xmlns:r="http://schemas.openxmlformats.org/officeDocument/2006/relationships" xmlns:m="http://schemas.openxmlformats.org/officeDocument/2006/math" xmlns:v="urn:schemas-microsoft-com:vml" xmlns:wp14="http://schemas.microsoft.com/office/word/2010/wordprocessingDrawing" xmlns:wp="http://schemas.openxmlformats.org/drawingml/2006/wordprocessingDrawing" xmlns:w10="urn:schemas-microsoft-com:office:word" xmlns:w="http://schemas.openxmlformats.org/wordprocessingml/2006/main" xmlns:w14="http://schemas.microsoft.com/office/word/2010/wordml" xmlns:w15="http://schemas.microsoft.com/office/word/2012/wordml" xmlns:w16cei="http://schemas.microsoft.com/office/word/2026/wordml/cei" xmlns:w16cex="http://schemas.microsoft.com/office/word/2018/wordml/cex" xmlns:w16cid="http://schemas.microsoft.com/office/word/2016/wordml/cid" xmlns:w16="http://schemas.microsoft.com/office/word/2018/wordml" xmlns:w16du="http://schemas.microsoft.com/office/word/2023/wordml/word16du" xmlns:w16sdtdh="http://schemas.microsoft.com/office/word/2020/wordml/sdtdatahash" xmlns:w16sdtfl="http://schemas.microsoft.com/office/word/2024/wordml/sdtformatlock" xmlns:w16se="http://schemas.microsoft.com/office/word/2015/wordml/symex" xmlns:wpg="http://schemas.microsoft.com/office/word/2010/wordprocessingGroup" xmlns:wpi="http://schemas.microsoft.com/office/word/2010/wordprocessingInk" xmlns:wne="http://schemas.microsoft.com/office/word/2006/wordml" xmlns:wps="http://schemas.microsoft.com/office/word/2010/wordprocessingShape" mc:Ignorable="w14 w15 w16se w16cid w16 w16cex w16sdtdh w16sdtfl w16du wp14">
   <w:p>
     <w:pPr>
-      <w:pStyle w:val="Footer"/>
+      <w:pStyle w:val="Voettekst"/>
     </w:pPr>
   </w:p>
 </w:ftr>
 </file>
 
 <file path=word/footnotes.xml><?xml version="1.0" encoding="utf-8"?>
-<w:footnotes xmlns:wpc="http://schemas.microsoft.com/office/word/2010/wordprocessingCanvas" xmlns:cx="http://schemas.microsoft.com/office/drawing/2014/chartex" xmlns:cx1="http://schemas.microsoft.com/office/drawing/2015/9/8/chartex" xmlns:cx2="http://schemas.microsoft.com/office/drawing/2015/10/21/chartex" xmlns:cx3="http://schemas.microsoft.com/office/drawing/2016/5/9/chartex" xmlns:cx4="http://schemas.microsoft.com/office/drawing/2016/5/10/chartex" xmlns:cx5="http://schemas.microsoft.com/office/drawing/2016/5/11/chartex" xmlns:cx6="http://schemas.microsoft.com/office/drawing/2016/5/12/chartex" xmlns:cx7="http://schemas.microsoft.com/office/drawing/2016/5/13/chartex" xmlns:cx8="http://schemas.microsoft.com/office/drawing/2016/5/14/chartex" xmlns:mc="http://schemas.openxmlformats.org/markup-compatibility/2006" xmlns:aink="http://schemas.microsoft.com/office/drawing/2016/ink" xmlns:am3d="http://schemas.microsoft.com/office/drawing/2017/model3d" xmlns:o="urn:schemas-microsoft-com:office:office" xmlns:oel="http://schemas.microsoft.com/office/2019/extlst" xmlns:r="http://schemas.openxmlformats.org/officeDocument/2006/relationships" xmlns:m="http://schemas.openxmlformats.org/officeDocument/2006/math" xmlns:v="urn:schemas-microsoft-com:vml" xmlns:wp14="http://schemas.microsoft.com/office/word/2010/wordprocessingDrawing" xmlns:wp="http://schemas.openxmlformats.org/drawingml/2006/wordprocessingDrawing" xmlns:w10="urn:schemas-microsoft-com:office:word" xmlns:w="http://schemas.openxmlformats.org/wordprocessingml/2006/main" xmlns:w14="http://schemas.microsoft.com/office/word/2010/wordml" xmlns:w15="http://schemas.microsoft.com/office/word/2012/wordml" xmlns:w16cex="http://schemas.microsoft.com/office/word/2018/wordml/cex" xmlns:w16cid="http://schemas.microsoft.com/office/word/2016/wordml/cid" xmlns:w16="http://schemas.microsoft.com/office/word/2018/wordml" xmlns:w16du="http://schemas.microsoft.com/office/word/2023/wordml/word16du" xmlns:w16sdtdh="http://schemas.microsoft.com/office/word/2020/wordml/sdtdatahash" xmlns:w16sdtfl="http://schemas.microsoft.com/office/word/2024/wordml/sdtformatlock" xmlns:w16se="http://schemas.microsoft.com/office/word/2015/wordml/symex" xmlns:wpg="http://schemas.microsoft.com/office/word/2010/wordprocessingGroup" xmlns:wpi="http://schemas.microsoft.com/office/word/2010/wordprocessingInk" xmlns:wne="http://schemas.microsoft.com/office/word/2006/wordml" xmlns:wps="http://schemas.microsoft.com/office/word/2010/wordprocessingShape" mc:Ignorable="w14 w15 w16se w16cid w16 w16cex w16sdtdh w16sdtfl w16du wp14">
+<w:footnotes xmlns:wpc="http://schemas.microsoft.com/office/word/2010/wordprocessingCanvas" xmlns:cx="http://schemas.microsoft.com/office/drawing/2014/chartex" xmlns:cx1="http://schemas.microsoft.com/office/drawing/2015/9/8/chartex" xmlns:cx2="http://schemas.microsoft.com/office/drawing/2015/10/21/chartex" xmlns:cx3="http://schemas.microsoft.com/office/drawing/2016/5/9/chartex" xmlns:cx4="http://schemas.microsoft.com/office/drawing/2016/5/10/chartex" xmlns:cx5="http://schemas.microsoft.com/office/drawing/2016/5/11/chartex" xmlns:cx6="http://schemas.microsoft.com/office/drawing/2016/5/12/chartex" xmlns:cx7="http://schemas.microsoft.com/office/drawing/2016/5/13/chartex" xmlns:cx8="http://schemas.microsoft.com/office/drawing/2016/5/14/chartex" xmlns:mc="http://schemas.openxmlformats.org/markup-compatibility/2006" xmlns:aink="http://schemas.microsoft.com/office/drawing/2016/ink" xmlns:am3d="http://schemas.microsoft.com/office/drawing/2017/model3d" xmlns:o="urn:schemas-microsoft-com:office:office" xmlns:oel="http://schemas.microsoft.com/office/2019/extlst" xmlns:r="http://schemas.openxmlformats.org/officeDocument/2006/relationships" xmlns:m="http://schemas.openxmlformats.org/officeDocument/2006/math" xmlns:v="urn:schemas-microsoft-com:vml" xmlns:wp14="http://schemas.microsoft.com/office/word/2010/wordprocessingDrawing" xmlns:wp="http://schemas.openxmlformats.org/drawingml/2006/wordprocessingDrawing" xmlns:w10="urn:schemas-microsoft-com:office:word" xmlns:w="http://schemas.openxmlformats.org/wordprocessingml/2006/main" xmlns:w14="http://schemas.microsoft.com/office/word/2010/wordml" xmlns:w15="http://schemas.microsoft.com/office/word/2012/wordml" xmlns:w16cei="http://schemas.microsoft.com/office/word/2026/wordml/cei" xmlns:w16cex="http://schemas.microsoft.com/office/word/2018/wordml/cex" xmlns:w16cid="http://schemas.microsoft.com/office/word/2016/wordml/cid" xmlns:w16="http://schemas.microsoft.com/office/word/2018/wordml" xmlns:w16du="http://schemas.microsoft.com/office/word/2023/wordml/word16du" xmlns:w16sdtdh="http://schemas.microsoft.com/office/word/2020/wordml/sdtdatahash" xmlns:w16sdtfl="http://schemas.microsoft.com/office/word/2024/wordml/sdtformatlock" xmlns:w16se="http://schemas.microsoft.com/office/word/2015/wordml/symex" xmlns:wpg="http://schemas.microsoft.com/office/word/2010/wordprocessingGroup" xmlns:wpi="http://schemas.microsoft.com/office/word/2010/wordprocessingInk" xmlns:wne="http://schemas.microsoft.com/office/word/2006/wordml" xmlns:wps="http://schemas.microsoft.com/office/word/2010/wordprocessingShape" mc:Ignorable="w14 w15 w16se w16cid w16 w16cex w16sdtdh w16sdtfl w16du wp14">
   <w:footnote w:type="separator" w:id="-1">
     <w:p>
       <w:pPr>
@@ -1915,20 +2060,19 @@
 </file>
 
 <file path=word/header1.xml><?xml version="1.0" encoding="utf-8"?>
-<w:hdr xmlns:wpc="http://schemas.microsoft.com/office/word/2010/wordprocessingCanvas" xmlns:cx="http://schemas.microsoft.com/office/drawing/2014/chartex" xmlns:cx1="http://schemas.microsoft.com/office/drawing/2015/9/8/chartex" xmlns:cx2="http://schemas.microsoft.com/office/drawing/2015/10/21/chartex" xmlns:cx3="http://schemas.microsoft.com/office/drawing/2016/5/9/chartex" xmlns:cx4="http://schemas.microsoft.com/office/drawing/2016/5/10/chartex" xmlns:cx5="http://schemas.microsoft.com/office/drawing/2016/5/11/chartex" xmlns:cx6="http://schemas.microsoft.com/office/drawing/2016/5/12/chartex" xmlns:cx7="http://schemas.microsoft.com/office/drawing/2016/5/13/chartex" xmlns:cx8="http://schemas.microsoft.com/office/drawing/2016/5/14/chartex" xmlns:mc="http://schemas.openxmlformats.org/markup-compatibility/2006" xmlns:aink="http://schemas.microsoft.com/office/drawing/2016/ink" xmlns:am3d="http://schemas.microsoft.com/office/drawing/2017/model3d" xmlns:o="urn:schemas-microsoft-com:office:office" xmlns:oel="http://schemas.microsoft.com/office/2019/extlst" xmlns:r="http://schemas.openxmlformats.org/officeDocument/2006/relationships" xmlns:m="http://schemas.openxmlformats.org/officeDocument/2006/math" xmlns:v="urn:schemas-microsoft-com:vml" xmlns:wp14="http://schemas.microsoft.com/office/word/2010/wordprocessingDrawing" xmlns:wp="http://schemas.openxmlformats.org/drawingml/2006/wordprocessingDrawing" xmlns:w10="urn:schemas-microsoft-com:office:word" xmlns:w="http://schemas.openxmlformats.org/wordprocessingml/2006/main" xmlns:w14="http://schemas.microsoft.com/office/word/2010/wordml" xmlns:w15="http://schemas.microsoft.com/office/word/2012/wordml" xmlns:w16cex="http://schemas.microsoft.com/office/word/2018/wordml/cex" xmlns:w16cid="http://schemas.microsoft.com/office/word/2016/wordml/cid" xmlns:w16="http://schemas.microsoft.com/office/word/2018/wordml" xmlns:w16du="http://schemas.microsoft.com/office/word/2023/wordml/word16du" xmlns:w16sdtdh="http://schemas.microsoft.com/office/word/2020/wordml/sdtdatahash" xmlns:w16sdtfl="http://schemas.microsoft.com/office/word/2024/wordml/sdtformatlock" xmlns:w16se="http://schemas.microsoft.com/office/word/2015/wordml/symex" xmlns:wpg="http://schemas.microsoft.com/office/word/2010/wordprocessingGroup" xmlns:wpi="http://schemas.microsoft.com/office/word/2010/wordprocessingInk" xmlns:wne="http://schemas.microsoft.com/office/word/2006/wordml" xmlns:wps="http://schemas.microsoft.com/office/word/2010/wordprocessingShape" mc:Ignorable="w14 w15 w16se w16cid w16 w16cex w16sdtdh w16sdtfl w16du wp14">
+<w:hdr xmlns:wpc="http://schemas.microsoft.com/office/word/2010/wordprocessingCanvas" xmlns:cx="http://schemas.microsoft.com/office/drawing/2014/chartex" xmlns:cx1="http://schemas.microsoft.com/office/drawing/2015/9/8/chartex" xmlns:cx2="http://schemas.microsoft.com/office/drawing/2015/10/21/chartex" xmlns:cx3="http://schemas.microsoft.com/office/drawing/2016/5/9/chartex" xmlns:cx4="http://schemas.microsoft.com/office/drawing/2016/5/10/chartex" xmlns:cx5="http://schemas.microsoft.com/office/drawing/2016/5/11/chartex" xmlns:cx6="http://schemas.microsoft.com/office/drawing/2016/5/12/chartex" xmlns:cx7="http://schemas.microsoft.com/office/drawing/2016/5/13/chartex" xmlns:cx8="http://schemas.microsoft.com/office/drawing/2016/5/14/chartex" xmlns:mc="http://schemas.openxmlformats.org/markup-compatibility/2006" xmlns:aink="http://schemas.microsoft.com/office/drawing/2016/ink" xmlns:am3d="http://schemas.microsoft.com/office/drawing/2017/model3d" xmlns:o="urn:schemas-microsoft-com:office:office" xmlns:oel="http://schemas.microsoft.com/office/2019/extlst" xmlns:r="http://schemas.openxmlformats.org/officeDocument/2006/relationships" xmlns:m="http://schemas.openxmlformats.org/officeDocument/2006/math" xmlns:v="urn:schemas-microsoft-com:vml" xmlns:wp14="http://schemas.microsoft.com/office/word/2010/wordprocessingDrawing" xmlns:wp="http://schemas.openxmlformats.org/drawingml/2006/wordprocessingDrawing" xmlns:w10="urn:schemas-microsoft-com:office:word" xmlns:w="http://schemas.openxmlformats.org/wordprocessingml/2006/main" xmlns:w14="http://schemas.microsoft.com/office/word/2010/wordml" xmlns:w15="http://schemas.microsoft.com/office/word/2012/wordml" xmlns:w16cei="http://schemas.microsoft.com/office/word/2026/wordml/cei" xmlns:w16cex="http://schemas.microsoft.com/office/word/2018/wordml/cex" xmlns:w16cid="http://schemas.microsoft.com/office/word/2016/wordml/cid" xmlns:w16="http://schemas.microsoft.com/office/word/2018/wordml" xmlns:w16du="http://schemas.microsoft.com/office/word/2023/wordml/word16du" xmlns:w16sdtdh="http://schemas.microsoft.com/office/word/2020/wordml/sdtdatahash" xmlns:w16sdtfl="http://schemas.microsoft.com/office/word/2024/wordml/sdtformatlock" xmlns:w16se="http://schemas.microsoft.com/office/word/2015/wordml/symex" xmlns:wpg="http://schemas.microsoft.com/office/word/2010/wordprocessingGroup" xmlns:wpi="http://schemas.microsoft.com/office/word/2010/wordprocessingInk" xmlns:wne="http://schemas.microsoft.com/office/word/2006/wordml" xmlns:wps="http://schemas.microsoft.com/office/word/2010/wordprocessingShape" mc:Ignorable="w14 w15 w16se w16cid w16 w16cex w16sdtdh w16sdtfl w16du wp14">
   <w:p>
     <w:pPr>
-      <w:pStyle w:val="Header"/>
+      <w:pStyle w:val="Koptekst"/>
     </w:pPr>
   </w:p>
 </w:hdr>
 </file>
 
 <file path=word/header2.xml><?xml version="1.0" encoding="utf-8"?>
-<w:hdr xmlns:wpc="http://schemas.microsoft.com/office/word/2010/wordprocessingCanvas" xmlns:cx="http://schemas.microsoft.com/office/drawing/2014/chartex" xmlns:cx1="http://schemas.microsoft.com/office/drawing/2015/9/8/chartex" xmlns:cx2="http://schemas.microsoft.com/office/drawing/2015/10/21/chartex" xmlns:cx3="http://schemas.microsoft.com/office/drawing/2016/5/9/chartex" xmlns:cx4="http://schemas.microsoft.com/office/drawing/2016/5/10/chartex" xmlns:cx5="http://schemas.microsoft.com/office/drawing/2016/5/11/chartex" xmlns:cx6="http://schemas.microsoft.com/office/drawing/2016/5/12/chartex" xmlns:cx7="http://schemas.microsoft.com/office/drawing/2016/5/13/chartex" xmlns:cx8="http://schemas.microsoft.com/office/drawing/2016/5/14/chartex" xmlns:mc="http://schemas.openxmlformats.org/markup-compatibility/2006" xmlns:aink="http://schemas.microsoft.com/office/drawing/2016/ink" xmlns:am3d="http://schemas.microsoft.com/office/drawing/2017/model3d" xmlns:o="urn:schemas-microsoft-com:office:office" xmlns:oel="http://schemas.microsoft.com/office/2019/extlst" xmlns:r="http://schemas.openxmlformats.org/officeDocument/2006/relationships" xmlns:m="http://schemas.openxmlformats.org/officeDocument/2006/math" xmlns:v="urn:schemas-microsoft-com:vml" xmlns:wp14="http://schemas.microsoft.com/office/word/2010/wordprocessingDrawing" xmlns:wp="http://schemas.openxmlformats.org/drawingml/2006/wordprocessingDrawing" xmlns:w10="urn:schemas-microsoft-com:office:word" xmlns:w="http://schemas.openxmlformats.org/wordprocessingml/2006/main" xmlns:w14="http://schemas.microsoft.com/office/word/2010/wordml" xmlns:w15="http://schemas.microsoft.com/office/word/2012/wordml" xmlns:w16cex="http://schemas.microsoft.com/office/word/2018/wordml/cex" xmlns:w16cid="http://schemas.microsoft.com/office/word/2016/wordml/cid" xmlns:w16="http://schemas.microsoft.com/office/word/2018/wordml" xmlns:w16du="http://schemas.microsoft.com/office/word/2023/wordml/word16du" xmlns:w16sdtdh="http://schemas.microsoft.com/office/word/2020/wordml/sdtdatahash" xmlns:w16sdtfl="http://schemas.microsoft.com/office/word/2024/wordml/sdtformatlock" xmlns:w16se="http://schemas.microsoft.com/office/word/2015/wordml/symex" xmlns:wpg="http://schemas.microsoft.com/office/word/2010/wordprocessingGroup" xmlns:wpi="http://schemas.microsoft.com/office/word/2010/wordprocessingInk" xmlns:wne="http://schemas.microsoft.com/office/word/2006/wordml" xmlns:wps="http://schemas.microsoft.com/office/word/2010/wordprocessingShape" mc:Ignorable="w14 w15 w16se w16cid w16 w16cex w16sdtdh w16sdtfl w16du wp14">
+<w:hdr xmlns:wpc="http://schemas.microsoft.com/office/word/2010/wordprocessingCanvas" xmlns:cx="http://schemas.microsoft.com/office/drawing/2014/chartex" xmlns:cx1="http://schemas.microsoft.com/office/drawing/2015/9/8/chartex" xmlns:cx2="http://schemas.microsoft.com/office/drawing/2015/10/21/chartex" xmlns:cx3="http://schemas.microsoft.com/office/drawing/2016/5/9/chartex" xmlns:cx4="http://schemas.microsoft.com/office/drawing/2016/5/10/chartex" xmlns:cx5="http://schemas.microsoft.com/office/drawing/2016/5/11/chartex" xmlns:cx6="http://schemas.microsoft.com/office/drawing/2016/5/12/chartex" xmlns:cx7="http://schemas.microsoft.com/office/drawing/2016/5/13/chartex" xmlns:cx8="http://schemas.microsoft.com/office/drawing/2016/5/14/chartex" xmlns:mc="http://schemas.openxmlformats.org/markup-compatibility/2006" xmlns:aink="http://schemas.microsoft.com/office/drawing/2016/ink" xmlns:am3d="http://schemas.microsoft.com/office/drawing/2017/model3d" xmlns:o="urn:schemas-microsoft-com:office:office" xmlns:oel="http://schemas.microsoft.com/office/2019/extlst" xmlns:r="http://schemas.openxmlformats.org/officeDocument/2006/relationships" xmlns:m="http://schemas.openxmlformats.org/officeDocument/2006/math" xmlns:v="urn:schemas-microsoft-com:vml" xmlns:wp14="http://schemas.microsoft.com/office/word/2010/wordprocessingDrawing" xmlns:wp="http://schemas.openxmlformats.org/drawingml/2006/wordprocessingDrawing" xmlns:w10="urn:schemas-microsoft-com:office:word" xmlns:w="http://schemas.openxmlformats.org/wordprocessingml/2006/main" xmlns:w14="http://schemas.microsoft.com/office/word/2010/wordml" xmlns:w15="http://schemas.microsoft.com/office/word/2012/wordml" xmlns:w16cei="http://schemas.microsoft.com/office/word/2026/wordml/cei" xmlns:w16cex="http://schemas.microsoft.com/office/word/2018/wordml/cex" xmlns:w16cid="http://schemas.microsoft.com/office/word/2016/wordml/cid" xmlns:w16="http://schemas.microsoft.com/office/word/2018/wordml" xmlns:w16du="http://schemas.microsoft.com/office/word/2023/wordml/word16du" xmlns:w16sdtdh="http://schemas.microsoft.com/office/word/2020/wordml/sdtdatahash" xmlns:w16sdtfl="http://schemas.microsoft.com/office/word/2024/wordml/sdtformatlock" xmlns:w16se="http://schemas.microsoft.com/office/word/2015/wordml/symex" xmlns:wpg="http://schemas.microsoft.com/office/word/2010/wordprocessingGroup" xmlns:wpi="http://schemas.microsoft.com/office/word/2010/wordprocessingInk" xmlns:wne="http://schemas.microsoft.com/office/word/2006/wordml" xmlns:wps="http://schemas.microsoft.com/office/word/2010/wordprocessingShape" mc:Ignorable="w14 w15 w16se w16cid w16 w16cex w16sdtdh w16sdtfl w16du wp14">
   <w:p>
     <w:pPr>
-      <w:pStyle w:val="Koptekst"/>
       <w:jc w:val="right"/>
     </w:pPr>
     <w:r>
@@ -1972,7 +2116,7 @@
                   <pic:cNvPicPr/>
                 </pic:nvPicPr>
                 <pic:blipFill>
-                  <a:blip r:embed="rIdTplImgA">
+                  <a:blip r:embed="rId1">
                     <a:extLst>
                       <a:ext uri="{28A0092B-C50C-407E-A947-70E740481C1C}">
                         <a14:useLocalDpi xmlns:a14="http://schemas.microsoft.com/office/drawing/2010/main" val="0"/>
@@ -2024,7 +2168,7 @@
                   <pic:cNvPicPr/>
                 </pic:nvPicPr>
                 <pic:blipFill>
-                  <a:blip r:embed="rIdTplImgB">
+                  <a:blip r:embed="rId2">
                     <a:extLst>
                       <a:ext uri="{28A0092B-C50C-407E-A947-70E740481C1C}">
                         <a14:useLocalDpi xmlns:a14="http://schemas.microsoft.com/office/drawing/2010/main" val="0"/>
@@ -2055,17 +2199,17 @@
 </file>
 
 <file path=word/header3.xml><?xml version="1.0" encoding="utf-8"?>
-<w:hdr xmlns:wpc="http://schemas.microsoft.com/office/word/2010/wordprocessingCanvas" xmlns:cx="http://schemas.microsoft.com/office/drawing/2014/chartex" xmlns:cx1="http://schemas.microsoft.com/office/drawing/2015/9/8/chartex" xmlns:cx2="http://schemas.microsoft.com/office/drawing/2015/10/21/chartex" xmlns:cx3="http://schemas.microsoft.com/office/drawing/2016/5/9/chartex" xmlns:cx4="http://schemas.microsoft.com/office/drawing/2016/5/10/chartex" xmlns:cx5="http://schemas.microsoft.com/office/drawing/2016/5/11/chartex" xmlns:cx6="http://schemas.microsoft.com/office/drawing/2016/5/12/chartex" xmlns:cx7="http://schemas.microsoft.com/office/drawing/2016/5/13/chartex" xmlns:cx8="http://schemas.microsoft.com/office/drawing/2016/5/14/chartex" xmlns:mc="http://schemas.openxmlformats.org/markup-compatibility/2006" xmlns:aink="http://schemas.microsoft.com/office/drawing/2016/ink" xmlns:am3d="http://schemas.microsoft.com/office/drawing/2017/model3d" xmlns:o="urn:schemas-microsoft-com:office:office" xmlns:oel="http://schemas.microsoft.com/office/2019/extlst" xmlns:r="http://schemas.openxmlformats.org/officeDocument/2006/relationships" xmlns:m="http://schemas.openxmlformats.org/officeDocument/2006/math" xmlns:v="urn:schemas-microsoft-com:vml" xmlns:wp14="http://schemas.microsoft.com/office/word/2010/wordprocessingDrawing" xmlns:wp="http://schemas.openxmlformats.org/drawingml/2006/wordprocessingDrawing" xmlns:w10="urn:schemas-microsoft-com:office:word" xmlns:w="http://schemas.openxmlformats.org/wordprocessingml/2006/main" xmlns:w14="http://schemas.microsoft.com/office/word/2010/wordml" xmlns:w15="http://schemas.microsoft.com/office/word/2012/wordml" xmlns:w16cex="http://schemas.microsoft.com/office/word/2018/wordml/cex" xmlns:w16cid="http://schemas.microsoft.com/office/word/2016/wordml/cid" xmlns:w16="http://schemas.microsoft.com/office/word/2018/wordml" xmlns:w16du="http://schemas.microsoft.com/office/word/2023/wordml/word16du" xmlns:w16sdtdh="http://schemas.microsoft.com/office/word/2020/wordml/sdtdatahash" xmlns:w16sdtfl="http://schemas.microsoft.com/office/word/2024/wordml/sdtformatlock" xmlns:w16se="http://schemas.microsoft.com/office/word/2015/wordml/symex" xmlns:wpg="http://schemas.microsoft.com/office/word/2010/wordprocessingGroup" xmlns:wpi="http://schemas.microsoft.com/office/word/2010/wordprocessingInk" xmlns:wne="http://schemas.microsoft.com/office/word/2006/wordml" xmlns:wps="http://schemas.microsoft.com/office/word/2010/wordprocessingShape" mc:Ignorable="w14 w15 w16se w16cid w16 w16cex w16sdtdh w16sdtfl w16du wp14">
+<w:hdr xmlns:wpc="http://schemas.microsoft.com/office/word/2010/wordprocessingCanvas" xmlns:cx="http://schemas.microsoft.com/office/drawing/2014/chartex" xmlns:cx1="http://schemas.microsoft.com/office/drawing/2015/9/8/chartex" xmlns:cx2="http://schemas.microsoft.com/office/drawing/2015/10/21/chartex" xmlns:cx3="http://schemas.microsoft.com/office/drawing/2016/5/9/chartex" xmlns:cx4="http://schemas.microsoft.com/office/drawing/2016/5/10/chartex" xmlns:cx5="http://schemas.microsoft.com/office/drawing/2016/5/11/chartex" xmlns:cx6="http://schemas.microsoft.com/office/drawing/2016/5/12/chartex" xmlns:cx7="http://schemas.microsoft.com/office/drawing/2016/5/13/chartex" xmlns:cx8="http://schemas.microsoft.com/office/drawing/2016/5/14/chartex" xmlns:mc="http://schemas.openxmlformats.org/markup-compatibility/2006" xmlns:aink="http://schemas.microsoft.com/office/drawing/2016/ink" xmlns:am3d="http://schemas.microsoft.com/office/drawing/2017/model3d" xmlns:o="urn:schemas-microsoft-com:office:office" xmlns:oel="http://schemas.microsoft.com/office/2019/extlst" xmlns:r="http://schemas.openxmlformats.org/officeDocument/2006/relationships" xmlns:m="http://schemas.openxmlformats.org/officeDocument/2006/math" xmlns:v="urn:schemas-microsoft-com:vml" xmlns:wp14="http://schemas.microsoft.com/office/word/2010/wordprocessingDrawing" xmlns:wp="http://schemas.openxmlformats.org/drawingml/2006/wordprocessingDrawing" xmlns:w10="urn:schemas-microsoft-com:office:word" xmlns:w="http://schemas.openxmlformats.org/wordprocessingml/2006/main" xmlns:w14="http://schemas.microsoft.com/office/word/2010/wordml" xmlns:w15="http://schemas.microsoft.com/office/word/2012/wordml" xmlns:w16cei="http://schemas.microsoft.com/office/word/2026/wordml/cei" xmlns:w16cex="http://schemas.microsoft.com/office/word/2018/wordml/cex" xmlns:w16cid="http://schemas.microsoft.com/office/word/2016/wordml/cid" xmlns:w16="http://schemas.microsoft.com/office/word/2018/wordml" xmlns:w16du="http://schemas.microsoft.com/office/word/2023/wordml/word16du" xmlns:w16sdtdh="http://schemas.microsoft.com/office/word/2020/wordml/sdtdatahash" xmlns:w16sdtfl="http://schemas.microsoft.com/office/word/2024/wordml/sdtformatlock" xmlns:w16se="http://schemas.microsoft.com/office/word/2015/wordml/symex" xmlns:wpg="http://schemas.microsoft.com/office/word/2010/wordprocessingGroup" xmlns:wpi="http://schemas.microsoft.com/office/word/2010/wordprocessingInk" xmlns:wne="http://schemas.microsoft.com/office/word/2006/wordml" xmlns:wps="http://schemas.microsoft.com/office/word/2010/wordprocessingShape" mc:Ignorable="w14 w15 w16se w16cid w16 w16cex w16sdtdh w16sdtfl w16du wp14">
   <w:p>
     <w:pPr>
-      <w:pStyle w:val="Header"/>
+      <w:pStyle w:val="Koptekst"/>
     </w:pPr>
   </w:p>
 </w:hdr>
 </file>
 
 <file path=word/numbering.xml><?xml version="1.0" encoding="utf-8"?>
-<w:numbering xmlns:wpc="http://schemas.microsoft.com/office/word/2010/wordprocessingCanvas" xmlns:cx="http://schemas.microsoft.com/office/drawing/2014/chartex" xmlns:cx1="http://schemas.microsoft.com/office/drawing/2015/9/8/chartex" xmlns:cx2="http://schemas.microsoft.com/office/drawing/2015/10/21/chartex" xmlns:cx3="http://schemas.microsoft.com/office/drawing/2016/5/9/chartex" xmlns:cx4="http://schemas.microsoft.com/office/drawing/2016/5/10/chartex" xmlns:cx5="http://schemas.microsoft.com/office/drawing/2016/5/11/chartex" xmlns:cx6="http://schemas.microsoft.com/office/drawing/2016/5/12/chartex" xmlns:cx7="http://schemas.microsoft.com/office/drawing/2016/5/13/chartex" xmlns:cx8="http://schemas.microsoft.com/office/drawing/2016/5/14/chartex" xmlns:mc="http://schemas.openxmlformats.org/markup-compatibility/2006" xmlns:aink="http://schemas.microsoft.com/office/drawing/2016/ink" xmlns:am3d="http://schemas.microsoft.com/office/drawing/2017/model3d" xmlns:o="urn:schemas-microsoft-com:office:office" xmlns:oel="http://schemas.microsoft.com/office/2019/extlst" xmlns:r="http://schemas.openxmlformats.org/officeDocument/2006/relationships" xmlns:m="http://schemas.openxmlformats.org/officeDocument/2006/math" xmlns:v="urn:schemas-microsoft-com:vml" xmlns:wp14="http://schemas.microsoft.com/office/word/2010/wordprocessingDrawing" xmlns:wp="http://schemas.openxmlformats.org/drawingml/2006/wordprocessingDrawing" xmlns:w10="urn:schemas-microsoft-com:office:word" xmlns:w="http://schemas.openxmlformats.org/wordprocessingml/2006/main" xmlns:w14="http://schemas.microsoft.com/office/word/2010/wordml" xmlns:w15="http://schemas.microsoft.com/office/word/2012/wordml" xmlns:w16cex="http://schemas.microsoft.com/office/word/2018/wordml/cex" xmlns:w16cid="http://schemas.microsoft.com/office/word/2016/wordml/cid" xmlns:w16="http://schemas.microsoft.com/office/word/2018/wordml" xmlns:w16du="http://schemas.microsoft.com/office/word/2023/wordml/word16du" xmlns:w16sdtdh="http://schemas.microsoft.com/office/word/2020/wordml/sdtdatahash" xmlns:w16sdtfl="http://schemas.microsoft.com/office/word/2024/wordml/sdtformatlock" xmlns:w16se="http://schemas.microsoft.com/office/word/2015/wordml/symex" xmlns:wpg="http://schemas.microsoft.com/office/word/2010/wordprocessingGroup" xmlns:wpi="http://schemas.microsoft.com/office/word/2010/wordprocessingInk" xmlns:wne="http://schemas.microsoft.com/office/word/2006/wordml" xmlns:wps="http://schemas.microsoft.com/office/word/2010/wordprocessingShape" mc:Ignorable="w14 w15 w16se w16cid w16 w16cex w16sdtdh w16sdtfl w16du wp14">
+<w:numbering xmlns:wpc="http://schemas.microsoft.com/office/word/2010/wordprocessingCanvas" xmlns:cx="http://schemas.microsoft.com/office/drawing/2014/chartex" xmlns:cx1="http://schemas.microsoft.com/office/drawing/2015/9/8/chartex" xmlns:cx2="http://schemas.microsoft.com/office/drawing/2015/10/21/chartex" xmlns:cx3="http://schemas.microsoft.com/office/drawing/2016/5/9/chartex" xmlns:cx4="http://schemas.microsoft.com/office/drawing/2016/5/10/chartex" xmlns:cx5="http://schemas.microsoft.com/office/drawing/2016/5/11/chartex" xmlns:cx6="http://schemas.microsoft.com/office/drawing/2016/5/12/chartex" xmlns:cx7="http://schemas.microsoft.com/office/drawing/2016/5/13/chartex" xmlns:cx8="http://schemas.microsoft.com/office/drawing/2016/5/14/chartex" xmlns:mc="http://schemas.openxmlformats.org/markup-compatibility/2006" xmlns:aink="http://schemas.microsoft.com/office/drawing/2016/ink" xmlns:am3d="http://schemas.microsoft.com/office/drawing/2017/model3d" xmlns:o="urn:schemas-microsoft-com:office:office" xmlns:oel="http://schemas.microsoft.com/office/2019/extlst" xmlns:r="http://schemas.openxmlformats.org/officeDocument/2006/relationships" xmlns:m="http://schemas.openxmlformats.org/officeDocument/2006/math" xmlns:v="urn:schemas-microsoft-com:vml" xmlns:wp14="http://schemas.microsoft.com/office/word/2010/wordprocessingDrawing" xmlns:wp="http://schemas.openxmlformats.org/drawingml/2006/wordprocessingDrawing" xmlns:w10="urn:schemas-microsoft-com:office:word" xmlns:w="http://schemas.openxmlformats.org/wordprocessingml/2006/main" xmlns:w14="http://schemas.microsoft.com/office/word/2010/wordml" xmlns:w15="http://schemas.microsoft.com/office/word/2012/wordml" xmlns:w16cei="http://schemas.microsoft.com/office/word/2026/wordml/cei" xmlns:w16cex="http://schemas.microsoft.com/office/word/2018/wordml/cex" xmlns:w16cid="http://schemas.microsoft.com/office/word/2016/wordml/cid" xmlns:w16="http://schemas.microsoft.com/office/word/2018/wordml" xmlns:w16du="http://schemas.microsoft.com/office/word/2023/wordml/word16du" xmlns:w16sdtdh="http://schemas.microsoft.com/office/word/2020/wordml/sdtdatahash" xmlns:w16sdtfl="http://schemas.microsoft.com/office/word/2024/wordml/sdtformatlock" xmlns:w16se="http://schemas.microsoft.com/office/word/2015/wordml/symex" xmlns:wpg="http://schemas.microsoft.com/office/word/2010/wordprocessingGroup" xmlns:wpi="http://schemas.microsoft.com/office/word/2010/wordprocessingInk" xmlns:wne="http://schemas.microsoft.com/office/word/2006/wordml" xmlns:wps="http://schemas.microsoft.com/office/word/2010/wordprocessingShape" mc:Ignorable="w14 w15 w16se w16cid w16 w16cex w16sdtdh w16sdtfl w16du wp14">
   <w:abstractNum w:abstractNumId="0" w15:restartNumberingAfterBreak="0">
     <w:nsid w:val="20B20663"/>
     <w:multiLevelType w:val="multilevel"/>
@@ -2082,7 +2226,7 @@
         <w:ind w:left="720" w:hanging="360"/>
       </w:pPr>
       <w:rPr>
-        <w:rFonts w:hint="default" w:ascii="Symbol" w:hAnsi="Symbol"/>
+        <w:rFonts w:ascii="Symbol" w:hAnsi="Symbol" w:hint="default"/>
         <w:sz w:val="20"/>
       </w:rPr>
     </w:lvl>
@@ -2098,7 +2242,7 @@
         <w:ind w:left="1440" w:hanging="360"/>
       </w:pPr>
       <w:rPr>
-        <w:rFonts w:hint="default" w:ascii="Courier New" w:hAnsi="Courier New"/>
+        <w:rFonts w:ascii="Courier New" w:hAnsi="Courier New" w:hint="default"/>
         <w:sz w:val="20"/>
       </w:rPr>
     </w:lvl>
@@ -2114,7 +2258,7 @@
         <w:ind w:left="2160" w:hanging="360"/>
       </w:pPr>
       <w:rPr>
-        <w:rFonts w:hint="default" w:ascii="Wingdings" w:hAnsi="Wingdings"/>
+        <w:rFonts w:ascii="Wingdings" w:hAnsi="Wingdings" w:hint="default"/>
         <w:sz w:val="20"/>
       </w:rPr>
     </w:lvl>
@@ -2130,7 +2274,7 @@
         <w:ind w:left="2880" w:hanging="360"/>
       </w:pPr>
       <w:rPr>
-        <w:rFonts w:hint="default" w:ascii="Wingdings" w:hAnsi="Wingdings"/>
+        <w:rFonts w:ascii="Wingdings" w:hAnsi="Wingdings" w:hint="default"/>
         <w:sz w:val="20"/>
       </w:rPr>
     </w:lvl>
@@ -2146,7 +2290,7 @@
         <w:ind w:left="3600" w:hanging="360"/>
       </w:pPr>
       <w:rPr>
-        <w:rFonts w:hint="default" w:ascii="Wingdings" w:hAnsi="Wingdings"/>
+        <w:rFonts w:ascii="Wingdings" w:hAnsi="Wingdings" w:hint="default"/>
         <w:sz w:val="20"/>
       </w:rPr>
     </w:lvl>
@@ -2162,7 +2306,7 @@
         <w:ind w:left="4320" w:hanging="360"/>
       </w:pPr>
       <w:rPr>
-        <w:rFonts w:hint="default" w:ascii="Wingdings" w:hAnsi="Wingdings"/>
+        <w:rFonts w:ascii="Wingdings" w:hAnsi="Wingdings" w:hint="default"/>
         <w:sz w:val="20"/>
       </w:rPr>
     </w:lvl>
@@ -2178,7 +2322,7 @@
         <w:ind w:left="5040" w:hanging="360"/>
       </w:pPr>
       <w:rPr>
-        <w:rFonts w:hint="default" w:ascii="Wingdings" w:hAnsi="Wingdings"/>
+        <w:rFonts w:ascii="Wingdings" w:hAnsi="Wingdings" w:hint="default"/>
         <w:sz w:val="20"/>
       </w:rPr>
     </w:lvl>
@@ -2194,7 +2338,7 @@
         <w:ind w:left="5760" w:hanging="360"/>
       </w:pPr>
       <w:rPr>
-        <w:rFonts w:hint="default" w:ascii="Wingdings" w:hAnsi="Wingdings"/>
+        <w:rFonts w:ascii="Wingdings" w:hAnsi="Wingdings" w:hint="default"/>
         <w:sz w:val="20"/>
       </w:rPr>
     </w:lvl>
@@ -2210,7 +2354,7 @@
         <w:ind w:left="6480" w:hanging="360"/>
       </w:pPr>
       <w:rPr>
-        <w:rFonts w:hint="default" w:ascii="Wingdings" w:hAnsi="Wingdings"/>
+        <w:rFonts w:ascii="Wingdings" w:hAnsi="Wingdings" w:hint="default"/>
         <w:sz w:val="20"/>
       </w:rPr>
     </w:lvl>
@@ -2231,7 +2375,7 @@
         <w:ind w:left="720" w:hanging="360"/>
       </w:pPr>
       <w:rPr>
-        <w:rFonts w:hint="default" w:ascii="Symbol" w:hAnsi="Symbol"/>
+        <w:rFonts w:ascii="Symbol" w:hAnsi="Symbol" w:hint="default"/>
         <w:sz w:val="20"/>
       </w:rPr>
     </w:lvl>
@@ -2247,7 +2391,7 @@
         <w:ind w:left="1440" w:hanging="360"/>
       </w:pPr>
       <w:rPr>
-        <w:rFonts w:hint="default" w:ascii="Courier New" w:hAnsi="Courier New"/>
+        <w:rFonts w:ascii="Courier New" w:hAnsi="Courier New" w:hint="default"/>
         <w:sz w:val="20"/>
       </w:rPr>
     </w:lvl>
@@ -2263,7 +2407,7 @@
         <w:ind w:left="2160" w:hanging="360"/>
       </w:pPr>
       <w:rPr>
-        <w:rFonts w:hint="default" w:ascii="Wingdings" w:hAnsi="Wingdings"/>
+        <w:rFonts w:ascii="Wingdings" w:hAnsi="Wingdings" w:hint="default"/>
         <w:sz w:val="20"/>
       </w:rPr>
     </w:lvl>
@@ -2279,7 +2423,7 @@
         <w:ind w:left="2880" w:hanging="360"/>
       </w:pPr>
       <w:rPr>
-        <w:rFonts w:hint="default" w:ascii="Wingdings" w:hAnsi="Wingdings"/>
+        <w:rFonts w:ascii="Wingdings" w:hAnsi="Wingdings" w:hint="default"/>
         <w:sz w:val="20"/>
       </w:rPr>
     </w:lvl>
@@ -2295,7 +2439,7 @@
         <w:ind w:left="3600" w:hanging="360"/>
       </w:pPr>
       <w:rPr>
-        <w:rFonts w:hint="default" w:ascii="Wingdings" w:hAnsi="Wingdings"/>
+        <w:rFonts w:ascii="Wingdings" w:hAnsi="Wingdings" w:hint="default"/>
         <w:sz w:val="20"/>
       </w:rPr>
     </w:lvl>
@@ -2311,7 +2455,7 @@
         <w:ind w:left="4320" w:hanging="360"/>
       </w:pPr>
       <w:rPr>
-        <w:rFonts w:hint="default" w:ascii="Wingdings" w:hAnsi="Wingdings"/>
+        <w:rFonts w:ascii="Wingdings" w:hAnsi="Wingdings" w:hint="default"/>
         <w:sz w:val="20"/>
       </w:rPr>
     </w:lvl>
@@ -2327,7 +2471,7 @@
         <w:ind w:left="5040" w:hanging="360"/>
       </w:pPr>
       <w:rPr>
-        <w:rFonts w:hint="default" w:ascii="Wingdings" w:hAnsi="Wingdings"/>
+        <w:rFonts w:ascii="Wingdings" w:hAnsi="Wingdings" w:hint="default"/>
         <w:sz w:val="20"/>
       </w:rPr>
     </w:lvl>
@@ -2343,7 +2487,7 @@
         <w:ind w:left="5760" w:hanging="360"/>
       </w:pPr>
       <w:rPr>
-        <w:rFonts w:hint="default" w:ascii="Wingdings" w:hAnsi="Wingdings"/>
+        <w:rFonts w:ascii="Wingdings" w:hAnsi="Wingdings" w:hint="default"/>
         <w:sz w:val="20"/>
       </w:rPr>
     </w:lvl>
@@ -2359,12 +2503,161 @@
         <w:ind w:left="6480" w:hanging="360"/>
       </w:pPr>
       <w:rPr>
-        <w:rFonts w:hint="default" w:ascii="Wingdings" w:hAnsi="Wingdings"/>
+        <w:rFonts w:ascii="Wingdings" w:hAnsi="Wingdings" w:hint="default"/>
         <w:sz w:val="20"/>
       </w:rPr>
     </w:lvl>
   </w:abstractNum>
   <w:abstractNum w:abstractNumId="2" w15:restartNumberingAfterBreak="0">
+    <w:nsid w:val="308B0DDF"/>
+    <w:multiLevelType w:val="multilevel"/>
+    <w:tmpl w:val="B712BA32"/>
+    <w:lvl w:ilvl="0">
+      <w:start w:val="1"/>
+      <w:numFmt w:val="bullet"/>
+      <w:lvlText w:val=""/>
+      <w:lvlJc w:val="left"/>
+      <w:pPr>
+        <w:tabs>
+          <w:tab w:val="num" w:pos="720"/>
+        </w:tabs>
+        <w:ind w:left="720" w:hanging="360"/>
+      </w:pPr>
+      <w:rPr>
+        <w:rFonts w:ascii="Symbol" w:hAnsi="Symbol" w:hint="default"/>
+        <w:sz w:val="20"/>
+      </w:rPr>
+    </w:lvl>
+    <w:lvl w:ilvl="1" w:tentative="1">
+      <w:start w:val="1"/>
+      <w:numFmt w:val="bullet"/>
+      <w:lvlText w:val="o"/>
+      <w:lvlJc w:val="left"/>
+      <w:pPr>
+        <w:tabs>
+          <w:tab w:val="num" w:pos="1440"/>
+        </w:tabs>
+        <w:ind w:left="1440" w:hanging="360"/>
+      </w:pPr>
+      <w:rPr>
+        <w:rFonts w:ascii="Courier New" w:hAnsi="Courier New" w:hint="default"/>
+        <w:sz w:val="20"/>
+      </w:rPr>
+    </w:lvl>
+    <w:lvl w:ilvl="2" w:tentative="1">
+      <w:start w:val="1"/>
+      <w:numFmt w:val="bullet"/>
+      <w:lvlText w:val=""/>
+      <w:lvlJc w:val="left"/>
+      <w:pPr>
+        <w:tabs>
+          <w:tab w:val="num" w:pos="2160"/>
+        </w:tabs>
+        <w:ind w:left="2160" w:hanging="360"/>
+      </w:pPr>
+      <w:rPr>
+        <w:rFonts w:ascii="Wingdings" w:hAnsi="Wingdings" w:hint="default"/>
+        <w:sz w:val="20"/>
+      </w:rPr>
+    </w:lvl>
+    <w:lvl w:ilvl="3" w:tentative="1">
+      <w:start w:val="1"/>
+      <w:numFmt w:val="bullet"/>
+      <w:lvlText w:val=""/>
+      <w:lvlJc w:val="left"/>
+      <w:pPr>
+        <w:tabs>
+          <w:tab w:val="num" w:pos="2880"/>
+        </w:tabs>
+        <w:ind w:left="2880" w:hanging="360"/>
+      </w:pPr>
+      <w:rPr>
+        <w:rFonts w:ascii="Wingdings" w:hAnsi="Wingdings" w:hint="default"/>
+        <w:sz w:val="20"/>
+      </w:rPr>
+    </w:lvl>
+    <w:lvl w:ilvl="4" w:tentative="1">
+      <w:start w:val="1"/>
+      <w:numFmt w:val="bullet"/>
+      <w:lvlText w:val=""/>
+      <w:lvlJc w:val="left"/>
+      <w:pPr>
+        <w:tabs>
+          <w:tab w:val="num" w:pos="3600"/>
+        </w:tabs>
+        <w:ind w:left="3600" w:hanging="360"/>
+      </w:pPr>
+      <w:rPr>
+        <w:rFonts w:ascii="Wingdings" w:hAnsi="Wingdings" w:hint="default"/>
+        <w:sz w:val="20"/>
+      </w:rPr>
+    </w:lvl>
+    <w:lvl w:ilvl="5" w:tentative="1">
+      <w:start w:val="1"/>
+      <w:numFmt w:val="bullet"/>
+      <w:lvlText w:val=""/>
+      <w:lvlJc w:val="left"/>
+      <w:pPr>
+        <w:tabs>
+          <w:tab w:val="num" w:pos="4320"/>
+        </w:tabs>
+        <w:ind w:left="4320" w:hanging="360"/>
+      </w:pPr>
+      <w:rPr>
+        <w:rFonts w:ascii="Wingdings" w:hAnsi="Wingdings" w:hint="default"/>
+        <w:sz w:val="20"/>
+      </w:rPr>
+    </w:lvl>
+    <w:lvl w:ilvl="6" w:tentative="1">
+      <w:start w:val="1"/>
+      <w:numFmt w:val="bullet"/>
+      <w:lvlText w:val=""/>
+      <w:lvlJc w:val="left"/>
+      <w:pPr>
+        <w:tabs>
+          <w:tab w:val="num" w:pos="5040"/>
+        </w:tabs>
+        <w:ind w:left="5040" w:hanging="360"/>
+      </w:pPr>
+      <w:rPr>
+        <w:rFonts w:ascii="Wingdings" w:hAnsi="Wingdings" w:hint="default"/>
+        <w:sz w:val="20"/>
+      </w:rPr>
+    </w:lvl>
+    <w:lvl w:ilvl="7" w:tentative="1">
+      <w:start w:val="1"/>
+      <w:numFmt w:val="bullet"/>
+      <w:lvlText w:val=""/>
+      <w:lvlJc w:val="left"/>
+      <w:pPr>
+        <w:tabs>
+          <w:tab w:val="num" w:pos="5760"/>
+        </w:tabs>
+        <w:ind w:left="5760" w:hanging="360"/>
+      </w:pPr>
+      <w:rPr>
+        <w:rFonts w:ascii="Wingdings" w:hAnsi="Wingdings" w:hint="default"/>
+        <w:sz w:val="20"/>
+      </w:rPr>
+    </w:lvl>
+    <w:lvl w:ilvl="8" w:tentative="1">
+      <w:start w:val="1"/>
+      <w:numFmt w:val="bullet"/>
+      <w:lvlText w:val=""/>
+      <w:lvlJc w:val="left"/>
+      <w:pPr>
+        <w:tabs>
+          <w:tab w:val="num" w:pos="6480"/>
+        </w:tabs>
+        <w:ind w:left="6480" w:hanging="360"/>
+      </w:pPr>
+      <w:rPr>
+        <w:rFonts w:ascii="Wingdings" w:hAnsi="Wingdings" w:hint="default"/>
+        <w:sz w:val="20"/>
+      </w:rPr>
+    </w:lvl>
+  </w:abstractNum>
+  <w:abstractNum w:abstractNumId="3" w15:restartNumberingAfterBreak="0">
     <w:nsid w:val="34665B33"/>
     <w:multiLevelType w:val="multilevel"/>
     <w:tmpl w:val="D57813A6"/>
@@ -2380,7 +2673,7 @@
         <w:ind w:left="720" w:hanging="360"/>
       </w:pPr>
       <w:rPr>
-        <w:rFonts w:hint="default" w:ascii="Symbol" w:hAnsi="Symbol"/>
+        <w:rFonts w:ascii="Symbol" w:hAnsi="Symbol" w:hint="default"/>
         <w:sz w:val="20"/>
       </w:rPr>
     </w:lvl>
@@ -2396,7 +2689,7 @@
         <w:ind w:left="1440" w:hanging="360"/>
       </w:pPr>
       <w:rPr>
-        <w:rFonts w:hint="default" w:ascii="Courier New" w:hAnsi="Courier New"/>
+        <w:rFonts w:ascii="Courier New" w:hAnsi="Courier New" w:hint="default"/>
         <w:sz w:val="20"/>
       </w:rPr>
     </w:lvl>
@@ -2412,7 +2705,7 @@
         <w:ind w:left="2160" w:hanging="360"/>
       </w:pPr>
       <w:rPr>
-        <w:rFonts w:hint="default" w:ascii="Wingdings" w:hAnsi="Wingdings"/>
+        <w:rFonts w:ascii="Wingdings" w:hAnsi="Wingdings" w:hint="default"/>
         <w:sz w:val="20"/>
       </w:rPr>
     </w:lvl>
@@ -2428,7 +2721,7 @@
         <w:ind w:left="2880" w:hanging="360"/>
       </w:pPr>
       <w:rPr>
-        <w:rFonts w:hint="default" w:ascii="Wingdings" w:hAnsi="Wingdings"/>
+        <w:rFonts w:ascii="Wingdings" w:hAnsi="Wingdings" w:hint="default"/>
         <w:sz w:val="20"/>
       </w:rPr>
     </w:lvl>
@@ -2444,7 +2737,7 @@
         <w:ind w:left="3600" w:hanging="360"/>
       </w:pPr>
       <w:rPr>
-        <w:rFonts w:hint="default" w:ascii="Wingdings" w:hAnsi="Wingdings"/>
+        <w:rFonts w:ascii="Wingdings" w:hAnsi="Wingdings" w:hint="default"/>
         <w:sz w:val="20"/>
       </w:rPr>
     </w:lvl>
@@ -2460,7 +2753,7 @@
         <w:ind w:left="4320" w:hanging="360"/>
       </w:pPr>
       <w:rPr>
-        <w:rFonts w:hint="default" w:ascii="Wingdings" w:hAnsi="Wingdings"/>
+        <w:rFonts w:ascii="Wingdings" w:hAnsi="Wingdings" w:hint="default"/>
         <w:sz w:val="20"/>
       </w:rPr>
     </w:lvl>
@@ -2476,7 +2769,7 @@
         <w:ind w:left="5040" w:hanging="360"/>
       </w:pPr>
       <w:rPr>
-        <w:rFonts w:hint="default" w:ascii="Wingdings" w:hAnsi="Wingdings"/>
+        <w:rFonts w:ascii="Wingdings" w:hAnsi="Wingdings" w:hint="default"/>
         <w:sz w:val="20"/>
       </w:rPr>
     </w:lvl>
@@ -2492,7 +2785,7 @@
         <w:ind w:left="5760" w:hanging="360"/>
       </w:pPr>
       <w:rPr>
-        <w:rFonts w:hint="default" w:ascii="Wingdings" w:hAnsi="Wingdings"/>
+        <w:rFonts w:ascii="Wingdings" w:hAnsi="Wingdings" w:hint="default"/>
         <w:sz w:val="20"/>
       </w:rPr>
     </w:lvl>
@@ -2508,12 +2801,12 @@
         <w:ind w:left="6480" w:hanging="360"/>
       </w:pPr>
       <w:rPr>
-        <w:rFonts w:hint="default" w:ascii="Wingdings" w:hAnsi="Wingdings"/>
+        <w:rFonts w:ascii="Wingdings" w:hAnsi="Wingdings" w:hint="default"/>
         <w:sz w:val="20"/>
       </w:rPr>
     </w:lvl>
   </w:abstractNum>
-  <w:abstractNum w:abstractNumId="3" w15:restartNumberingAfterBreak="0">
+  <w:abstractNum w:abstractNumId="4" w15:restartNumberingAfterBreak="0">
     <w:nsid w:val="37481328"/>
     <w:multiLevelType w:val="multilevel"/>
     <w:tmpl w:val="50E86D1E"/>
@@ -2529,7 +2822,7 @@
         <w:ind w:left="720" w:hanging="360"/>
       </w:pPr>
       <w:rPr>
-        <w:rFonts w:hint="default" w:ascii="Symbol" w:hAnsi="Symbol"/>
+        <w:rFonts w:ascii="Symbol" w:hAnsi="Symbol" w:hint="default"/>
         <w:sz w:val="20"/>
       </w:rPr>
     </w:lvl>
@@ -2545,7 +2838,7 @@
         <w:ind w:left="1440" w:hanging="360"/>
       </w:pPr>
       <w:rPr>
-        <w:rFonts w:hint="default" w:ascii="Courier New" w:hAnsi="Courier New"/>
+        <w:rFonts w:ascii="Courier New" w:hAnsi="Courier New" w:hint="default"/>
         <w:sz w:val="20"/>
       </w:rPr>
     </w:lvl>
@@ -2561,7 +2854,7 @@
         <w:ind w:left="2160" w:hanging="360"/>
       </w:pPr>
       <w:rPr>
-        <w:rFonts w:hint="default" w:ascii="Wingdings" w:hAnsi="Wingdings"/>
+        <w:rFonts w:ascii="Wingdings" w:hAnsi="Wingdings" w:hint="default"/>
         <w:sz w:val="20"/>
       </w:rPr>
     </w:lvl>
@@ -2577,7 +2870,7 @@
         <w:ind w:left="2880" w:hanging="360"/>
       </w:pPr>
       <w:rPr>
-        <w:rFonts w:hint="default" w:ascii="Wingdings" w:hAnsi="Wingdings"/>
+        <w:rFonts w:ascii="Wingdings" w:hAnsi="Wingdings" w:hint="default"/>
         <w:sz w:val="20"/>
       </w:rPr>
     </w:lvl>
@@ -2593,7 +2886,7 @@
         <w:ind w:left="3600" w:hanging="360"/>
       </w:pPr>
       <w:rPr>
-        <w:rFonts w:hint="default" w:ascii="Wingdings" w:hAnsi="Wingdings"/>
+        <w:rFonts w:ascii="Wingdings" w:hAnsi="Wingdings" w:hint="default"/>
         <w:sz w:val="20"/>
       </w:rPr>
     </w:lvl>
@@ -2609,7 +2902,7 @@
         <w:ind w:left="4320" w:hanging="360"/>
       </w:pPr>
       <w:rPr>
-        <w:rFonts w:hint="default" w:ascii="Wingdings" w:hAnsi="Wingdings"/>
+        <w:rFonts w:ascii="Wingdings" w:hAnsi="Wingdings" w:hint="default"/>
         <w:sz w:val="20"/>
       </w:rPr>
     </w:lvl>
@@ -2625,7 +2918,7 @@
         <w:ind w:left="5040" w:hanging="360"/>
       </w:pPr>
       <w:rPr>
-        <w:rFonts w:hint="default" w:ascii="Wingdings" w:hAnsi="Wingdings"/>
+        <w:rFonts w:ascii="Wingdings" w:hAnsi="Wingdings" w:hint="default"/>
         <w:sz w:val="20"/>
       </w:rPr>
     </w:lvl>
@@ -2641,7 +2934,7 @@
         <w:ind w:left="5760" w:hanging="360"/>
       </w:pPr>
       <w:rPr>
-        <w:rFonts w:hint="default" w:ascii="Wingdings" w:hAnsi="Wingdings"/>
+        <w:rFonts w:ascii="Wingdings" w:hAnsi="Wingdings" w:hint="default"/>
         <w:sz w:val="20"/>
       </w:rPr>
     </w:lvl>
@@ -2657,12 +2950,12 @@
         <w:ind w:left="6480" w:hanging="360"/>
       </w:pPr>
       <w:rPr>
-        <w:rFonts w:hint="default" w:ascii="Wingdings" w:hAnsi="Wingdings"/>
+        <w:rFonts w:ascii="Wingdings" w:hAnsi="Wingdings" w:hint="default"/>
         <w:sz w:val="20"/>
       </w:rPr>
     </w:lvl>
   </w:abstractNum>
-  <w:abstractNum w:abstractNumId="4" w15:restartNumberingAfterBreak="0">
+  <w:abstractNum w:abstractNumId="5" w15:restartNumberingAfterBreak="0">
     <w:nsid w:val="43DE598F"/>
     <w:multiLevelType w:val="multilevel"/>
     <w:tmpl w:val="32ECD820"/>
@@ -2678,7 +2971,7 @@
         <w:ind w:left="720" w:hanging="360"/>
       </w:pPr>
       <w:rPr>
-        <w:rFonts w:hint="default" w:ascii="Symbol" w:hAnsi="Symbol"/>
+        <w:rFonts w:ascii="Symbol" w:hAnsi="Symbol" w:hint="default"/>
         <w:sz w:val="20"/>
       </w:rPr>
     </w:lvl>
@@ -2694,7 +2987,7 @@
         <w:ind w:left="1440" w:hanging="360"/>
       </w:pPr>
       <w:rPr>
-        <w:rFonts w:hint="default" w:ascii="Courier New" w:hAnsi="Courier New"/>
+        <w:rFonts w:ascii="Courier New" w:hAnsi="Courier New" w:hint="default"/>
         <w:sz w:val="20"/>
       </w:rPr>
     </w:lvl>
@@ -2710,7 +3003,7 @@
         <w:ind w:left="2160" w:hanging="360"/>
       </w:pPr>
       <w:rPr>
-        <w:rFonts w:hint="default" w:ascii="Wingdings" w:hAnsi="Wingdings"/>
+        <w:rFonts w:ascii="Wingdings" w:hAnsi="Wingdings" w:hint="default"/>
         <w:sz w:val="20"/>
       </w:rPr>
     </w:lvl>
@@ -2726,7 +3019,7 @@
         <w:ind w:left="2880" w:hanging="360"/>
       </w:pPr>
       <w:rPr>
-        <w:rFonts w:hint="default" w:ascii="Wingdings" w:hAnsi="Wingdings"/>
+        <w:rFonts w:ascii="Wingdings" w:hAnsi="Wingdings" w:hint="default"/>
         <w:sz w:val="20"/>
       </w:rPr>
     </w:lvl>
@@ -2742,7 +3035,7 @@
         <w:ind w:left="3600" w:hanging="360"/>
       </w:pPr>
       <w:rPr>
-        <w:rFonts w:hint="default" w:ascii="Wingdings" w:hAnsi="Wingdings"/>
+        <w:rFonts w:ascii="Wingdings" w:hAnsi="Wingdings" w:hint="default"/>
         <w:sz w:val="20"/>
       </w:rPr>
     </w:lvl>
@@ -2758,7 +3051,7 @@
         <w:ind w:left="4320" w:hanging="360"/>
       </w:pPr>
       <w:rPr>
-        <w:rFonts w:hint="default" w:ascii="Wingdings" w:hAnsi="Wingdings"/>
+        <w:rFonts w:ascii="Wingdings" w:hAnsi="Wingdings" w:hint="default"/>
         <w:sz w:val="20"/>
       </w:rPr>
     </w:lvl>
@@ -2774,7 +3067,7 @@
         <w:ind w:left="5040" w:hanging="360"/>
       </w:pPr>
       <w:rPr>
-        <w:rFonts w:hint="default" w:ascii="Wingdings" w:hAnsi="Wingdings"/>
+        <w:rFonts w:ascii="Wingdings" w:hAnsi="Wingdings" w:hint="default"/>
         <w:sz w:val="20"/>
       </w:rPr>
     </w:lvl>
@@ -2790,7 +3083,7 @@
         <w:ind w:left="5760" w:hanging="360"/>
       </w:pPr>
       <w:rPr>
-        <w:rFonts w:hint="default" w:ascii="Wingdings" w:hAnsi="Wingdings"/>
+        <w:rFonts w:ascii="Wingdings" w:hAnsi="Wingdings" w:hint="default"/>
         <w:sz w:val="20"/>
       </w:rPr>
     </w:lvl>
@@ -2806,12 +3099,12 @@
         <w:ind w:left="6480" w:hanging="360"/>
       </w:pPr>
       <w:rPr>
-        <w:rFonts w:hint="default" w:ascii="Wingdings" w:hAnsi="Wingdings"/>
+        <w:rFonts w:ascii="Wingdings" w:hAnsi="Wingdings" w:hint="default"/>
         <w:sz w:val="20"/>
       </w:rPr>
     </w:lvl>
   </w:abstractNum>
-  <w:abstractNum w:abstractNumId="5" w15:restartNumberingAfterBreak="0">
+  <w:abstractNum w:abstractNumId="6" w15:restartNumberingAfterBreak="0">
     <w:nsid w:val="4C203F0F"/>
     <w:multiLevelType w:val="multilevel"/>
     <w:tmpl w:val="A2F4F938"/>
@@ -2827,7 +3120,7 @@
         <w:ind w:left="720" w:hanging="360"/>
       </w:pPr>
       <w:rPr>
-        <w:rFonts w:hint="default" w:ascii="Symbol" w:hAnsi="Symbol"/>
+        <w:rFonts w:ascii="Symbol" w:hAnsi="Symbol" w:hint="default"/>
         <w:sz w:val="20"/>
       </w:rPr>
     </w:lvl>
@@ -2843,7 +3136,7 @@
         <w:ind w:left="1440" w:hanging="360"/>
       </w:pPr>
       <w:rPr>
-        <w:rFonts w:hint="default" w:ascii="Courier New" w:hAnsi="Courier New"/>
+        <w:rFonts w:ascii="Courier New" w:hAnsi="Courier New" w:hint="default"/>
         <w:sz w:val="20"/>
       </w:rPr>
     </w:lvl>
@@ -2859,7 +3152,7 @@
         <w:ind w:left="2160" w:hanging="360"/>
       </w:pPr>
       <w:rPr>
-        <w:rFonts w:hint="default" w:ascii="Wingdings" w:hAnsi="Wingdings"/>
+        <w:rFonts w:ascii="Wingdings" w:hAnsi="Wingdings" w:hint="default"/>
         <w:sz w:val="20"/>
       </w:rPr>
     </w:lvl>
@@ -2875,7 +3168,7 @@
         <w:ind w:left="2880" w:hanging="360"/>
       </w:pPr>
       <w:rPr>
-        <w:rFonts w:hint="default" w:ascii="Wingdings" w:hAnsi="Wingdings"/>
+        <w:rFonts w:ascii="Wingdings" w:hAnsi="Wingdings" w:hint="default"/>
         <w:sz w:val="20"/>
       </w:rPr>
     </w:lvl>
@@ -2891,7 +3184,7 @@
         <w:ind w:left="3600" w:hanging="360"/>
       </w:pPr>
       <w:rPr>
-        <w:rFonts w:hint="default" w:ascii="Wingdings" w:hAnsi="Wingdings"/>
+        <w:rFonts w:ascii="Wingdings" w:hAnsi="Wingdings" w:hint="default"/>
         <w:sz w:val="20"/>
       </w:rPr>
     </w:lvl>
@@ -2907,7 +3200,7 @@
         <w:ind w:left="4320" w:hanging="360"/>
       </w:pPr>
       <w:rPr>
-        <w:rFonts w:hint="default" w:ascii="Wingdings" w:hAnsi="Wingdings"/>
+        <w:rFonts w:ascii="Wingdings" w:hAnsi="Wingdings" w:hint="default"/>
         <w:sz w:val="20"/>
       </w:rPr>
     </w:lvl>
@@ -2923,7 +3216,7 @@
         <w:ind w:left="5040" w:hanging="360"/>
       </w:pPr>
       <w:rPr>
-        <w:rFonts w:hint="default" w:ascii="Wingdings" w:hAnsi="Wingdings"/>
+        <w:rFonts w:ascii="Wingdings" w:hAnsi="Wingdings" w:hint="default"/>
         <w:sz w:val="20"/>
       </w:rPr>
     </w:lvl>
@@ -2939,7 +3232,7 @@
         <w:ind w:left="5760" w:hanging="360"/>
       </w:pPr>
       <w:rPr>
-        <w:rFonts w:hint="default" w:ascii="Wingdings" w:hAnsi="Wingdings"/>
+        <w:rFonts w:ascii="Wingdings" w:hAnsi="Wingdings" w:hint="default"/>
         <w:sz w:val="20"/>
       </w:rPr>
     </w:lvl>
@@ -2955,12 +3248,12 @@
         <w:ind w:left="6480" w:hanging="360"/>
       </w:pPr>
       <w:rPr>
-        <w:rFonts w:hint="default" w:ascii="Wingdings" w:hAnsi="Wingdings"/>
+        <w:rFonts w:ascii="Wingdings" w:hAnsi="Wingdings" w:hint="default"/>
         <w:sz w:val="20"/>
       </w:rPr>
     </w:lvl>
   </w:abstractNum>
-  <w:abstractNum w:abstractNumId="6" w15:restartNumberingAfterBreak="0">
+  <w:abstractNum w:abstractNumId="7" w15:restartNumberingAfterBreak="0">
     <w:nsid w:val="677B16D6"/>
     <w:multiLevelType w:val="multilevel"/>
     <w:tmpl w:val="9E326A12"/>
@@ -2976,7 +3269,7 @@
         <w:ind w:left="720" w:hanging="360"/>
       </w:pPr>
       <w:rPr>
-        <w:rFonts w:hint="default" w:ascii="Symbol" w:hAnsi="Symbol"/>
+        <w:rFonts w:ascii="Symbol" w:hAnsi="Symbol" w:hint="default"/>
         <w:sz w:val="20"/>
       </w:rPr>
     </w:lvl>
@@ -2992,7 +3285,7 @@
         <w:ind w:left="1440" w:hanging="360"/>
       </w:pPr>
       <w:rPr>
-        <w:rFonts w:hint="default" w:ascii="Courier New" w:hAnsi="Courier New"/>
+        <w:rFonts w:ascii="Courier New" w:hAnsi="Courier New" w:hint="default"/>
         <w:sz w:val="20"/>
       </w:rPr>
     </w:lvl>
@@ -3008,7 +3301,7 @@
         <w:ind w:left="2160" w:hanging="360"/>
       </w:pPr>
       <w:rPr>
-        <w:rFonts w:hint="default" w:ascii="Wingdings" w:hAnsi="Wingdings"/>
+        <w:rFonts w:ascii="Wingdings" w:hAnsi="Wingdings" w:hint="default"/>
         <w:sz w:val="20"/>
       </w:rPr>
     </w:lvl>
@@ -3024,7 +3317,7 @@
         <w:ind w:left="2880" w:hanging="360"/>
       </w:pPr>
       <w:rPr>
-        <w:rFonts w:hint="default" w:ascii="Wingdings" w:hAnsi="Wingdings"/>
+        <w:rFonts w:ascii="Wingdings" w:hAnsi="Wingdings" w:hint="default"/>
         <w:sz w:val="20"/>
       </w:rPr>
     </w:lvl>
@@ -3040,7 +3333,7 @@
         <w:ind w:left="3600" w:hanging="360"/>
       </w:pPr>
       <w:rPr>
-        <w:rFonts w:hint="default" w:ascii="Wingdings" w:hAnsi="Wingdings"/>
+        <w:rFonts w:ascii="Wingdings" w:hAnsi="Wingdings" w:hint="default"/>
         <w:sz w:val="20"/>
       </w:rPr>
     </w:lvl>
@@ -3056,7 +3349,7 @@
         <w:ind w:left="4320" w:hanging="360"/>
       </w:pPr>
       <w:rPr>
-        <w:rFonts w:hint="default" w:ascii="Wingdings" w:hAnsi="Wingdings"/>
+        <w:rFonts w:ascii="Wingdings" w:hAnsi="Wingdings" w:hint="default"/>
         <w:sz w:val="20"/>
       </w:rPr>
     </w:lvl>
@@ -3072,7 +3365,7 @@
         <w:ind w:left="5040" w:hanging="360"/>
       </w:pPr>
       <w:rPr>
-        <w:rFonts w:hint="default" w:ascii="Wingdings" w:hAnsi="Wingdings"/>
+        <w:rFonts w:ascii="Wingdings" w:hAnsi="Wingdings" w:hint="default"/>
         <w:sz w:val="20"/>
       </w:rPr>
     </w:lvl>
@@ -3088,7 +3381,7 @@
         <w:ind w:left="5760" w:hanging="360"/>
       </w:pPr>
       <w:rPr>
-        <w:rFonts w:hint="default" w:ascii="Wingdings" w:hAnsi="Wingdings"/>
+        <w:rFonts w:ascii="Wingdings" w:hAnsi="Wingdings" w:hint="default"/>
         <w:sz w:val="20"/>
       </w:rPr>
     </w:lvl>
@@ -3104,12 +3397,12 @@
         <w:ind w:left="6480" w:hanging="360"/>
       </w:pPr>
       <w:rPr>
-        <w:rFonts w:hint="default" w:ascii="Wingdings" w:hAnsi="Wingdings"/>
+        <w:rFonts w:ascii="Wingdings" w:hAnsi="Wingdings" w:hint="default"/>
         <w:sz w:val="20"/>
       </w:rPr>
     </w:lvl>
   </w:abstractNum>
-  <w:abstractNum w:abstractNumId="7" w15:restartNumberingAfterBreak="0">
+  <w:abstractNum w:abstractNumId="8" w15:restartNumberingAfterBreak="0">
     <w:nsid w:val="7C5B7BE5"/>
     <w:multiLevelType w:val="multilevel"/>
     <w:tmpl w:val="8D243C02"/>
@@ -3125,7 +3418,7 @@
         <w:ind w:left="720" w:hanging="360"/>
       </w:pPr>
       <w:rPr>
-        <w:rFonts w:hint="default" w:ascii="Symbol" w:hAnsi="Symbol"/>
+        <w:rFonts w:ascii="Symbol" w:hAnsi="Symbol" w:hint="default"/>
         <w:sz w:val="20"/>
       </w:rPr>
     </w:lvl>
@@ -3141,7 +3434,7 @@
         <w:ind w:left="1440" w:hanging="360"/>
       </w:pPr>
       <w:rPr>
-        <w:rFonts w:hint="default" w:ascii="Courier New" w:hAnsi="Courier New"/>
+        <w:rFonts w:ascii="Courier New" w:hAnsi="Courier New" w:hint="default"/>
         <w:sz w:val="20"/>
       </w:rPr>
     </w:lvl>
@@ -3157,7 +3450,7 @@
         <w:ind w:left="2160" w:hanging="360"/>
       </w:pPr>
       <w:rPr>
-        <w:rFonts w:hint="default" w:ascii="Wingdings" w:hAnsi="Wingdings"/>
+        <w:rFonts w:ascii="Wingdings" w:hAnsi="Wingdings" w:hint="default"/>
         <w:sz w:val="20"/>
       </w:rPr>
     </w:lvl>
@@ -3173,7 +3466,7 @@
         <w:ind w:left="2880" w:hanging="360"/>
       </w:pPr>
       <w:rPr>
-        <w:rFonts w:hint="default" w:ascii="Wingdings" w:hAnsi="Wingdings"/>
+        <w:rFonts w:ascii="Wingdings" w:hAnsi="Wingdings" w:hint="default"/>
         <w:sz w:val="20"/>
       </w:rPr>
     </w:lvl>
@@ -3189,7 +3482,7 @@
         <w:ind w:left="3600" w:hanging="360"/>
       </w:pPr>
       <w:rPr>
-        <w:rFonts w:hint="default" w:ascii="Wingdings" w:hAnsi="Wingdings"/>
+        <w:rFonts w:ascii="Wingdings" w:hAnsi="Wingdings" w:hint="default"/>
         <w:sz w:val="20"/>
       </w:rPr>
     </w:lvl>
@@ -3205,7 +3498,7 @@
         <w:ind w:left="4320" w:hanging="360"/>
       </w:pPr>
       <w:rPr>
-        <w:rFonts w:hint="default" w:ascii="Wingdings" w:hAnsi="Wingdings"/>
+        <w:rFonts w:ascii="Wingdings" w:hAnsi="Wingdings" w:hint="default"/>
         <w:sz w:val="20"/>
       </w:rPr>
     </w:lvl>
@@ -3221,7 +3514,7 @@
         <w:ind w:left="5040" w:hanging="360"/>
       </w:pPr>
       <w:rPr>
-        <w:rFonts w:hint="default" w:ascii="Wingdings" w:hAnsi="Wingdings"/>
+        <w:rFonts w:ascii="Wingdings" w:hAnsi="Wingdings" w:hint="default"/>
         <w:sz w:val="20"/>
       </w:rPr>
     </w:lvl>
@@ -3237,7 +3530,7 @@
         <w:ind w:left="5760" w:hanging="360"/>
       </w:pPr>
       <w:rPr>
-        <w:rFonts w:hint="default" w:ascii="Wingdings" w:hAnsi="Wingdings"/>
+        <w:rFonts w:ascii="Wingdings" w:hAnsi="Wingdings" w:hint="default"/>
         <w:sz w:val="20"/>
       </w:rPr>
     </w:lvl>
@@ -3253,48 +3546,51 @@
         <w:ind w:left="6480" w:hanging="360"/>
       </w:pPr>
       <w:rPr>
-        <w:rFonts w:hint="default" w:ascii="Wingdings" w:hAnsi="Wingdings"/>
+        <w:rFonts w:ascii="Wingdings" w:hAnsi="Wingdings" w:hint="default"/>
         <w:sz w:val="20"/>
       </w:rPr>
     </w:lvl>
   </w:abstractNum>
   <w:num w:numId="1" w16cid:durableId="2015766241">
+    <w:abstractNumId w:val="5"/>
+  </w:num>
+  <w:num w:numId="2" w16cid:durableId="1238324951">
     <w:abstractNumId w:val="4"/>
   </w:num>
-  <w:num w:numId="2" w16cid:durableId="1238324951">
-    <w:abstractNumId w:val="3"/>
-  </w:num>
   <w:num w:numId="3" w16cid:durableId="1340963852">
-    <w:abstractNumId w:val="5"/>
+    <w:abstractNumId w:val="6"/>
   </w:num>
   <w:num w:numId="4" w16cid:durableId="854616775">
     <w:abstractNumId w:val="0"/>
   </w:num>
   <w:num w:numId="5" w16cid:durableId="211695109">
-    <w:abstractNumId w:val="2"/>
+    <w:abstractNumId w:val="3"/>
   </w:num>
   <w:num w:numId="6" w16cid:durableId="919869657">
     <w:abstractNumId w:val="1"/>
   </w:num>
   <w:num w:numId="7" w16cid:durableId="1007095485">
+    <w:abstractNumId w:val="8"/>
+  </w:num>
+  <w:num w:numId="8" w16cid:durableId="1565144404">
     <w:abstractNumId w:val="7"/>
   </w:num>
-  <w:num w:numId="8" w16cid:durableId="1565144404">
-    <w:abstractNumId w:val="6"/>
+  <w:num w:numId="9" w16cid:durableId="1481265660">
+    <w:abstractNumId w:val="2"/>
   </w:num>
 </w:numbering>
 </file>
 
 <file path=word/styles.xml><?xml version="1.0" encoding="utf-8"?>
-<w:styles xmlns:wp14="http://schemas.microsoft.com/office/word/2010/wordprocessingDrawing" xmlns:mc="http://schemas.openxmlformats.org/markup-compatibility/2006" xmlns:r="http://schemas.openxmlformats.org/officeDocument/2006/relationships" xmlns:w="http://schemas.openxmlformats.org/wordprocessingml/2006/main" xmlns:w14="http://schemas.microsoft.com/office/word/2010/wordml" xmlns:w15="http://schemas.microsoft.com/office/word/2012/wordml" xmlns:w16cex="http://schemas.microsoft.com/office/word/2018/wordml/cex" xmlns:w16cid="http://schemas.microsoft.com/office/word/2016/wordml/cid" xmlns:w16="http://schemas.microsoft.com/office/word/2018/wordml" xmlns:w16du="http://schemas.microsoft.com/office/word/2023/wordml/word16du" xmlns:w16sdtdh="http://schemas.microsoft.com/office/word/2020/wordml/sdtdatahash" xmlns:w16sdtfl="http://schemas.microsoft.com/office/word/2024/wordml/sdtformatlock" xmlns:w16se="http://schemas.microsoft.com/office/word/2015/wordml/symex" mc:Ignorable="w14 w15 w16se w16cid w16 w16cex w16sdtdh w16sdtfl w16du wp14">
+<w:styles xmlns:mc="http://schemas.openxmlformats.org/markup-compatibility/2006" xmlns:r="http://schemas.openxmlformats.org/officeDocument/2006/relationships" xmlns:w="http://schemas.openxmlformats.org/wordprocessingml/2006/main" xmlns:w14="http://schemas.microsoft.com/office/word/2010/wordml" xmlns:w15="http://schemas.microsoft.com/office/word/2012/wordml" xmlns:w16cex="http://schemas.microsoft.com/office/word/2018/wordml/cex" xmlns:w16cid="http://schemas.microsoft.com/office/word/2016/wordml/cid" xmlns:w16="http://schemas.microsoft.com/office/word/2018/wordml" xmlns:w16du="http://schemas.microsoft.com/office/word/2023/wordml/word16du" xmlns:w16sdtdh="http://schemas.microsoft.com/office/word/2020/wordml/sdtdatahash" xmlns:w16sdtfl="http://schemas.microsoft.com/office/word/2024/wordml/sdtformatlock" xmlns:w16se="http://schemas.microsoft.com/office/word/2015/wordml/symex" mc:Ignorable="w14 w15 w16se w16cid w16 w16cex w16sdtdh w16sdtfl w16du">
   <w:docDefaults>
     <w:rPrDefault>
       <w:rPr>
-        <w:rFonts w:asciiTheme="minorHAnsi" w:hAnsiTheme="minorHAnsi" w:eastAsiaTheme="minorHAnsi" w:cstheme="minorBidi"/>
+        <w:rFonts w:asciiTheme="minorHAnsi" w:eastAsiaTheme="minorHAnsi" w:hAnsiTheme="minorHAnsi" w:cstheme="minorBidi"/>
         <w:kern w:val="2"/>
         <w:sz w:val="22"/>
         <w:szCs w:val="22"/>
-        <w:lang w:eastAsia="en-US" w:bidi="ar-SA"/>
+        <w:lang w:val="nl-BE" w:eastAsia="en-US" w:bidi="ar-SA"/>
         <w14:ligatures w14:val="standardContextual"/>
       </w:rPr>
     </w:rPrDefault>
@@ -3307,14 +3603,14 @@
   <w:latentStyles w:defLockedState="0" w:defUIPriority="99" w:defSemiHidden="0" w:defUnhideWhenUsed="0" w:defQFormat="0" w:count="376">
     <w:lsdException w:name="Normal" w:uiPriority="0" w:qFormat="1"/>
     <w:lsdException w:name="heading 1" w:uiPriority="9" w:qFormat="1"/>
-    <w:lsdException w:name="heading 2" w:uiPriority="9" w:semiHidden="1" w:unhideWhenUsed="1" w:qFormat="1"/>
-    <w:lsdException w:name="heading 3" w:uiPriority="9" w:semiHidden="1" w:unhideWhenUsed="1" w:qFormat="1"/>
-    <w:lsdException w:name="heading 4" w:uiPriority="9" w:semiHidden="1" w:unhideWhenUsed="1" w:qFormat="1"/>
-    <w:lsdException w:name="heading 5" w:uiPriority="9" w:semiHidden="1" w:unhideWhenUsed="1" w:qFormat="1"/>
-    <w:lsdException w:name="heading 6" w:uiPriority="9" w:semiHidden="1" w:unhideWhenUsed="1" w:qFormat="1"/>
-    <w:lsdException w:name="heading 7" w:uiPriority="9" w:semiHidden="1" w:unhideWhenUsed="1" w:qFormat="1"/>
-    <w:lsdException w:name="heading 8" w:uiPriority="9" w:semiHidden="1" w:unhideWhenUsed="1" w:qFormat="1"/>
-    <w:lsdException w:name="heading 9" w:uiPriority="9" w:semiHidden="1" w:unhideWhenUsed="1" w:qFormat="1"/>
+    <w:lsdException w:name="heading 2" w:semiHidden="1" w:uiPriority="9" w:unhideWhenUsed="1" w:qFormat="1"/>
+    <w:lsdException w:name="heading 3" w:semiHidden="1" w:uiPriority="9" w:unhideWhenUsed="1" w:qFormat="1"/>
+    <w:lsdException w:name="heading 4" w:semiHidden="1" w:uiPriority="9" w:unhideWhenUsed="1" w:qFormat="1"/>
+    <w:lsdException w:name="heading 5" w:semiHidden="1" w:uiPriority="9" w:unhideWhenUsed="1" w:qFormat="1"/>
+    <w:lsdException w:name="heading 6" w:semiHidden="1" w:uiPriority="9" w:unhideWhenUsed="1" w:qFormat="1"/>
+    <w:lsdException w:name="heading 7" w:semiHidden="1" w:uiPriority="9" w:unhideWhenUsed="1" w:qFormat="1"/>
+    <w:lsdException w:name="heading 8" w:semiHidden="1" w:uiPriority="9" w:unhideWhenUsed="1" w:qFormat="1"/>
+    <w:lsdException w:name="heading 9" w:semiHidden="1" w:uiPriority="9" w:unhideWhenUsed="1" w:qFormat="1"/>
     <w:lsdException w:name="index 1" w:semiHidden="1" w:unhideWhenUsed="1"/>
     <w:lsdException w:name="index 2" w:semiHidden="1" w:unhideWhenUsed="1"/>
     <w:lsdException w:name="index 3" w:semiHidden="1" w:unhideWhenUsed="1"/>
@@ -3324,22 +3620,22 @@
     <w:lsdException w:name="index 7" w:semiHidden="1" w:unhideWhenUsed="1"/>
     <w:lsdException w:name="index 8" w:semiHidden="1" w:unhideWhenUsed="1"/>
     <w:lsdException w:name="index 9" w:semiHidden="1" w:unhideWhenUsed="1"/>
-    <w:lsdException w:name="toc 1" w:uiPriority="39" w:semiHidden="1" w:unhideWhenUsed="1"/>
-    <w:lsdException w:name="toc 2" w:uiPriority="39" w:semiHidden="1" w:unhideWhenUsed="1"/>
-    <w:lsdException w:name="toc 3" w:uiPriority="39" w:semiHidden="1" w:unhideWhenUsed="1"/>
-    <w:lsdException w:name="toc 4" w:uiPriority="39" w:semiHidden="1" w:unhideWhenUsed="1"/>
-    <w:lsdException w:name="toc 5" w:uiPriority="39" w:semiHidden="1" w:unhideWhenUsed="1"/>
-    <w:lsdException w:name="toc 6" w:uiPriority="39" w:semiHidden="1" w:unhideWhenUsed="1"/>
-    <w:lsdException w:name="toc 7" w:uiPriority="39" w:semiHidden="1" w:unhideWhenUsed="1"/>
-    <w:lsdException w:name="toc 8" w:uiPriority="39" w:semiHidden="1" w:unhideWhenUsed="1"/>
-    <w:lsdException w:name="toc 9" w:uiPriority="39" w:semiHidden="1" w:unhideWhenUsed="1"/>
+    <w:lsdException w:name="toc 1" w:semiHidden="1" w:uiPriority="39" w:unhideWhenUsed="1"/>
+    <w:lsdException w:name="toc 2" w:semiHidden="1" w:uiPriority="39" w:unhideWhenUsed="1"/>
+    <w:lsdException w:name="toc 3" w:semiHidden="1" w:uiPriority="39" w:unhideWhenUsed="1"/>
+    <w:lsdException w:name="toc 4" w:semiHidden="1" w:uiPriority="39" w:unhideWhenUsed="1"/>
+    <w:lsdException w:name="toc 5" w:semiHidden="1" w:uiPriority="39" w:unhideWhenUsed="1"/>
+    <w:lsdException w:name="toc 6" w:semiHidden="1" w:uiPriority="39" w:unhideWhenUsed="1"/>
+    <w:lsdException w:name="toc 7" w:semiHidden="1" w:uiPriority="39" w:unhideWhenUsed="1"/>
+    <w:lsdException w:name="toc 8" w:semiHidden="1" w:uiPriority="39" w:unhideWhenUsed="1"/>
+    <w:lsdException w:name="toc 9" w:semiHidden="1" w:uiPriority="39" w:unhideWhenUsed="1"/>
     <w:lsdException w:name="Normal Indent" w:semiHidden="1" w:unhideWhenUsed="1"/>
     <w:lsdException w:name="footnote text" w:semiHidden="1" w:unhideWhenUsed="1"/>
     <w:lsdException w:name="annotation text" w:semiHidden="1" w:unhideWhenUsed="1"/>
     <w:lsdException w:name="header" w:semiHidden="1" w:unhideWhenUsed="1"/>
     <w:lsdException w:name="footer" w:semiHidden="1" w:unhideWhenUsed="1"/>
     <w:lsdException w:name="index heading" w:semiHidden="1" w:unhideWhenUsed="1"/>
-    <w:lsdException w:name="caption" w:uiPriority="35" w:semiHidden="1" w:unhideWhenUsed="1" w:qFormat="1"/>
+    <w:lsdException w:name="caption" w:semiHidden="1" w:uiPriority="35" w:unhideWhenUsed="1" w:qFormat="1"/>
     <w:lsdException w:name="table of figures" w:semiHidden="1" w:unhideWhenUsed="1"/>
     <w:lsdException w:name="envelope address" w:semiHidden="1" w:unhideWhenUsed="1"/>
     <w:lsdException w:name="envelope return" w:semiHidden="1" w:unhideWhenUsed="1"/>
@@ -3370,7 +3666,7 @@
     <w:lsdException w:name="Title" w:uiPriority="10" w:qFormat="1"/>
     <w:lsdException w:name="Closing" w:semiHidden="1" w:unhideWhenUsed="1"/>
     <w:lsdException w:name="Signature" w:semiHidden="1" w:unhideWhenUsed="1"/>
-    <w:lsdException w:name="Default Paragraph Font" w:uiPriority="1" w:semiHidden="1" w:unhideWhenUsed="1"/>
+    <w:lsdException w:name="Default Paragraph Font" w:semiHidden="1" w:uiPriority="1" w:unhideWhenUsed="1"/>
     <w:lsdException w:name="Body Text" w:semiHidden="1" w:unhideWhenUsed="1"/>
     <w:lsdException w:name="Body Text Indent" w:semiHidden="1" w:unhideWhenUsed="1"/>
     <w:lsdException w:name="List Continue" w:semiHidden="1" w:unhideWhenUsed="1"/>
@@ -3570,8 +3866,8 @@
     <w:lsdException w:name="Subtle Reference" w:uiPriority="31" w:qFormat="1"/>
     <w:lsdException w:name="Intense Reference" w:uiPriority="32" w:qFormat="1"/>
     <w:lsdException w:name="Book Title" w:uiPriority="33" w:qFormat="1"/>
-    <w:lsdException w:name="Bibliography" w:uiPriority="37" w:semiHidden="1" w:unhideWhenUsed="1"/>
-    <w:lsdException w:name="TOC Heading" w:uiPriority="39" w:semiHidden="1" w:unhideWhenUsed="1" w:qFormat="1"/>
+    <w:lsdException w:name="Bibliography" w:semiHidden="1" w:uiPriority="37" w:unhideWhenUsed="1"/>
+    <w:lsdException w:name="TOC Heading" w:semiHidden="1" w:uiPriority="39" w:unhideWhenUsed="1" w:qFormat="1"/>
     <w:lsdException w:name="Plain Table 1" w:uiPriority="41"/>
     <w:lsdException w:name="Plain Table 2" w:uiPriority="42"/>
     <w:lsdException w:name="Plain Table 3" w:uiPriority="43"/>
@@ -3682,20 +3978,20 @@
     <w:lsdException w:name="Unresolved Mention" w:semiHidden="1" w:unhideWhenUsed="1"/>
     <w:lsdException w:name="Smart Link" w:semiHidden="1" w:unhideWhenUsed="1"/>
   </w:latentStyles>
-  <w:style w:type="paragraph" w:styleId="Normal" w:default="1">
+  <w:style w:type="paragraph" w:default="1" w:styleId="Standaard">
     <w:name w:val="Normal"/>
     <w:qFormat/>
     <w:rsid w:val="004468C5"/>
     <w:rPr>
-      <w:rFonts w:ascii="Arial" w:hAnsi="Arial" w:eastAsia="Arial" w:cs="Arial"/>
+      <w:rFonts w:ascii="Arial" w:eastAsia="Arial" w:hAnsi="Arial" w:cs="Arial"/>
       <w:lang w:val="en-GB"/>
     </w:rPr>
   </w:style>
-  <w:style w:type="paragraph" w:styleId="Heading1">
+  <w:style w:type="paragraph" w:styleId="Kop1">
     <w:name w:val="heading 1"/>
-    <w:basedOn w:val="Normal"/>
-    <w:next w:val="Normal"/>
-    <w:link w:val="Heading1Char"/>
+    <w:basedOn w:val="Standaard"/>
+    <w:next w:val="Standaard"/>
+    <w:link w:val="Kop1Char"/>
     <w:uiPriority w:val="9"/>
     <w:qFormat/>
     <w:rsid w:val="004468C5"/>
@@ -3706,17 +4002,17 @@
       <w:outlineLvl w:val="0"/>
     </w:pPr>
     <w:rPr>
-      <w:rFonts w:asciiTheme="majorHAnsi" w:hAnsiTheme="majorHAnsi" w:eastAsiaTheme="majorEastAsia" w:cstheme="majorBidi"/>
+      <w:rFonts w:asciiTheme="majorHAnsi" w:eastAsiaTheme="majorEastAsia" w:hAnsiTheme="majorHAnsi" w:cstheme="majorBidi"/>
       <w:color w:val="0F4761" w:themeColor="accent1" w:themeShade="BF"/>
       <w:sz w:val="40"/>
       <w:szCs w:val="40"/>
     </w:rPr>
   </w:style>
-  <w:style w:type="paragraph" w:styleId="Heading2">
+  <w:style w:type="paragraph" w:styleId="Kop2">
     <w:name w:val="heading 2"/>
-    <w:basedOn w:val="Normal"/>
-    <w:next w:val="Normal"/>
-    <w:link w:val="Heading2Char"/>
+    <w:basedOn w:val="Standaard"/>
+    <w:next w:val="Standaard"/>
+    <w:link w:val="Kop2Char"/>
     <w:uiPriority w:val="9"/>
     <w:semiHidden/>
     <w:unhideWhenUsed/>
@@ -3729,17 +4025,17 @@
       <w:outlineLvl w:val="1"/>
     </w:pPr>
     <w:rPr>
-      <w:rFonts w:asciiTheme="majorHAnsi" w:hAnsiTheme="majorHAnsi" w:eastAsiaTheme="majorEastAsia" w:cstheme="majorBidi"/>
+      <w:rFonts w:asciiTheme="majorHAnsi" w:eastAsiaTheme="majorEastAsia" w:hAnsiTheme="majorHAnsi" w:cstheme="majorBidi"/>
       <w:color w:val="0F4761" w:themeColor="accent1" w:themeShade="BF"/>
       <w:sz w:val="32"/>
       <w:szCs w:val="32"/>
     </w:rPr>
   </w:style>
-  <w:style w:type="paragraph" w:styleId="Heading3">
+  <w:style w:type="paragraph" w:styleId="Kop3">
     <w:name w:val="heading 3"/>
-    <w:basedOn w:val="Normal"/>
-    <w:next w:val="Normal"/>
-    <w:link w:val="Heading3Char"/>
+    <w:basedOn w:val="Standaard"/>
+    <w:next w:val="Standaard"/>
+    <w:link w:val="Kop3Char"/>
     <w:uiPriority w:val="9"/>
     <w:semiHidden/>
     <w:unhideWhenUsed/>
@@ -3758,11 +4054,11 @@
       <w:szCs w:val="28"/>
     </w:rPr>
   </w:style>
-  <w:style w:type="paragraph" w:styleId="Heading4">
+  <w:style w:type="paragraph" w:styleId="Kop4">
     <w:name w:val="heading 4"/>
-    <w:basedOn w:val="Normal"/>
-    <w:next w:val="Normal"/>
-    <w:link w:val="Heading4Char"/>
+    <w:basedOn w:val="Standaard"/>
+    <w:next w:val="Standaard"/>
+    <w:link w:val="Kop4Char"/>
     <w:uiPriority w:val="9"/>
     <w:semiHidden/>
     <w:unhideWhenUsed/>
@@ -3781,11 +4077,11 @@
       <w:color w:val="0F4761" w:themeColor="accent1" w:themeShade="BF"/>
     </w:rPr>
   </w:style>
-  <w:style w:type="paragraph" w:styleId="Heading5">
+  <w:style w:type="paragraph" w:styleId="Kop5">
     <w:name w:val="heading 5"/>
-    <w:basedOn w:val="Normal"/>
-    <w:next w:val="Normal"/>
-    <w:link w:val="Heading5Char"/>
+    <w:basedOn w:val="Standaard"/>
+    <w:next w:val="Standaard"/>
+    <w:link w:val="Kop5Char"/>
     <w:uiPriority w:val="9"/>
     <w:semiHidden/>
     <w:unhideWhenUsed/>
@@ -3802,11 +4098,11 @@
       <w:color w:val="0F4761" w:themeColor="accent1" w:themeShade="BF"/>
     </w:rPr>
   </w:style>
-  <w:style w:type="paragraph" w:styleId="Heading6">
+  <w:style w:type="paragraph" w:styleId="Kop6">
     <w:name w:val="heading 6"/>
-    <w:basedOn w:val="Normal"/>
-    <w:next w:val="Normal"/>
-    <w:link w:val="Heading6Char"/>
+    <w:basedOn w:val="Standaard"/>
+    <w:next w:val="Standaard"/>
+    <w:link w:val="Kop6Char"/>
     <w:uiPriority w:val="9"/>
     <w:semiHidden/>
     <w:unhideWhenUsed/>
@@ -3825,11 +4121,11 @@
       <w:color w:val="595959" w:themeColor="text1" w:themeTint="A6"/>
     </w:rPr>
   </w:style>
-  <w:style w:type="paragraph" w:styleId="Heading7">
+  <w:style w:type="paragraph" w:styleId="Kop7">
     <w:name w:val="heading 7"/>
-    <w:basedOn w:val="Normal"/>
-    <w:next w:val="Normal"/>
-    <w:link w:val="Heading7Char"/>
+    <w:basedOn w:val="Standaard"/>
+    <w:next w:val="Standaard"/>
+    <w:link w:val="Kop7Char"/>
     <w:uiPriority w:val="9"/>
     <w:semiHidden/>
     <w:unhideWhenUsed/>
@@ -3846,11 +4142,11 @@
       <w:color w:val="595959" w:themeColor="text1" w:themeTint="A6"/>
     </w:rPr>
   </w:style>
-  <w:style w:type="paragraph" w:styleId="Heading8">
+  <w:style w:type="paragraph" w:styleId="Kop8">
     <w:name w:val="heading 8"/>
-    <w:basedOn w:val="Normal"/>
-    <w:next w:val="Normal"/>
-    <w:link w:val="Heading8Char"/>
+    <w:basedOn w:val="Standaard"/>
+    <w:next w:val="Standaard"/>
+    <w:link w:val="Kop8Char"/>
     <w:uiPriority w:val="9"/>
     <w:semiHidden/>
     <w:unhideWhenUsed/>
@@ -3869,11 +4165,11 @@
       <w:color w:val="272727" w:themeColor="text1" w:themeTint="D8"/>
     </w:rPr>
   </w:style>
-  <w:style w:type="paragraph" w:styleId="Heading9">
+  <w:style w:type="paragraph" w:styleId="Kop9">
     <w:name w:val="heading 9"/>
-    <w:basedOn w:val="Normal"/>
-    <w:next w:val="Normal"/>
-    <w:link w:val="Heading9Char"/>
+    <w:basedOn w:val="Standaard"/>
+    <w:next w:val="Standaard"/>
+    <w:link w:val="Kop9Char"/>
     <w:uiPriority w:val="9"/>
     <w:semiHidden/>
     <w:unhideWhenUsed/>
@@ -3890,13 +4186,13 @@
       <w:color w:val="272727" w:themeColor="text1" w:themeTint="D8"/>
     </w:rPr>
   </w:style>
-  <w:style w:type="character" w:styleId="DefaultParagraphFont" w:default="1">
+  <w:style w:type="character" w:default="1" w:styleId="Standaardalinea-lettertype">
     <w:name w:val="Default Paragraph Font"/>
     <w:uiPriority w:val="1"/>
     <w:semiHidden/>
     <w:unhideWhenUsed/>
   </w:style>
-  <w:style w:type="table" w:styleId="TableNormal" w:default="1">
+  <w:style w:type="table" w:default="1" w:styleId="Standaardtabel">
     <w:name w:val="Normal Table"/>
     <w:uiPriority w:val="99"/>
     <w:semiHidden/>
@@ -3911,45 +4207,45 @@
       </w:tblCellMar>
     </w:tblPr>
   </w:style>
-  <w:style w:type="numbering" w:styleId="NoList" w:default="1">
+  <w:style w:type="numbering" w:default="1" w:styleId="Geenlijst">
     <w:name w:val="No List"/>
     <w:uiPriority w:val="99"/>
     <w:semiHidden/>
     <w:unhideWhenUsed/>
   </w:style>
-  <w:style w:type="character" w:styleId="Heading1Char" w:customStyle="1">
-    <w:name w:val="Heading 1 Char"/>
-    <w:basedOn w:val="DefaultParagraphFont"/>
-    <w:link w:val="Heading1"/>
+  <w:style w:type="character" w:customStyle="1" w:styleId="Kop1Char">
+    <w:name w:val="Kop 1 Char"/>
+    <w:basedOn w:val="Standaardalinea-lettertype"/>
+    <w:link w:val="Kop1"/>
     <w:uiPriority w:val="9"/>
     <w:rsid w:val="004468C5"/>
     <w:rPr>
-      <w:rFonts w:asciiTheme="majorHAnsi" w:hAnsiTheme="majorHAnsi" w:eastAsiaTheme="majorEastAsia" w:cstheme="majorBidi"/>
+      <w:rFonts w:asciiTheme="majorHAnsi" w:eastAsiaTheme="majorEastAsia" w:hAnsiTheme="majorHAnsi" w:cstheme="majorBidi"/>
       <w:color w:val="0F4761" w:themeColor="accent1" w:themeShade="BF"/>
       <w:sz w:val="40"/>
       <w:szCs w:val="40"/>
       <w:lang w:val="en-GB"/>
     </w:rPr>
   </w:style>
-  <w:style w:type="character" w:styleId="Heading2Char" w:customStyle="1">
-    <w:name w:val="Heading 2 Char"/>
-    <w:basedOn w:val="DefaultParagraphFont"/>
-    <w:link w:val="Heading2"/>
+  <w:style w:type="character" w:customStyle="1" w:styleId="Kop2Char">
+    <w:name w:val="Kop 2 Char"/>
+    <w:basedOn w:val="Standaardalinea-lettertype"/>
+    <w:link w:val="Kop2"/>
     <w:uiPriority w:val="9"/>
     <w:semiHidden/>
     <w:rsid w:val="004468C5"/>
     <w:rPr>
-      <w:rFonts w:asciiTheme="majorHAnsi" w:hAnsiTheme="majorHAnsi" w:eastAsiaTheme="majorEastAsia" w:cstheme="majorBidi"/>
+      <w:rFonts w:asciiTheme="majorHAnsi" w:eastAsiaTheme="majorEastAsia" w:hAnsiTheme="majorHAnsi" w:cstheme="majorBidi"/>
       <w:color w:val="0F4761" w:themeColor="accent1" w:themeShade="BF"/>
       <w:sz w:val="32"/>
       <w:szCs w:val="32"/>
       <w:lang w:val="en-GB"/>
     </w:rPr>
   </w:style>
-  <w:style w:type="character" w:styleId="Heading3Char" w:customStyle="1">
-    <w:name w:val="Heading 3 Char"/>
-    <w:basedOn w:val="DefaultParagraphFont"/>
-    <w:link w:val="Heading3"/>
+  <w:style w:type="character" w:customStyle="1" w:styleId="Kop3Char">
+    <w:name w:val="Kop 3 Char"/>
+    <w:basedOn w:val="Standaardalinea-lettertype"/>
+    <w:link w:val="Kop3"/>
     <w:uiPriority w:val="9"/>
     <w:semiHidden/>
     <w:rsid w:val="004468C5"/>
@@ -3961,10 +4257,10 @@
       <w:lang w:val="en-GB"/>
     </w:rPr>
   </w:style>
-  <w:style w:type="character" w:styleId="Heading4Char" w:customStyle="1">
-    <w:name w:val="Heading 4 Char"/>
-    <w:basedOn w:val="DefaultParagraphFont"/>
-    <w:link w:val="Heading4"/>
+  <w:style w:type="character" w:customStyle="1" w:styleId="Kop4Char">
+    <w:name w:val="Kop 4 Char"/>
+    <w:basedOn w:val="Standaardalinea-lettertype"/>
+    <w:link w:val="Kop4"/>
     <w:uiPriority w:val="9"/>
     <w:semiHidden/>
     <w:rsid w:val="004468C5"/>
@@ -3976,10 +4272,10 @@
       <w:lang w:val="en-GB"/>
     </w:rPr>
   </w:style>
-  <w:style w:type="character" w:styleId="Heading5Char" w:customStyle="1">
-    <w:name w:val="Heading 5 Char"/>
-    <w:basedOn w:val="DefaultParagraphFont"/>
-    <w:link w:val="Heading5"/>
+  <w:style w:type="character" w:customStyle="1" w:styleId="Kop5Char">
+    <w:name w:val="Kop 5 Char"/>
+    <w:basedOn w:val="Standaardalinea-lettertype"/>
+    <w:link w:val="Kop5"/>
     <w:uiPriority w:val="9"/>
     <w:semiHidden/>
     <w:rsid w:val="004468C5"/>
@@ -3989,10 +4285,10 @@
       <w:lang w:val="en-GB"/>
     </w:rPr>
   </w:style>
-  <w:style w:type="character" w:styleId="Heading6Char" w:customStyle="1">
-    <w:name w:val="Heading 6 Char"/>
-    <w:basedOn w:val="DefaultParagraphFont"/>
-    <w:link w:val="Heading6"/>
+  <w:style w:type="character" w:customStyle="1" w:styleId="Kop6Char">
+    <w:name w:val="Kop 6 Char"/>
+    <w:basedOn w:val="Standaardalinea-lettertype"/>
+    <w:link w:val="Kop6"/>
     <w:uiPriority w:val="9"/>
     <w:semiHidden/>
     <w:rsid w:val="004468C5"/>
@@ -4004,10 +4300,10 @@
       <w:lang w:val="en-GB"/>
     </w:rPr>
   </w:style>
-  <w:style w:type="character" w:styleId="Heading7Char" w:customStyle="1">
-    <w:name w:val="Heading 7 Char"/>
-    <w:basedOn w:val="DefaultParagraphFont"/>
-    <w:link w:val="Heading7"/>
+  <w:style w:type="character" w:customStyle="1" w:styleId="Kop7Char">
+    <w:name w:val="Kop 7 Char"/>
+    <w:basedOn w:val="Standaardalinea-lettertype"/>
+    <w:link w:val="Kop7"/>
     <w:uiPriority w:val="9"/>
     <w:semiHidden/>
     <w:rsid w:val="004468C5"/>
@@ -4017,10 +4313,10 @@
       <w:lang w:val="en-GB"/>
     </w:rPr>
   </w:style>
-  <w:style w:type="character" w:styleId="Heading8Char" w:customStyle="1">
-    <w:name w:val="Heading 8 Char"/>
-    <w:basedOn w:val="DefaultParagraphFont"/>
-    <w:link w:val="Heading8"/>
+  <w:style w:type="character" w:customStyle="1" w:styleId="Kop8Char">
+    <w:name w:val="Kop 8 Char"/>
+    <w:basedOn w:val="Standaardalinea-lettertype"/>
+    <w:link w:val="Kop8"/>
     <w:uiPriority w:val="9"/>
     <w:semiHidden/>
     <w:rsid w:val="004468C5"/>
@@ -4032,10 +4328,10 @@
       <w:lang w:val="en-GB"/>
     </w:rPr>
   </w:style>
-  <w:style w:type="character" w:styleId="Heading9Char" w:customStyle="1">
-    <w:name w:val="Heading 9 Char"/>
-    <w:basedOn w:val="DefaultParagraphFont"/>
-    <w:link w:val="Heading9"/>
+  <w:style w:type="character" w:customStyle="1" w:styleId="Kop9Char">
+    <w:name w:val="Kop 9 Char"/>
+    <w:basedOn w:val="Standaardalinea-lettertype"/>
+    <w:link w:val="Kop9"/>
     <w:uiPriority w:val="9"/>
     <w:semiHidden/>
     <w:rsid w:val="004468C5"/>
@@ -4045,11 +4341,11 @@
       <w:lang w:val="en-GB"/>
     </w:rPr>
   </w:style>
-  <w:style w:type="paragraph" w:styleId="Title">
+  <w:style w:type="paragraph" w:styleId="Titel">
     <w:name w:val="Title"/>
-    <w:basedOn w:val="Normal"/>
-    <w:next w:val="Normal"/>
-    <w:link w:val="TitleChar"/>
+    <w:basedOn w:val="Standaard"/>
+    <w:next w:val="Standaard"/>
+    <w:link w:val="TitelChar"/>
     <w:uiPriority w:val="10"/>
     <w:qFormat/>
     <w:rsid w:val="004468C5"/>
@@ -4058,21 +4354,21 @@
       <w:contextualSpacing/>
     </w:pPr>
     <w:rPr>
-      <w:rFonts w:asciiTheme="majorHAnsi" w:hAnsiTheme="majorHAnsi" w:eastAsiaTheme="majorEastAsia" w:cstheme="majorBidi"/>
+      <w:rFonts w:asciiTheme="majorHAnsi" w:eastAsiaTheme="majorEastAsia" w:hAnsiTheme="majorHAnsi" w:cstheme="majorBidi"/>
       <w:spacing w:val="-10"/>
       <w:kern w:val="28"/>
       <w:sz w:val="56"/>
       <w:szCs w:val="56"/>
     </w:rPr>
   </w:style>
-  <w:style w:type="character" w:styleId="TitleChar" w:customStyle="1">
-    <w:name w:val="Title Char"/>
-    <w:basedOn w:val="DefaultParagraphFont"/>
-    <w:link w:val="Title"/>
+  <w:style w:type="character" w:customStyle="1" w:styleId="TitelChar">
+    <w:name w:val="Titel Char"/>
+    <w:basedOn w:val="Standaardalinea-lettertype"/>
+    <w:link w:val="Titel"/>
     <w:uiPriority w:val="10"/>
     <w:rsid w:val="004468C5"/>
     <w:rPr>
-      <w:rFonts w:asciiTheme="majorHAnsi" w:hAnsiTheme="majorHAnsi" w:eastAsiaTheme="majorEastAsia" w:cstheme="majorBidi"/>
+      <w:rFonts w:asciiTheme="majorHAnsi" w:eastAsiaTheme="majorEastAsia" w:hAnsiTheme="majorHAnsi" w:cstheme="majorBidi"/>
       <w:spacing w:val="-10"/>
       <w:kern w:val="28"/>
       <w:sz w:val="56"/>
@@ -4080,11 +4376,11 @@
       <w:lang w:val="en-GB"/>
     </w:rPr>
   </w:style>
-  <w:style w:type="paragraph" w:styleId="Subtitle">
+  <w:style w:type="paragraph" w:styleId="Ondertitel">
     <w:name w:val="Subtitle"/>
-    <w:basedOn w:val="Normal"/>
-    <w:next w:val="Normal"/>
-    <w:link w:val="SubtitleChar"/>
+    <w:basedOn w:val="Standaard"/>
+    <w:next w:val="Standaard"/>
+    <w:link w:val="OndertitelChar"/>
     <w:uiPriority w:val="11"/>
     <w:qFormat/>
     <w:rsid w:val="004468C5"/>
@@ -4101,10 +4397,10 @@
       <w:szCs w:val="28"/>
     </w:rPr>
   </w:style>
-  <w:style w:type="character" w:styleId="SubtitleChar" w:customStyle="1">
-    <w:name w:val="Subtitle Char"/>
-    <w:basedOn w:val="DefaultParagraphFont"/>
-    <w:link w:val="Subtitle"/>
+  <w:style w:type="character" w:customStyle="1" w:styleId="OndertitelChar">
+    <w:name w:val="Ondertitel Char"/>
+    <w:basedOn w:val="Standaardalinea-lettertype"/>
+    <w:link w:val="Ondertitel"/>
     <w:uiPriority w:val="11"/>
     <w:rsid w:val="004468C5"/>
     <w:rPr>
@@ -4116,11 +4412,11 @@
       <w:lang w:val="en-GB"/>
     </w:rPr>
   </w:style>
-  <w:style w:type="paragraph" w:styleId="Quote">
+  <w:style w:type="paragraph" w:styleId="Citaat">
     <w:name w:val="Quote"/>
-    <w:basedOn w:val="Normal"/>
-    <w:next w:val="Normal"/>
-    <w:link w:val="QuoteChar"/>
+    <w:basedOn w:val="Standaard"/>
+    <w:next w:val="Standaard"/>
+    <w:link w:val="CitaatChar"/>
     <w:uiPriority w:val="29"/>
     <w:qFormat/>
     <w:rsid w:val="004468C5"/>
@@ -4134,10 +4430,10 @@
       <w:color w:val="404040" w:themeColor="text1" w:themeTint="BF"/>
     </w:rPr>
   </w:style>
-  <w:style w:type="character" w:styleId="QuoteChar" w:customStyle="1">
-    <w:name w:val="Quote Char"/>
-    <w:basedOn w:val="DefaultParagraphFont"/>
-    <w:link w:val="Quote"/>
+  <w:style w:type="character" w:customStyle="1" w:styleId="CitaatChar">
+    <w:name w:val="Citaat Char"/>
+    <w:basedOn w:val="Standaardalinea-lettertype"/>
+    <w:link w:val="Citaat"/>
     <w:uiPriority w:val="29"/>
     <w:rsid w:val="004468C5"/>
     <w:rPr>
@@ -4147,10 +4443,10 @@
       <w:lang w:val="en-GB"/>
     </w:rPr>
   </w:style>
-  <w:style w:type="paragraph" w:styleId="ListParagraph">
+  <w:style w:type="paragraph" w:styleId="Lijstalinea">
     <w:name w:val="List Paragraph"/>
-    <w:basedOn w:val="Normal"/>
-    <w:link w:val="ListParagraphChar"/>
+    <w:basedOn w:val="Standaard"/>
+    <w:link w:val="LijstalineaChar"/>
     <w:uiPriority w:val="34"/>
     <w:qFormat/>
     <w:rsid w:val="004468C5"/>
@@ -4159,9 +4455,9 @@
       <w:contextualSpacing/>
     </w:pPr>
   </w:style>
-  <w:style w:type="character" w:styleId="IntenseEmphasis">
+  <w:style w:type="character" w:styleId="Intensievebenadrukking">
     <w:name w:val="Intense Emphasis"/>
-    <w:basedOn w:val="DefaultParagraphFont"/>
+    <w:basedOn w:val="Standaardalinea-lettertype"/>
     <w:uiPriority w:val="21"/>
     <w:qFormat/>
     <w:rsid w:val="004468C5"/>
@@ -4171,18 +4467,18 @@
       <w:color w:val="0F4761" w:themeColor="accent1" w:themeShade="BF"/>
     </w:rPr>
   </w:style>
-  <w:style w:type="paragraph" w:styleId="IntenseQuote">
+  <w:style w:type="paragraph" w:styleId="Duidelijkcitaat">
     <w:name w:val="Intense Quote"/>
-    <w:basedOn w:val="Normal"/>
-    <w:next w:val="Normal"/>
-    <w:link w:val="IntenseQuoteChar"/>
+    <w:basedOn w:val="Standaard"/>
+    <w:next w:val="Standaard"/>
+    <w:link w:val="DuidelijkcitaatChar"/>
     <w:uiPriority w:val="30"/>
     <w:qFormat/>
     <w:rsid w:val="004468C5"/>
     <w:pPr>
       <w:pBdr>
-        <w:top w:val="single" w:color="0F4761" w:themeColor="accent1" w:themeShade="BF" w:sz="4" w:space="10"/>
-        <w:bottom w:val="single" w:color="0F4761" w:themeColor="accent1" w:themeShade="BF" w:sz="4" w:space="10"/>
+        <w:top w:val="single" w:sz="4" w:space="10" w:color="0F4761" w:themeColor="accent1" w:themeShade="BF"/>
+        <w:bottom w:val="single" w:sz="4" w:space="10" w:color="0F4761" w:themeColor="accent1" w:themeShade="BF"/>
       </w:pBdr>
       <w:spacing w:before="360" w:after="360"/>
       <w:ind w:left="864" w:right="864"/>
@@ -4194,10 +4490,10 @@
       <w:color w:val="0F4761" w:themeColor="accent1" w:themeShade="BF"/>
     </w:rPr>
   </w:style>
-  <w:style w:type="character" w:styleId="IntenseQuoteChar" w:customStyle="1">
-    <w:name w:val="Intense Quote Char"/>
-    <w:basedOn w:val="DefaultParagraphFont"/>
-    <w:link w:val="IntenseQuote"/>
+  <w:style w:type="character" w:customStyle="1" w:styleId="DuidelijkcitaatChar">
+    <w:name w:val="Duidelijk citaat Char"/>
+    <w:basedOn w:val="Standaardalinea-lettertype"/>
+    <w:link w:val="Duidelijkcitaat"/>
     <w:uiPriority w:val="30"/>
     <w:rsid w:val="004468C5"/>
     <w:rPr>
@@ -4207,9 +4503,9 @@
       <w:lang w:val="en-GB"/>
     </w:rPr>
   </w:style>
-  <w:style w:type="character" w:styleId="IntenseReference">
+  <w:style w:type="character" w:styleId="Intensieveverwijzing">
     <w:name w:val="Intense Reference"/>
-    <w:basedOn w:val="DefaultParagraphFont"/>
+    <w:basedOn w:val="Standaardalinea-lettertype"/>
     <w:uiPriority w:val="32"/>
     <w:qFormat/>
     <w:rsid w:val="004468C5"/>
@@ -4221,10 +4517,10 @@
       <w:spacing w:val="5"/>
     </w:rPr>
   </w:style>
-  <w:style w:type="character" w:styleId="ListParagraphChar" w:customStyle="1">
-    <w:name w:val="List Paragraph Char"/>
-    <w:basedOn w:val="DefaultParagraphFont"/>
-    <w:link w:val="ListParagraph"/>
+  <w:style w:type="character" w:customStyle="1" w:styleId="LijstalineaChar">
+    <w:name w:val="Lijstalinea Char"/>
+    <w:basedOn w:val="Standaardalinea-lettertype"/>
+    <w:link w:val="Lijstalinea"/>
     <w:uiPriority w:val="34"/>
     <w:qFormat/>
     <w:rsid w:val="004468C5"/>
@@ -4232,10 +4528,10 @@
       <w:lang w:val="en-GB"/>
     </w:rPr>
   </w:style>
-  <w:style w:type="paragraph" w:styleId="Header">
+  <w:style w:type="paragraph" w:styleId="Koptekst">
     <w:name w:val="header"/>
-    <w:basedOn w:val="Normal"/>
-    <w:link w:val="HeaderChar"/>
+    <w:basedOn w:val="Standaard"/>
+    <w:link w:val="KoptekstChar"/>
     <w:uiPriority w:val="99"/>
     <w:unhideWhenUsed/>
     <w:rsid w:val="00073E5B"/>
@@ -4247,20 +4543,20 @@
       <w:spacing w:after="0" w:line="240" w:lineRule="auto"/>
     </w:pPr>
   </w:style>
-  <w:style w:type="character" w:styleId="HeaderChar" w:customStyle="1">
-    <w:name w:val="Header Char"/>
-    <w:basedOn w:val="DefaultParagraphFont"/>
-    <w:link w:val="Header"/>
+  <w:style w:type="character" w:customStyle="1" w:styleId="KoptekstChar">
+    <w:name w:val="Koptekst Char"/>
+    <w:basedOn w:val="Standaardalinea-lettertype"/>
+    <w:link w:val="Koptekst"/>
     <w:uiPriority w:val="99"/>
     <w:rsid w:val="00073E5B"/>
     <w:rPr>
       <w:lang w:val="en-GB"/>
     </w:rPr>
   </w:style>
-  <w:style w:type="paragraph" w:styleId="Footer">
+  <w:style w:type="paragraph" w:styleId="Voettekst">
     <w:name w:val="footer"/>
-    <w:basedOn w:val="Normal"/>
-    <w:link w:val="FooterChar"/>
+    <w:basedOn w:val="Standaard"/>
+    <w:link w:val="VoettekstChar"/>
     <w:uiPriority w:val="99"/>
     <w:unhideWhenUsed/>
     <w:rsid w:val="00073E5B"/>
@@ -4272,10 +4568,10 @@
       <w:spacing w:after="0" w:line="240" w:lineRule="auto"/>
     </w:pPr>
   </w:style>
-  <w:style w:type="character" w:styleId="FooterChar" w:customStyle="1">
-    <w:name w:val="Footer Char"/>
-    <w:basedOn w:val="DefaultParagraphFont"/>
-    <w:link w:val="Footer"/>
+  <w:style w:type="character" w:customStyle="1" w:styleId="VoettekstChar">
+    <w:name w:val="Voettekst Char"/>
+    <w:basedOn w:val="Standaardalinea-lettertype"/>
+    <w:link w:val="Voettekst"/>
     <w:uiPriority w:val="99"/>
     <w:rsid w:val="00073E5B"/>
     <w:rPr>
@@ -4286,7 +4582,7 @@
 </file>
 
 <file path=word/theme/theme1.xml><?xml version="1.0" encoding="utf-8"?>
-<a:theme xmlns:a="http://schemas.openxmlformats.org/drawingml/2006/main" xmlns:thm15="http://schemas.microsoft.com/office/thememl/2012/main" name="Office Theme">
+<a:theme xmlns:a="http://schemas.openxmlformats.org/drawingml/2006/main" name="Office Theme">
   <a:themeElements>
     <a:clrScheme name="Office">
       <a:dk1>
@@ -4581,21 +4877,6 @@
 </file>
 
 <file path=customXml/item1.xml><?xml version="1.0" encoding="utf-8"?>
-<p:properties xmlns:p="http://schemas.microsoft.com/office/2006/metadata/properties" xmlns:xsi="http://www.w3.org/2001/XMLSchema-instance" xmlns:pc="http://schemas.microsoft.com/office/infopath/2007/PartnerControls">
-  <documentManagement/>
-</p:properties>
-</file>
-
-<file path=customXml/item2.xml><?xml version="1.0" encoding="utf-8"?>
-<?mso-contentType ?>
-<FormTemplates xmlns="http://schemas.microsoft.com/sharepoint/v3/contenttype/forms">
-  <Display>DocumentLibraryForm</Display>
-  <Edit>DocumentLibraryForm</Edit>
-  <New>DocumentLibraryForm</New>
-</FormTemplates>
-</file>
-
-<file path=customXml/item3.xml><?xml version="1.0" encoding="utf-8"?>
 <ct:contentTypeSchema xmlns:ct="http://schemas.microsoft.com/office/2006/metadata/contentType" xmlns:ma="http://schemas.microsoft.com/office/2006/metadata/properties/metaAttributes" ct:_="" ma:_="" ma:contentTypeName="Document" ma:contentTypeID="0x010100F1B33D7B57FFEC4BB77B5001C5B93838" ma:contentTypeVersion="6" ma:contentTypeDescription="Een nieuw document maken." ma:contentTypeScope="" ma:versionID="59579db12405a868ad0e92c5e4f74ae1">
   <xsd:schema xmlns:xsd="http://www.w3.org/2001/XMLSchema" xmlns:xs="http://www.w3.org/2001/XMLSchema" xmlns:p="http://schemas.microsoft.com/office/2006/metadata/properties" xmlns:ns2="f44e6bd5-09db-4117-8b15-adf399208dc6" targetNamespace="http://schemas.microsoft.com/office/2006/metadata/properties" ma:root="true" ma:fieldsID="98cf673e6ff17a9b7a889e3f7df574b2" ns2:_="">
     <xsd:import namespace="f44e6bd5-09db-4117-8b15-adf399208dc6"/>
@@ -4751,11 +5032,35 @@
 </ct:contentTypeSchema>
 </file>
 
+<file path=customXml/item2.xml><?xml version="1.0" encoding="utf-8"?>
+<?mso-contentType ?>
+<FormTemplates xmlns="http://schemas.microsoft.com/sharepoint/v3/contenttype/forms">
+  <Display>DocumentLibraryForm</Display>
+  <Edit>DocumentLibraryForm</Edit>
+  <New>DocumentLibraryForm</New>
+</FormTemplates>
+</file>
+
+<file path=customXml/item3.xml><?xml version="1.0" encoding="utf-8"?>
+<p:properties xmlns:p="http://schemas.microsoft.com/office/2006/metadata/properties" xmlns:xsi="http://www.w3.org/2001/XMLSchema-instance" xmlns:pc="http://schemas.microsoft.com/office/infopath/2007/PartnerControls">
+  <documentManagement/>
+</p:properties>
+</file>
+
 <file path=customXml/itemProps1.xml><?xml version="1.0" encoding="utf-8"?>
-<ds:datastoreItem xmlns:ds="http://schemas.openxmlformats.org/officeDocument/2006/customXml" ds:itemID="{01788EE1-8FCC-4F6E-8E2F-796DBD9DF7BB}">
+<ds:datastoreItem xmlns:ds="http://schemas.openxmlformats.org/officeDocument/2006/customXml" ds:itemID="{301D6F2F-890E-444C-8B93-AEAD8F2AEA52}">
   <ds:schemaRefs>
+    <ds:schemaRef ds:uri="http://schemas.microsoft.com/office/2006/metadata/contentType"/>
+    <ds:schemaRef ds:uri="http://schemas.microsoft.com/office/2006/metadata/properties/metaAttributes"/>
+    <ds:schemaRef ds:uri="http://www.w3.org/2001/XMLSchema"/>
     <ds:schemaRef ds:uri="http://schemas.microsoft.com/office/2006/metadata/properties"/>
+    <ds:schemaRef ds:uri="f44e6bd5-09db-4117-8b15-adf399208dc6"/>
+    <ds:schemaRef ds:uri="http://schemas.microsoft.com/office/2006/documentManagement/types"/>
     <ds:schemaRef ds:uri="http://schemas.microsoft.com/office/infopath/2007/PartnerControls"/>
+    <ds:schemaRef ds:uri="http://schemas.openxmlformats.org/package/2006/metadata/core-properties"/>
+    <ds:schemaRef ds:uri="http://purl.org/dc/elements/1.1/"/>
+    <ds:schemaRef ds:uri="http://purl.org/dc/terms/"/>
+    <ds:schemaRef ds:uri="http://schemas.microsoft.com/internal/obd"/>
   </ds:schemaRefs>
 </ds:datastoreItem>
 </file>
@@ -4769,5 +5074,10 @@
 </file>
 
 <file path=customXml/itemProps3.xml><?xml version="1.0" encoding="utf-8"?>
-<ds:datastoreItem xmlns:ds="http://schemas.openxmlformats.org/officeDocument/2006/customXml" ds:itemID="{301D6F2F-890E-444C-8B93-AEAD8F2AEA52}"/>
+<ds:datastoreItem xmlns:ds="http://schemas.openxmlformats.org/officeDocument/2006/customXml" ds:itemID="{01788EE1-8FCC-4F6E-8E2F-796DBD9DF7BB}">
+  <ds:schemaRefs>
+    <ds:schemaRef ds:uri="http://schemas.microsoft.com/office/2006/metadata/properties"/>
+    <ds:schemaRef ds:uri="http://schemas.microsoft.com/office/infopath/2007/PartnerControls"/>
+  </ds:schemaRefs>
+</ds:datastoreItem>
 </file>